--- a/04-滤波电路/03-带通滤波/声表面波SAW滤波电路/声表面波SAW滤波电路.docx
+++ b/04-滤波电路/03-带通滤波/声表面波SAW滤波电路/声表面波SAW滤波电路.docx
@@ -1996,6 +1996,20 @@
     </w:p>
     <w:bookmarkEnd w:id="26"/>
     <w:bookmarkEnd w:id="27"/>
+    <w:p>
+      <w:pPr>
+        <w:spacing w:before="360"/>
+        <w:jc w:val="center"/>
+      </w:pPr>
+      <w:r>
+        <w:rPr>
+          <w:rFonts w:ascii="Times New Roman" w:hAnsi="Times New Roman"/>
+          <w:color w:val="555555"/>
+          <w:sz w:val="21"/>
+        </w:rPr>
+        <w:t>材料收集者：杜文杰</w:t>
+      </w:r>
+    </w:p>
     <w:sectPr>
       <w:headerReference r:id="rId9" w:type="default"/>
       <w:footerReference r:id="rId10" w:type="default"/>

--- a/04-滤波电路/03-带通滤波/声表面波SAW滤波电路/声表面波SAW滤波电路.docx
+++ b/04-滤波电路/03-带通滤波/声表面波SAW滤波电路/声表面波SAW滤波电路.docx
@@ -1,6 +1,6 @@
 
 <file path=word/document.xml><?xml version="1.0" encoding="utf-8"?>
-<w:document xmlns:w="http://schemas.openxmlformats.org/wordprocessingml/2006/main" xmlns:m="http://schemas.openxmlformats.org/officeDocument/2006/math" xmlns:r="http://schemas.openxmlformats.org/officeDocument/2006/relationships" xmlns:o="urn:schemas-microsoft-com:office:office" xmlns:v="urn:schemas-microsoft-com:vml" xmlns:w10="urn:schemas-microsoft-com:office:word" xmlns:a="http://schemas.openxmlformats.org/drawingml/2006/main" xmlns:pic="http://schemas.openxmlformats.org/drawingml/2006/picture" xmlns:wp="http://schemas.openxmlformats.org/drawingml/2006/wordprocessingDrawing">
+<w:document xmlns:m="http://schemas.openxmlformats.org/officeDocument/2006/math" xmlns:r="http://schemas.openxmlformats.org/officeDocument/2006/relationships" xmlns:w="http://schemas.openxmlformats.org/wordprocessingml/2006/main" xmlns:o="urn:schemas-microsoft-com:office:office" xmlns:v="urn:schemas-microsoft-com:vml" xmlns:w10="urn:schemas-microsoft-com:office:word" xmlns:a="http://schemas.openxmlformats.org/drawingml/2006/main" xmlns:pic="http://schemas.openxmlformats.org/drawingml/2006/picture" xmlns:wp="http://schemas.openxmlformats.org/drawingml/2006/wordprocessingDrawing">
   <w:body>
     <w:bookmarkStart w:id="27" w:name="声表面波-saw-滤波电路"/>
     <w:p>
@@ -9,16 +9,19 @@
       </w:pPr>
       <w:r>
         <w:rPr>
-          <w:rFonts w:hint="eastAsia"/>
+          <w:rFonts w:hint="eastAsia" w:eastAsia="黑体"/>
         </w:rPr>
         <w:t xml:space="preserve">声表面波</w:t>
       </w:r>
       <w:r>
+        <w:rPr>
+          <w:rFonts w:eastAsia="黑体"/>
+        </w:rPr>
         <w:t xml:space="preserve"> SAW </w:t>
       </w:r>
       <w:r>
         <w:rPr>
-          <w:rFonts w:hint="eastAsia"/>
+          <w:rFonts w:hint="eastAsia" w:eastAsia="黑体"/>
         </w:rPr>
         <w:t xml:space="preserve">滤波电路</w:t>
       </w:r>
@@ -30,7 +33,7 @@
       </w:pPr>
       <w:r>
         <w:rPr>
-          <w:rFonts w:hint="eastAsia"/>
+          <w:rFonts w:hint="eastAsia" w:eastAsia="黑体"/>
         </w:rPr>
         <w:t xml:space="preserve">拓扑描述</w:t>
       </w:r>
@@ -41,27 +44,33 @@
       </w:pPr>
       <w:r>
         <w:rPr>
-          <w:rFonts w:hint="eastAsia"/>
+          <w:rFonts w:hint="eastAsia" w:eastAsia="黑体"/>
         </w:rPr>
         <w:t xml:space="preserve">由</w:t>
       </w:r>
       <w:r>
+        <w:rPr>
+          <w:rFonts w:eastAsia="黑体"/>
+        </w:rPr>
         <w:t xml:space="preserve"> </w:t>
       </w:r>
       <w:r>
         <w:rPr>
-          <w:rFonts w:hint="eastAsia"/>
+          <w:rFonts w:hint="eastAsia" w:eastAsia="黑体"/>
           <w:b/>
           <w:bCs/>
         </w:rPr>
         <w:t xml:space="preserve">压电基片</w:t>
       </w:r>
       <w:r>
+        <w:rPr>
+          <w:rFonts w:eastAsia="黑体"/>
+        </w:rPr>
         <w:t xml:space="preserve">、</w:t>
       </w:r>
       <w:r>
         <w:rPr>
-          <w:rFonts w:hint="eastAsia"/>
+          <w:rFonts w:hint="eastAsia" w:eastAsia="黑体"/>
           <w:b/>
           <w:bCs/>
         </w:rPr>
@@ -69,6 +78,7 @@
       </w:r>
       <w:r>
         <w:rPr>
+          <w:rFonts w:eastAsia="黑体"/>
           <w:b/>
           <w:bCs/>
         </w:rPr>
@@ -76,27 +86,33 @@
       </w:r>
       <w:r>
         <w:rPr>
-          <w:rFonts w:hint="eastAsia"/>
+          <w:rFonts w:hint="eastAsia" w:eastAsia="黑体"/>
           <w:b/>
           <w:bCs/>
         </w:rPr>
         <w:t xml:space="preserve">IDT）</w:t>
       </w:r>
       <w:r>
+        <w:rPr>
+          <w:rFonts w:eastAsia="黑体"/>
+        </w:rPr>
         <w:t xml:space="preserve"> </w:t>
       </w:r>
       <w:r>
         <w:rPr>
-          <w:rFonts w:hint="eastAsia"/>
+          <w:rFonts w:hint="eastAsia" w:eastAsia="黑体"/>
         </w:rPr>
         <w:t xml:space="preserve">与</w:t>
       </w:r>
       <w:r>
+        <w:rPr>
+          <w:rFonts w:eastAsia="黑体"/>
+        </w:rPr>
         <w:t xml:space="preserve"> </w:t>
       </w:r>
       <w:r>
         <w:rPr>
-          <w:rFonts w:hint="eastAsia"/>
+          <w:rFonts w:hint="eastAsia" w:eastAsia="黑体"/>
           <w:b/>
           <w:bCs/>
         </w:rPr>
@@ -104,6 +120,7 @@
       </w:r>
       <w:r>
         <w:rPr>
+          <w:rFonts w:eastAsia="黑体"/>
           <w:b/>
           <w:bCs/>
         </w:rPr>
@@ -111,33 +128,39 @@
       </w:r>
       <w:r>
         <w:rPr>
-          <w:rFonts w:hint="eastAsia"/>
+          <w:rFonts w:hint="eastAsia" w:eastAsia="黑体"/>
           <w:b/>
           <w:bCs/>
         </w:rPr>
         <w:t xml:space="preserve">IDT）</w:t>
       </w:r>
       <w:r>
+        <w:rPr>
+          <w:rFonts w:eastAsia="黑体"/>
+        </w:rPr>
         <w:t xml:space="preserve"> </w:t>
       </w:r>
       <w:r>
         <w:rPr>
-          <w:rFonts w:hint="eastAsia"/>
+          <w:rFonts w:hint="eastAsia" w:eastAsia="黑体"/>
         </w:rPr>
         <w:t xml:space="preserve">组成的声表面波带通滤波器。电路共有</w:t>
       </w:r>
       <w:r>
+        <w:rPr>
+          <w:rFonts w:eastAsia="黑体"/>
+        </w:rPr>
         <w:t xml:space="preserve"> 4 </w:t>
       </w:r>
       <w:r>
         <w:rPr>
-          <w:rFonts w:hint="eastAsia"/>
+          <w:rFonts w:hint="eastAsia" w:eastAsia="黑体"/>
         </w:rPr>
         <w:t xml:space="preserve">个关键节点：</w:t>
       </w:r>
       <w:r>
         <w:rPr>
-          <w:rFonts w:hint="eastAsia"/>
+          <w:rFonts w:hint="eastAsia" w:eastAsia="黑体"/>
           <w:b/>
           <w:bCs/>
         </w:rPr>
@@ -145,6 +168,7 @@
       </w:r>
       <w:r>
         <w:rPr>
+          <w:rFonts w:eastAsia="黑体"/>
           <w:b/>
           <w:bCs/>
         </w:rPr>
@@ -152,7 +176,7 @@
       </w:r>
       <w:r>
         <w:rPr>
-          <w:rFonts w:hint="eastAsia"/>
+          <w:rFonts w:hint="eastAsia" w:eastAsia="黑体"/>
           <w:b/>
           <w:bCs/>
         </w:rPr>
@@ -160,11 +184,14 @@
       </w:r>
       <w:r>
         <w:rPr>
-          <w:rFonts w:hint="eastAsia"/>
+          <w:rFonts w:hint="eastAsia" w:eastAsia="黑体"/>
         </w:rPr>
         <w:t xml:space="preserve">（射频信号源</w:t>
       </w:r>
       <w:r>
+        <w:rPr>
+          <w:rFonts w:eastAsia="黑体"/>
+        </w:rPr>
         <w:t xml:space="preserve"> </w:t>
       </w:r>
       <m:oMath>
@@ -185,26 +212,32 @@
         </m:sSub>
       </m:oMath>
       <w:r>
+        <w:rPr>
+          <w:rFonts w:eastAsia="黑体"/>
+        </w:rPr>
         <w:t xml:space="preserve"> </w:t>
       </w:r>
       <w:r>
         <w:rPr>
-          <w:rFonts w:hint="eastAsia"/>
+          <w:rFonts w:hint="eastAsia" w:eastAsia="黑体"/>
         </w:rPr>
         <w:t xml:space="preserve">正端与输入</w:t>
       </w:r>
       <w:r>
+        <w:rPr>
+          <w:rFonts w:eastAsia="黑体"/>
+        </w:rPr>
         <w:t xml:space="preserve"> IDT </w:t>
       </w:r>
       <w:r>
         <w:rPr>
-          <w:rFonts w:hint="eastAsia"/>
+          <w:rFonts w:hint="eastAsia" w:eastAsia="黑体"/>
         </w:rPr>
         <w:t xml:space="preserve">的信号电极相连）；</w:t>
       </w:r>
       <w:r>
         <w:rPr>
-          <w:rFonts w:hint="eastAsia"/>
+          <w:rFonts w:hint="eastAsia" w:eastAsia="黑体"/>
           <w:b/>
           <w:bCs/>
         </w:rPr>
@@ -212,6 +245,7 @@
       </w:r>
       <w:r>
         <w:rPr>
+          <w:rFonts w:eastAsia="黑体"/>
           <w:b/>
           <w:bCs/>
         </w:rPr>
@@ -219,7 +253,7 @@
       </w:r>
       <w:r>
         <w:rPr>
-          <w:rFonts w:hint="eastAsia"/>
+          <w:rFonts w:hint="eastAsia" w:eastAsia="黑体"/>
           <w:b/>
           <w:bCs/>
         </w:rPr>
@@ -227,31 +261,37 @@
       </w:r>
       <w:r>
         <w:rPr>
-          <w:rFonts w:hint="eastAsia"/>
+          <w:rFonts w:hint="eastAsia" w:eastAsia="黑体"/>
         </w:rPr>
         <w:t xml:space="preserve">（输入</w:t>
       </w:r>
       <w:r>
+        <w:rPr>
+          <w:rFonts w:eastAsia="黑体"/>
+        </w:rPr>
         <w:t xml:space="preserve"> IDT </w:t>
       </w:r>
       <w:r>
         <w:rPr>
-          <w:rFonts w:hint="eastAsia"/>
+          <w:rFonts w:hint="eastAsia" w:eastAsia="黑体"/>
         </w:rPr>
         <w:t xml:space="preserve">的公共电极接</w:t>
       </w:r>
       <w:r>
+        <w:rPr>
+          <w:rFonts w:eastAsia="黑体"/>
+        </w:rPr>
         <w:t xml:space="preserve"> </w:t>
       </w:r>
       <w:r>
         <w:rPr>
-          <w:rFonts w:hint="eastAsia"/>
+          <w:rFonts w:hint="eastAsia" w:eastAsia="黑体"/>
         </w:rPr>
         <w:t xml:space="preserve">GND）；</w:t>
       </w:r>
       <w:r>
         <w:rPr>
-          <w:rFonts w:hint="eastAsia"/>
+          <w:rFonts w:hint="eastAsia" w:eastAsia="黑体"/>
           <w:b/>
           <w:bCs/>
         </w:rPr>
@@ -259,6 +299,7 @@
       </w:r>
       <w:r>
         <w:rPr>
+          <w:rFonts w:eastAsia="黑体"/>
           <w:b/>
           <w:bCs/>
         </w:rPr>
@@ -266,7 +307,7 @@
       </w:r>
       <w:r>
         <w:rPr>
-          <w:rFonts w:hint="eastAsia"/>
+          <w:rFonts w:hint="eastAsia" w:eastAsia="黑体"/>
           <w:b/>
           <w:bCs/>
         </w:rPr>
@@ -274,20 +315,26 @@
       </w:r>
       <w:r>
         <w:rPr>
-          <w:rFonts w:hint="eastAsia"/>
+          <w:rFonts w:hint="eastAsia" w:eastAsia="黑体"/>
         </w:rPr>
         <w:t xml:space="preserve">（输出</w:t>
       </w:r>
       <w:r>
+        <w:rPr>
+          <w:rFonts w:eastAsia="黑体"/>
+        </w:rPr>
         <w:t xml:space="preserve"> IDT </w:t>
       </w:r>
       <w:r>
         <w:rPr>
-          <w:rFonts w:hint="eastAsia"/>
+          <w:rFonts w:hint="eastAsia" w:eastAsia="黑体"/>
         </w:rPr>
         <w:t xml:space="preserve">的信号电极作为输出</w:t>
       </w:r>
       <w:r>
+        <w:rPr>
+          <w:rFonts w:eastAsia="黑体"/>
+        </w:rPr>
         <w:t xml:space="preserve"> </w:t>
       </w:r>
       <m:oMath>
@@ -312,13 +359,13 @@
       </m:oMath>
       <w:r>
         <w:rPr>
-          <w:rFonts w:hint="eastAsia"/>
+          <w:rFonts w:hint="eastAsia" w:eastAsia="黑体"/>
         </w:rPr>
         <w:t xml:space="preserve">）；</w:t>
       </w:r>
       <w:r>
         <w:rPr>
-          <w:rFonts w:hint="eastAsia"/>
+          <w:rFonts w:hint="eastAsia" w:eastAsia="黑体"/>
           <w:b/>
           <w:bCs/>
         </w:rPr>
@@ -326,6 +373,7 @@
       </w:r>
       <w:r>
         <w:rPr>
+          <w:rFonts w:eastAsia="黑体"/>
           <w:b/>
           <w:bCs/>
         </w:rPr>
@@ -333,7 +381,7 @@
       </w:r>
       <w:r>
         <w:rPr>
-          <w:rFonts w:hint="eastAsia"/>
+          <w:rFonts w:hint="eastAsia" w:eastAsia="黑体"/>
           <w:b/>
           <w:bCs/>
         </w:rPr>
@@ -341,34 +389,43 @@
       </w:r>
       <w:r>
         <w:rPr>
-          <w:rFonts w:hint="eastAsia"/>
+          <w:rFonts w:hint="eastAsia" w:eastAsia="黑体"/>
         </w:rPr>
         <w:t xml:space="preserve">（输出</w:t>
       </w:r>
       <w:r>
+        <w:rPr>
+          <w:rFonts w:eastAsia="黑体"/>
+        </w:rPr>
         <w:t xml:space="preserve"> IDT </w:t>
       </w:r>
       <w:r>
         <w:rPr>
-          <w:rFonts w:hint="eastAsia"/>
+          <w:rFonts w:hint="eastAsia" w:eastAsia="黑体"/>
         </w:rPr>
         <w:t xml:space="preserve">的公共电极接</w:t>
       </w:r>
       <w:r>
+        <w:rPr>
+          <w:rFonts w:eastAsia="黑体"/>
+        </w:rPr>
         <w:t xml:space="preserve"> </w:t>
       </w:r>
       <w:r>
         <w:rPr>
-          <w:rFonts w:hint="eastAsia"/>
+          <w:rFonts w:hint="eastAsia" w:eastAsia="黑体"/>
         </w:rPr>
         <w:t xml:space="preserve">GND）；输入、输出两个公共电极共同归并到</w:t>
       </w:r>
       <w:r>
+        <w:rPr>
+          <w:rFonts w:eastAsia="黑体"/>
+        </w:rPr>
         <w:t xml:space="preserve"> </w:t>
       </w:r>
       <w:r>
         <w:rPr>
-          <w:rFonts w:hint="eastAsia"/>
+          <w:rFonts w:hint="eastAsia" w:eastAsia="黑体"/>
           <w:b/>
           <w:bCs/>
         </w:rPr>
@@ -376,12 +433,16 @@
       </w:r>
       <w:r>
         <w:rPr>
+          <w:rFonts w:eastAsia="黑体"/>
           <w:b/>
           <w:bCs/>
         </w:rPr>
         <w:t xml:space="preserve"> GND</w:t>
       </w:r>
       <w:r>
+        <w:rPr>
+          <w:rFonts w:eastAsia="黑体"/>
+        </w:rPr>
         <w:t xml:space="preserve">。</w:t>
       </w:r>
     </w:p>
@@ -389,61 +450,79 @@
       <w:pPr/>
       <w:r>
         <w:rPr>
-          <w:rFonts w:hint="eastAsia"/>
+          <w:rFonts w:hint="eastAsia" w:eastAsia="黑体"/>
         </w:rPr>
         <w:t xml:space="preserve">各端口管脚连接：输入</w:t>
       </w:r>
       <w:r>
+        <w:rPr>
+          <w:rFonts w:eastAsia="黑体"/>
+        </w:rPr>
         <w:t xml:space="preserve"> IDT </w:t>
       </w:r>
       <w:r>
         <w:rPr>
-          <w:rFonts w:hint="eastAsia"/>
+          <w:rFonts w:hint="eastAsia" w:eastAsia="黑体"/>
         </w:rPr>
         <w:t xml:space="preserve">的信号电极接输入节点、公共电极接输入地节点（GND）；输出</w:t>
       </w:r>
       <w:r>
+        <w:rPr>
+          <w:rFonts w:eastAsia="黑体"/>
+        </w:rPr>
         <w:t xml:space="preserve"> IDT </w:t>
       </w:r>
       <w:r>
         <w:rPr>
-          <w:rFonts w:hint="eastAsia"/>
+          <w:rFonts w:hint="eastAsia" w:eastAsia="黑体"/>
         </w:rPr>
         <w:t xml:space="preserve">的信号电极接输出节点、公共电极接输出地节点（GND）；两</w:t>
       </w:r>
       <w:r>
+        <w:rPr>
+          <w:rFonts w:eastAsia="黑体"/>
+        </w:rPr>
         <w:t xml:space="preserve"> IDT </w:t>
       </w:r>
       <w:r>
         <w:rPr>
-          <w:rFonts w:hint="eastAsia"/>
+          <w:rFonts w:hint="eastAsia" w:eastAsia="黑体"/>
         </w:rPr>
         <w:t xml:space="preserve">的公共电极经公共地节点</w:t>
       </w:r>
       <w:r>
+        <w:rPr>
+          <w:rFonts w:eastAsia="黑体"/>
+        </w:rPr>
         <w:t xml:space="preserve"> GND </w:t>
       </w:r>
       <w:r>
         <w:rPr>
-          <w:rFonts w:hint="eastAsia"/>
+          <w:rFonts w:hint="eastAsia" w:eastAsia="黑体"/>
         </w:rPr>
         <w:t xml:space="preserve">连通。基片作为声波传播介质，在输入</w:t>
       </w:r>
       <w:r>
+        <w:rPr>
+          <w:rFonts w:eastAsia="黑体"/>
+        </w:rPr>
         <w:t xml:space="preserve"> IDT </w:t>
       </w:r>
       <w:r>
         <w:rPr>
-          <w:rFonts w:hint="eastAsia"/>
+          <w:rFonts w:hint="eastAsia" w:eastAsia="黑体"/>
         </w:rPr>
         <w:t xml:space="preserve">经压电效应把电信号转为声表面波、在输出</w:t>
       </w:r>
       <w:r>
+        <w:rPr>
+          <w:rFonts w:eastAsia="黑体"/>
+        </w:rPr>
         <w:t xml:space="preserve"> IDT </w:t>
       </w:r>
       <w:r>
         <w:rPr>
-          <w:rFonts w:hint="eastAsia"/>
+          <w:rFonts w:hint="eastAsia" w:eastAsia="黑体"/>
         </w:rPr>
         <w:t xml:space="preserve">又把声波转回电信号。</w:t>
       </w:r>
@@ -452,38 +531,50 @@
       <w:pPr/>
       <w:r>
         <w:rPr>
-          <w:rFonts w:hint="eastAsia"/>
+          <w:rFonts w:hint="eastAsia" w:eastAsia="黑体"/>
         </w:rPr>
         <w:t xml:space="preserve">由此构成”输入</w:t>
       </w:r>
       <w:r>
+        <w:rPr>
+          <w:rFonts w:eastAsia="黑体"/>
+        </w:rPr>
         <w:t xml:space="preserve"> IDT → </w:t>
       </w:r>
       <w:r>
         <w:rPr>
-          <w:rFonts w:hint="eastAsia"/>
+          <w:rFonts w:hint="eastAsia" w:eastAsia="黑体"/>
         </w:rPr>
         <w:t xml:space="preserve">声表面波在基片表面传播</w:t>
       </w:r>
       <w:r>
+        <w:rPr>
+          <w:rFonts w:eastAsia="黑体"/>
+        </w:rPr>
         <w:t xml:space="preserve"> → </w:t>
       </w:r>
       <w:r>
         <w:rPr>
-          <w:rFonts w:hint="eastAsia"/>
+          <w:rFonts w:hint="eastAsia" w:eastAsia="黑体"/>
         </w:rPr>
         <w:t xml:space="preserve">输出</w:t>
       </w:r>
       <w:r>
+        <w:rPr>
+          <w:rFonts w:eastAsia="黑体"/>
+        </w:rPr>
         <w:t xml:space="preserve"> </w:t>
       </w:r>
       <w:r>
         <w:rPr>
-          <w:rFonts w:hint="eastAsia"/>
+          <w:rFonts w:hint="eastAsia" w:eastAsia="黑体"/>
         </w:rPr>
         <w:t xml:space="preserve">IDT”的压电声表面波带通组态，中心频率由指间距</w:t>
       </w:r>
       <w:r>
+        <w:rPr>
+          <w:rFonts w:eastAsia="黑体"/>
+        </w:rPr>
         <w:t xml:space="preserve"> </w:t>
       </w:r>
       <m:oMath>
@@ -492,15 +583,21 @@
         </m:r>
       </m:oMath>
       <w:r>
+        <w:rPr>
+          <w:rFonts w:eastAsia="黑体"/>
+        </w:rPr>
         <w:t xml:space="preserve"> </w:t>
       </w:r>
       <w:r>
         <w:rPr>
-          <w:rFonts w:hint="eastAsia"/>
+          <w:rFonts w:hint="eastAsia" w:eastAsia="黑体"/>
         </w:rPr>
         <w:t xml:space="preserve">与声速</w:t>
       </w:r>
       <w:r>
+        <w:rPr>
+          <w:rFonts w:eastAsia="黑体"/>
+        </w:rPr>
         <w:t xml:space="preserve"> </w:t>
       </w:r>
       <m:oMath>
@@ -518,11 +615,14 @@
         </m:sSub>
       </m:oMath>
       <w:r>
+        <w:rPr>
+          <w:rFonts w:eastAsia="黑体"/>
+        </w:rPr>
         <w:t xml:space="preserve"> </w:t>
       </w:r>
       <w:r>
         <w:rPr>
-          <w:rFonts w:hint="eastAsia"/>
+          <w:rFonts w:hint="eastAsia" w:eastAsia="黑体"/>
         </w:rPr>
         <w:t xml:space="preserve">决定（</w:t>
       </w:r>
@@ -584,7 +684,7 @@
       </m:oMath>
       <w:r>
         <w:rPr>
-          <w:rFonts w:hint="eastAsia"/>
+          <w:rFonts w:hint="eastAsia" w:eastAsia="黑体"/>
         </w:rPr>
         <w:t xml:space="preserve">），带宽由指对数等结构决定，适合高频、宽带宽选频。</w:t>
       </w:r>
@@ -597,7 +697,7 @@
       </w:pPr>
       <w:r>
         <w:rPr>
-          <w:rFonts w:hint="eastAsia"/>
+          <w:rFonts w:hint="eastAsia" w:eastAsia="黑体"/>
         </w:rPr>
         <w:t xml:space="preserve">工作原理</w:t>
       </w:r>
@@ -608,34 +708,43 @@
       </w:pPr>
       <w:r>
         <w:rPr>
-          <w:rFonts w:hint="eastAsia"/>
+          <w:rFonts w:hint="eastAsia" w:eastAsia="黑体"/>
         </w:rPr>
         <w:t xml:space="preserve">输入</w:t>
       </w:r>
       <w:r>
+        <w:rPr>
+          <w:rFonts w:eastAsia="黑体"/>
+        </w:rPr>
         <w:t xml:space="preserve"> IDT </w:t>
       </w:r>
       <w:r>
         <w:rPr>
-          <w:rFonts w:hint="eastAsia"/>
+          <w:rFonts w:hint="eastAsia" w:eastAsia="黑体"/>
         </w:rPr>
         <w:t xml:space="preserve">把电信号转换为声表面波，声波以约数千</w:t>
       </w:r>
       <w:r>
+        <w:rPr>
+          <w:rFonts w:eastAsia="黑体"/>
+        </w:rPr>
         <w:t xml:space="preserve"> m/s </w:t>
       </w:r>
       <w:r>
         <w:rPr>
-          <w:rFonts w:hint="eastAsia"/>
+          <w:rFonts w:hint="eastAsia" w:eastAsia="黑体"/>
         </w:rPr>
         <w:t xml:space="preserve">的速度在基片表面传播，到达输出</w:t>
       </w:r>
       <w:r>
+        <w:rPr>
+          <w:rFonts w:eastAsia="黑体"/>
+        </w:rPr>
         <w:t xml:space="preserve"> IDT </w:t>
       </w:r>
       <w:r>
         <w:rPr>
-          <w:rFonts w:hint="eastAsia"/>
+          <w:rFonts w:hint="eastAsia" w:eastAsia="黑体"/>
         </w:rPr>
         <w:t xml:space="preserve">后再转换回电信号。只有满足声波长与指间距匹配的频率才能有效耦合，从而形成带通响应；声波传播引入的时延与多指结构决定频率与带宽。</w:t>
       </w:r>
@@ -648,7 +757,7 @@
       </w:pPr>
       <w:r>
         <w:rPr>
-          <w:rFonts w:hint="eastAsia"/>
+          <w:rFonts w:hint="eastAsia" w:eastAsia="黑体"/>
         </w:rPr>
         <w:t xml:space="preserve">关键计算公式</w:t>
       </w:r>
@@ -662,7 +771,7 @@
       </w:pPr>
       <w:r>
         <w:rPr>
-          <w:rFonts w:hint="eastAsia"/>
+          <w:rFonts w:hint="eastAsia" w:eastAsia="黑体"/>
         </w:rPr>
         <w:t xml:space="preserve">中心频率（由指间距与声速决定）：</w:t>
       </w:r>
@@ -764,7 +873,7 @@
       </w:pPr>
       <w:r>
         <w:rPr>
-          <w:rFonts w:hint="eastAsia"/>
+          <w:rFonts w:hint="eastAsia" w:eastAsia="黑体"/>
         </w:rPr>
         <w:t xml:space="preserve">带宽（与换能器指对数/结构相关，经验式）：</w:t>
       </w:r>
@@ -836,7 +945,7 @@
       </w:pPr>
       <w:r>
         <w:rPr>
-          <w:rFonts w:hint="eastAsia"/>
+          <w:rFonts w:hint="eastAsia" w:eastAsia="黑体"/>
         </w:rPr>
         <w:t xml:space="preserve">插入损耗（典型值范围）：</w:t>
       </w:r>
@@ -919,7 +1028,7 @@
             </w:pPr>
             <w:r>
               <w:rPr>
-                <w:rFonts w:hint="eastAsia"/>
+                <w:rFonts w:hint="eastAsia" w:eastAsia="黑体"/>
               </w:rPr>
               <w:t xml:space="preserve">符号</w:t>
             </w:r>
@@ -933,7 +1042,7 @@
             </w:pPr>
             <w:r>
               <w:rPr>
-                <w:rFonts w:hint="eastAsia"/>
+                <w:rFonts w:hint="eastAsia" w:eastAsia="黑体"/>
               </w:rPr>
               <w:t xml:space="preserve">含义</w:t>
             </w:r>
@@ -947,7 +1056,7 @@
             </w:pPr>
             <w:r>
               <w:rPr>
-                <w:rFonts w:hint="eastAsia"/>
+                <w:rFonts w:hint="eastAsia" w:eastAsia="黑体"/>
               </w:rPr>
               <w:t xml:space="preserve">单位</w:t>
             </w:r>
@@ -976,6 +1085,9 @@
               </m:sSub>
             </m:oMath>
             <w:r>
+              <w:rPr>
+                <w:rFonts w:eastAsia="黑体"/>
+              </w:rPr>
               <w:t xml:space="preserve">​</w:t>
             </w:r>
           </w:p>
@@ -988,7 +1100,7 @@
             </w:pPr>
             <w:r>
               <w:rPr>
-                <w:rFonts w:hint="eastAsia"/>
+                <w:rFonts w:hint="eastAsia" w:eastAsia="黑体"/>
               </w:rPr>
               <w:t xml:space="preserve">声表面波速度</w:t>
             </w:r>
@@ -1001,6 +1113,9 @@
               <w:pStyle w:val="Compact"/>
             </w:pPr>
             <w:r>
+              <w:rPr>
+                <w:rFonts w:eastAsia="黑体"/>
+              </w:rPr>
               <w:t xml:space="preserve">m/s</w:t>
             </w:r>
           </w:p>
@@ -1019,6 +1134,9 @@
               </m:r>
             </m:oMath>
             <w:r>
+              <w:rPr>
+                <w:rFonts w:eastAsia="黑体"/>
+              </w:rPr>
               <w:t xml:space="preserve">​</w:t>
             </w:r>
           </w:p>
@@ -1031,7 +1149,7 @@
             </w:pPr>
             <w:r>
               <w:rPr>
-                <w:rFonts w:hint="eastAsia"/>
+                <w:rFonts w:hint="eastAsia" w:eastAsia="黑体"/>
               </w:rPr>
               <w:t xml:space="preserve">声波长</w:t>
             </w:r>
@@ -1044,6 +1162,9 @@
               <w:pStyle w:val="Compact"/>
             </w:pPr>
             <w:r>
+              <w:rPr>
+                <w:rFonts w:eastAsia="黑体"/>
+              </w:rPr>
               <w:t xml:space="preserve">m</w:t>
             </w:r>
           </w:p>
@@ -1062,6 +1183,9 @@
               </m:r>
             </m:oMath>
             <w:r>
+              <w:rPr>
+                <w:rFonts w:eastAsia="黑体"/>
+              </w:rPr>
               <w:t xml:space="preserve">​</w:t>
             </w:r>
           </w:p>
@@ -1074,7 +1198,7 @@
             </w:pPr>
             <w:r>
               <w:rPr>
-                <w:rFonts w:hint="eastAsia"/>
+                <w:rFonts w:hint="eastAsia" w:eastAsia="黑体"/>
               </w:rPr>
               <w:t xml:space="preserve">相邻指（同相位）间距</w:t>
             </w:r>
@@ -1087,6 +1211,9 @@
               <w:pStyle w:val="Compact"/>
             </w:pPr>
             <w:r>
+              <w:rPr>
+                <w:rFonts w:eastAsia="黑体"/>
+              </w:rPr>
               <w:t xml:space="preserve">m</w:t>
             </w:r>
           </w:p>
@@ -1114,6 +1241,9 @@
               </m:sSub>
             </m:oMath>
             <w:r>
+              <w:rPr>
+                <w:rFonts w:eastAsia="黑体"/>
+              </w:rPr>
               <w:t xml:space="preserve">​</w:t>
             </w:r>
           </w:p>
@@ -1126,7 +1256,7 @@
             </w:pPr>
             <w:r>
               <w:rPr>
-                <w:rFonts w:hint="eastAsia"/>
+                <w:rFonts w:hint="eastAsia" w:eastAsia="黑体"/>
               </w:rPr>
               <w:t xml:space="preserve">中心频率</w:t>
             </w:r>
@@ -1139,6 +1269,9 @@
               <w:pStyle w:val="Compact"/>
             </w:pPr>
             <w:r>
+              <w:rPr>
+                <w:rFonts w:eastAsia="黑体"/>
+              </w:rPr>
               <w:t xml:space="preserve">Hz</w:t>
             </w:r>
           </w:p>
@@ -1160,6 +1293,9 @@
               </m:r>
             </m:oMath>
             <w:r>
+              <w:rPr>
+                <w:rFonts w:eastAsia="黑体"/>
+              </w:rPr>
               <w:t xml:space="preserve">​</w:t>
             </w:r>
           </w:p>
@@ -1172,7 +1308,7 @@
             </w:pPr>
             <w:r>
               <w:rPr>
-                <w:rFonts w:hint="eastAsia"/>
+                <w:rFonts w:hint="eastAsia" w:eastAsia="黑体"/>
               </w:rPr>
               <w:t xml:space="preserve">带宽</w:t>
             </w:r>
@@ -1185,6 +1321,9 @@
               <w:pStyle w:val="Compact"/>
             </w:pPr>
             <w:r>
+              <w:rPr>
+                <w:rFonts w:eastAsia="黑体"/>
+              </w:rPr>
               <w:t xml:space="preserve">Hz</w:t>
             </w:r>
           </w:p>
@@ -1212,6 +1351,9 @@
               </m:sSub>
             </m:oMath>
             <w:r>
+              <w:rPr>
+                <w:rFonts w:eastAsia="黑体"/>
+              </w:rPr>
               <w:t xml:space="preserve">​</w:t>
             </w:r>
           </w:p>
@@ -1224,7 +1366,7 @@
             </w:pPr>
             <w:r>
               <w:rPr>
-                <w:rFonts w:hint="eastAsia"/>
+                <w:rFonts w:hint="eastAsia" w:eastAsia="黑体"/>
               </w:rPr>
               <w:t xml:space="preserve">等效指对数</w:t>
             </w:r>
@@ -1238,7 +1380,7 @@
             </w:pPr>
             <w:r>
               <w:rPr>
-                <w:rFonts w:hint="eastAsia"/>
+                <w:rFonts w:hint="eastAsia" w:eastAsia="黑体"/>
               </w:rPr>
               <w:t xml:space="preserve">无量纲</w:t>
             </w:r>
@@ -1261,6 +1403,9 @@
               </m:r>
             </m:oMath>
             <w:r>
+              <w:rPr>
+                <w:rFonts w:eastAsia="黑体"/>
+              </w:rPr>
               <w:t xml:space="preserve">​</w:t>
             </w:r>
           </w:p>
@@ -1273,7 +1418,7 @@
             </w:pPr>
             <w:r>
               <w:rPr>
-                <w:rFonts w:hint="eastAsia"/>
+                <w:rFonts w:hint="eastAsia" w:eastAsia="黑体"/>
               </w:rPr>
               <w:t xml:space="preserve">插入损耗</w:t>
             </w:r>
@@ -1286,6 +1431,9 @@
               <w:pStyle w:val="Compact"/>
             </w:pPr>
             <w:r>
+              <w:rPr>
+                <w:rFonts w:eastAsia="黑体"/>
+              </w:rPr>
               <w:t xml:space="preserve">dB</w:t>
             </w:r>
           </w:p>
@@ -1300,7 +1448,7 @@
       </w:pPr>
       <w:r>
         <w:rPr>
-          <w:rFonts w:hint="eastAsia"/>
+          <w:rFonts w:hint="eastAsia" w:eastAsia="黑体"/>
         </w:rPr>
         <w:t xml:space="preserve">元件调整影响</w:t>
       </w:r>
@@ -1315,7 +1463,7 @@
       </w:pPr>
       <w:r>
         <w:rPr>
-          <w:rFonts w:hint="eastAsia"/>
+          <w:rFonts w:hint="eastAsia" w:eastAsia="黑体"/>
           <w:b/>
           <w:bCs/>
         </w:rPr>
@@ -1323,6 +1471,7 @@
       </w:r>
       <w:r>
         <w:rPr>
+          <w:rFonts w:eastAsia="黑体"/>
           <w:b/>
           <w:bCs/>
         </w:rPr>
@@ -1335,6 +1484,7 @@
       </m:oMath>
       <w:r>
         <w:rPr>
+          <w:rFonts w:eastAsia="黑体"/>
           <w:b/>
           <w:bCs/>
         </w:rPr>
@@ -1342,19 +1492,28 @@
       </w:r>
       <w:r>
         <w:rPr>
-          <w:rFonts w:hint="eastAsia"/>
+          <w:rFonts w:hint="eastAsia" w:eastAsia="黑体"/>
           <w:b/>
           <w:bCs/>
         </w:rPr>
         <w:t xml:space="preserve">减小</w:t>
       </w:r>
       <w:r>
+        <w:rPr>
+          <w:rFonts w:eastAsia="黑体"/>
+        </w:rPr>
         <w:t xml:space="preserve"> </w:t>
       </w:r>
       <w:r>
+        <w:rPr>
+          <w:rFonts w:eastAsia="黑体"/>
+        </w:rPr>
         <w:t xml:space="preserve">→</w:t>
       </w:r>
       <w:r>
+        <w:rPr>
+          <w:rFonts w:eastAsia="黑体"/>
+        </w:rPr>
         <w:t xml:space="preserve"> </w:t>
       </w:r>
       <m:oMath>
@@ -1372,11 +1531,14 @@
         </m:sSub>
       </m:oMath>
       <w:r>
+        <w:rPr>
+          <w:rFonts w:eastAsia="黑体"/>
+        </w:rPr>
         <w:t xml:space="preserve"> </w:t>
       </w:r>
       <w:r>
         <w:rPr>
-          <w:rFonts w:hint="eastAsia"/>
+          <w:rFonts w:hint="eastAsia" w:eastAsia="黑体"/>
         </w:rPr>
         <w:t xml:space="preserve">升高（与基片光刻精度相关）。</w:t>
       </w:r>
@@ -1391,21 +1553,27 @@
       </w:pPr>
       <w:r>
         <w:rPr>
-          <w:rFonts w:hint="eastAsia"/>
+          <w:rFonts w:hint="eastAsia" w:eastAsia="黑体"/>
           <w:b/>
           <w:bCs/>
         </w:rPr>
         <w:t xml:space="preserve">叉指对数增多</w:t>
       </w:r>
       <w:r>
+        <w:rPr>
+          <w:rFonts w:eastAsia="黑体"/>
+        </w:rPr>
         <w:t xml:space="preserve"> </w:t>
       </w:r>
       <w:r>
+        <w:rPr>
+          <w:rFonts w:eastAsia="黑体"/>
+        </w:rPr>
         <w:t xml:space="preserve">→ </w:t>
       </w:r>
       <w:r>
         <w:rPr>
-          <w:rFonts w:hint="eastAsia"/>
+          <w:rFonts w:hint="eastAsia" w:eastAsia="黑体"/>
         </w:rPr>
         <w:t xml:space="preserve">带宽变窄、带外抑制增强，但插入损耗可能增大。</w:t>
       </w:r>
@@ -1420,21 +1588,27 @@
       </w:pPr>
       <w:r>
         <w:rPr>
-          <w:rFonts w:hint="eastAsia"/>
+          <w:rFonts w:hint="eastAsia" w:eastAsia="黑体"/>
           <w:b/>
           <w:bCs/>
         </w:rPr>
         <w:t xml:space="preserve">指条加权（apodization）改变</w:t>
       </w:r>
       <w:r>
+        <w:rPr>
+          <w:rFonts w:eastAsia="黑体"/>
+        </w:rPr>
         <w:t xml:space="preserve"> </w:t>
       </w:r>
       <w:r>
+        <w:rPr>
+          <w:rFonts w:eastAsia="黑体"/>
+        </w:rPr>
         <w:t xml:space="preserve">→ </w:t>
       </w:r>
       <w:r>
         <w:rPr>
-          <w:rFonts w:hint="eastAsia"/>
+          <w:rFonts w:hint="eastAsia" w:eastAsia="黑体"/>
         </w:rPr>
         <w:t xml:space="preserve">调节通带纹波与矩形系数。</w:t>
       </w:r>
@@ -1449,21 +1623,27 @@
       </w:pPr>
       <w:r>
         <w:rPr>
-          <w:rFonts w:hint="eastAsia"/>
+          <w:rFonts w:hint="eastAsia" w:eastAsia="黑体"/>
           <w:b/>
           <w:bCs/>
         </w:rPr>
         <w:t xml:space="preserve">基片材料更换（石英→钽酸锂）</w:t>
       </w:r>
       <w:r>
+        <w:rPr>
+          <w:rFonts w:eastAsia="黑体"/>
+        </w:rPr>
         <w:t xml:space="preserve"> </w:t>
       </w:r>
       <w:r>
+        <w:rPr>
+          <w:rFonts w:eastAsia="黑体"/>
+        </w:rPr>
         <w:t xml:space="preserve">→ </w:t>
       </w:r>
       <w:r>
         <w:rPr>
-          <w:rFonts w:hint="eastAsia"/>
+          <w:rFonts w:hint="eastAsia" w:eastAsia="黑体"/>
         </w:rPr>
         <w:t xml:space="preserve">温度系数与带宽特性改变。</w:t>
       </w:r>
@@ -1476,7 +1656,7 @@
       </w:pPr>
       <w:r>
         <w:rPr>
-          <w:rFonts w:hint="eastAsia"/>
+          <w:rFonts w:hint="eastAsia" w:eastAsia="黑体"/>
         </w:rPr>
         <w:t xml:space="preserve">典型参数示例</w:t>
       </w:r>
@@ -1491,11 +1671,14 @@
       </w:pPr>
       <w:r>
         <w:rPr>
-          <w:rFonts w:hint="eastAsia"/>
+          <w:rFonts w:hint="eastAsia" w:eastAsia="黑体"/>
         </w:rPr>
         <w:t xml:space="preserve">钽酸锂基片</w:t>
       </w:r>
       <w:r>
+        <w:rPr>
+          <w:rFonts w:eastAsia="黑体"/>
+        </w:rPr>
         <w:t xml:space="preserve"> </w:t>
       </w:r>
       <m:oMath>
@@ -1533,11 +1716,14 @@
       </m:oMath>
       <w:r>
         <w:rPr>
-          <w:rFonts w:hint="eastAsia"/>
+          <w:rFonts w:hint="eastAsia" w:eastAsia="黑体"/>
         </w:rPr>
         <w:t xml:space="preserve">、中心频率</w:t>
       </w:r>
       <w:r>
+        <w:rPr>
+          <w:rFonts w:eastAsia="黑体"/>
+        </w:rPr>
         <w:t xml:space="preserve"> </w:t>
       </w:r>
       <m:oMath>
@@ -1575,7 +1761,7 @@
       </m:oMath>
       <w:r>
         <w:rPr>
-          <w:rFonts w:hint="eastAsia"/>
+          <w:rFonts w:hint="eastAsia" w:eastAsia="黑体"/>
         </w:rPr>
         <w:t xml:space="preserve">：</w:t>
       </w:r>
@@ -1656,11 +1842,14 @@
       </m:oMath>
       <w:r>
         <w:rPr>
-          <w:rFonts w:hint="eastAsia"/>
+          <w:rFonts w:hint="eastAsia" w:eastAsia="黑体"/>
         </w:rPr>
         <w:t xml:space="preserve">，指间距</w:t>
       </w:r>
       <w:r>
+        <w:rPr>
+          <w:rFonts w:eastAsia="黑体"/>
+        </w:rPr>
         <w:t xml:space="preserve"> </w:t>
       </w:r>
       <m:oMath>
@@ -1709,6 +1898,9 @@
         </m:r>
       </m:oMath>
       <w:r>
+        <w:rPr>
+          <w:rFonts w:eastAsia="黑体"/>
+        </w:rPr>
         <w:t xml:space="preserve">。</w:t>
       </w:r>
     </w:p>
@@ -1722,11 +1914,14 @@
       </w:pPr>
       <w:r>
         <w:rPr>
-          <w:rFonts w:hint="eastAsia"/>
+          <w:rFonts w:hint="eastAsia" w:eastAsia="黑体"/>
         </w:rPr>
         <w:t xml:space="preserve">电视中频典型</w:t>
       </w:r>
       <w:r>
+        <w:rPr>
+          <w:rFonts w:eastAsia="黑体"/>
+        </w:rPr>
         <w:t xml:space="preserve"> </w:t>
       </w:r>
       <m:oMath>
@@ -1764,20 +1959,26 @@
       </m:oMath>
       <w:r>
         <w:rPr>
-          <w:rFonts w:hint="eastAsia"/>
+          <w:rFonts w:hint="eastAsia" w:eastAsia="黑体"/>
         </w:rPr>
         <w:t xml:space="preserve">，带宽约数</w:t>
       </w:r>
       <w:r>
+        <w:rPr>
+          <w:rFonts w:eastAsia="黑体"/>
+        </w:rPr>
         <w:t xml:space="preserve"> </w:t>
       </w:r>
       <w:r>
         <w:rPr>
-          <w:rFonts w:hint="eastAsia"/>
+          <w:rFonts w:hint="eastAsia" w:eastAsia="黑体"/>
         </w:rPr>
         <w:t xml:space="preserve">MHz，插入损耗约</w:t>
       </w:r>
       <w:r>
+        <w:rPr>
+          <w:rFonts w:eastAsia="黑体"/>
+        </w:rPr>
         <w:t xml:space="preserve"> </w:t>
       </w:r>
       <m:oMath>
@@ -1806,7 +2007,7 @@
       </m:oMath>
       <w:r>
         <w:rPr>
-          <w:rFonts w:hint="eastAsia"/>
+          <w:rFonts w:hint="eastAsia" w:eastAsia="黑体"/>
         </w:rPr>
         <w:t xml:space="preserve">（未匹配）。</w:t>
       </w:r>
@@ -1819,7 +2020,7 @@
       </w:pPr>
       <w:r>
         <w:rPr>
-          <w:rFonts w:hint="eastAsia"/>
+          <w:rFonts w:hint="eastAsia" w:eastAsia="黑体"/>
         </w:rPr>
         <w:t xml:space="preserve">常见器件型号</w:t>
       </w:r>
@@ -1833,15 +2034,21 @@
         </w:numPr>
       </w:pPr>
       <w:r>
+        <w:rPr>
+          <w:rFonts w:eastAsia="黑体"/>
+        </w:rPr>
         <w:t xml:space="preserve">SAW </w:t>
       </w:r>
       <w:r>
         <w:rPr>
-          <w:rFonts w:hint="eastAsia"/>
+          <w:rFonts w:hint="eastAsia" w:eastAsia="黑体"/>
         </w:rPr>
         <w:t xml:space="preserve">滤波器：Murata、TDK、EPCOS（TDK）定频</w:t>
       </w:r>
       <w:r>
+        <w:rPr>
+          <w:rFonts w:eastAsia="黑体"/>
+        </w:rPr>
         <w:t xml:space="preserve"> SAW。</w:t>
       </w:r>
     </w:p>
@@ -1855,16 +2062,19 @@
       </w:pPr>
       <w:r>
         <w:rPr>
-          <w:rFonts w:hint="eastAsia"/>
+          <w:rFonts w:hint="eastAsia" w:eastAsia="黑体"/>
         </w:rPr>
         <w:t xml:space="preserve">常用：按需选型（射频前端、IF</w:t>
       </w:r>
       <w:r>
+        <w:rPr>
+          <w:rFonts w:eastAsia="黑体"/>
+        </w:rPr>
         <w:t xml:space="preserve"> </w:t>
       </w:r>
       <w:r>
         <w:rPr>
-          <w:rFonts w:hint="eastAsia"/>
+          <w:rFonts w:hint="eastAsia" w:eastAsia="黑体"/>
         </w:rPr>
         <w:t xml:space="preserve">滤波）。</w:t>
       </w:r>
@@ -1877,7 +2087,7 @@
       </w:pPr>
       <w:r>
         <w:rPr>
-          <w:rFonts w:hint="eastAsia"/>
+          <w:rFonts w:hint="eastAsia" w:eastAsia="黑体"/>
         </w:rPr>
         <w:t xml:space="preserve">注意事项</w:t>
       </w:r>
@@ -1892,16 +2102,19 @@
       </w:pPr>
       <w:r>
         <w:rPr>
-          <w:rFonts w:hint="eastAsia"/>
+          <w:rFonts w:hint="eastAsia" w:eastAsia="黑体"/>
         </w:rPr>
         <w:t xml:space="preserve">插入损耗较大（常见</w:t>
       </w:r>
       <w:r>
+        <w:rPr>
+          <w:rFonts w:eastAsia="黑体"/>
+        </w:rPr>
         <w:t xml:space="preserve"> 10~30 </w:t>
       </w:r>
       <w:r>
         <w:rPr>
-          <w:rFonts w:hint="eastAsia"/>
+          <w:rFonts w:hint="eastAsia" w:eastAsia="黑体"/>
         </w:rPr>
         <w:t xml:space="preserve">dB，未匹配时），需前后匹配网络。</w:t>
       </w:r>
@@ -1916,7 +2129,7 @@
       </w:pPr>
       <w:r>
         <w:rPr>
-          <w:rFonts w:hint="eastAsia"/>
+          <w:rFonts w:hint="eastAsia" w:eastAsia="黑体"/>
         </w:rPr>
         <w:t xml:space="preserve">属机电元件，对静电与过功率敏感。</w:t>
       </w:r>
@@ -1931,7 +2144,7 @@
       </w:pPr>
       <w:r>
         <w:rPr>
-          <w:rFonts w:hint="eastAsia"/>
+          <w:rFonts w:hint="eastAsia" w:eastAsia="黑体"/>
         </w:rPr>
         <w:t xml:space="preserve">中心频率由结构固化，不可调，需按目标频点定制。</w:t>
       </w:r>
@@ -1944,7 +2157,7 @@
       </w:pPr>
       <w:r>
         <w:rPr>
-          <w:rFonts w:hint="eastAsia"/>
+          <w:rFonts w:hint="eastAsia" w:eastAsia="黑体"/>
         </w:rPr>
         <w:t xml:space="preserve">参考资料</w:t>
       </w:r>
@@ -1958,6 +2171,9 @@
         </w:numPr>
       </w:pPr>
       <w:r>
+        <w:rPr>
+          <w:rFonts w:eastAsia="黑体"/>
+        </w:rPr>
         <w:t xml:space="preserve">Wikipedia: Surface acoustic wave。</w:t>
       </w:r>
     </w:p>
@@ -1971,7 +2187,7 @@
       </w:pPr>
       <w:r>
         <w:rPr>
-          <w:rFonts w:hint="eastAsia"/>
+          <w:rFonts w:hint="eastAsia" w:eastAsia="黑体"/>
         </w:rPr>
         <w:t xml:space="preserve">《射频电路设计》相关章节。</w:t>
       </w:r>
@@ -1985,11 +2201,14 @@
         </w:numPr>
       </w:pPr>
       <w:r>
+        <w:rPr>
+          <w:rFonts w:eastAsia="黑体"/>
+        </w:rPr>
         <w:t xml:space="preserve">Murata SAW </w:t>
       </w:r>
       <w:r>
         <w:rPr>
-          <w:rFonts w:hint="eastAsia"/>
+          <w:rFonts w:hint="eastAsia" w:eastAsia="黑体"/>
         </w:rPr>
         <w:t xml:space="preserve">滤波器产品资料。</w:t>
       </w:r>
@@ -2003,11 +2222,11 @@
       </w:pPr>
       <w:r>
         <w:rPr>
-          <w:rFonts w:ascii="Times New Roman" w:hAnsi="Times New Roman"/>
+          <w:rFonts w:ascii="Times New Roman" w:hAnsi="Times New Roman" w:eastAsia="黑体"/>
           <w:color w:val="555555"/>
           <w:sz w:val="21"/>
         </w:rPr>
-        <w:t>材料收集者：杜文杰</w:t>
+        <w:t>材料收集者：杜文杰，WX手机：19519196569，QQ:3478827729</w:t>
       </w:r>
     </w:p>
     <w:sectPr>
@@ -2027,7 +2246,7 @@
 </file>
 
 <file path=word/footer1.xml><?xml version="1.0" encoding="utf-8"?>
-<w:ftr xmlns:m="http://schemas.openxmlformats.org/officeDocument/2006/math" xmlns:mc="http://schemas.openxmlformats.org/markup-compatibility/2006" xmlns:mo="http://schemas.microsoft.com/office/mac/office/2008/main" xmlns:mv="urn:schemas-microsoft-com:mac:vml" xmlns:o="urn:schemas-microsoft-com:office:office" xmlns:r="http://schemas.openxmlformats.org/officeDocument/2006/relationships" xmlns:v="urn:schemas-microsoft-com:vml" xmlns:w10="urn:schemas-microsoft-com:office:word" xmlns:w14="http://schemas.microsoft.com/office/word/2010/wordml" xmlns:w="http://schemas.openxmlformats.org/wordprocessingml/2006/main" xmlns:wne="http://schemas.microsoft.com/office/word/2006/wordml" xmlns:wp14="http://schemas.microsoft.com/office/word/2010/wordprocessingDrawing" xmlns:wp="http://schemas.openxmlformats.org/drawingml/2006/wordprocessingDrawing" xmlns:wpc="http://schemas.microsoft.com/office/word/2010/wordprocessingCanvas" xmlns:wpg="http://schemas.microsoft.com/office/word/2010/wordprocessingGroup" xmlns:wpi="http://schemas.microsoft.com/office/word/2010/wordprocessingInk" xmlns:wps="http://schemas.microsoft.com/office/word/2010/wordprocessingShape" mc:Ignorable="w14 wp14">
+<w:ftr xmlns:mc="http://schemas.openxmlformats.org/markup-compatibility/2006" xmlns:w="http://schemas.openxmlformats.org/wordprocessingml/2006/main" xmlns:m="http://schemas.openxmlformats.org/officeDocument/2006/math" xmlns:mo="http://schemas.microsoft.com/office/mac/office/2008/main" xmlns:mv="urn:schemas-microsoft-com:mac:vml" xmlns:o="urn:schemas-microsoft-com:office:office" xmlns:r="http://schemas.openxmlformats.org/officeDocument/2006/relationships" xmlns:v="urn:schemas-microsoft-com:vml" xmlns:w10="urn:schemas-microsoft-com:office:word" xmlns:w14="http://schemas.microsoft.com/office/word/2010/wordml" xmlns:wne="http://schemas.microsoft.com/office/word/2006/wordml" xmlns:wp14="http://schemas.microsoft.com/office/word/2010/wordprocessingDrawing" xmlns:wp="http://schemas.openxmlformats.org/drawingml/2006/wordprocessingDrawing" xmlns:wpc="http://schemas.microsoft.com/office/word/2010/wordprocessingCanvas" xmlns:wpg="http://schemas.microsoft.com/office/word/2010/wordprocessingGroup" xmlns:wpi="http://schemas.microsoft.com/office/word/2010/wordprocessingInk" xmlns:wps="http://schemas.microsoft.com/office/word/2010/wordprocessingShape" mc:Ignorable="w14 wp14">
   <w:p>
     <w:pPr>
       <w:pStyle w:val="Footer"/>
@@ -2035,12 +2254,14 @@
     </w:pPr>
     <w:r>
       <w:rPr>
+        <w:rFonts w:eastAsia="黑体"/>
         <w:sz w:val="18"/>
       </w:rPr>
       <w:t xml:space="preserve">第 </w:t>
     </w:r>
     <w:r>
       <w:rPr>
+        <w:rFonts w:eastAsia="黑体"/>
         <w:sz w:val="18"/>
       </w:rPr>
       <w:fldChar w:fldCharType="begin"/>
@@ -2049,6 +2270,7 @@
     </w:r>
     <w:r>
       <w:rPr>
+        <w:rFonts w:eastAsia="黑体"/>
         <w:sz w:val="18"/>
       </w:rPr>
       <w:t xml:space="preserve"> 页</w:t>
@@ -2062,6 +2284,9 @@
   <w:footnote w:type="continuationSeparator" w:id="0">
     <w:p>
       <w:r>
+        <w:rPr>
+          <w:rFonts w:eastAsia="黑体"/>
+        </w:rPr>
         <w:continuationSeparator/>
       </w:r>
     </w:p>
@@ -2069,6 +2294,9 @@
   <w:footnote w:type="separator" w:id="-1">
     <w:p>
       <w:r>
+        <w:rPr>
+          <w:rFonts w:eastAsia="黑体"/>
+        </w:rPr>
         <w:separator/>
       </w:r>
     </w:p>
@@ -2077,7 +2305,7 @@
 </file>
 
 <file path=word/header1.xml><?xml version="1.0" encoding="utf-8"?>
-<w:hdr xmlns:m="http://schemas.openxmlformats.org/officeDocument/2006/math" xmlns:mc="http://schemas.openxmlformats.org/markup-compatibility/2006" xmlns:mo="http://schemas.microsoft.com/office/mac/office/2008/main" xmlns:mv="urn:schemas-microsoft-com:mac:vml" xmlns:o="urn:schemas-microsoft-com:office:office" xmlns:r="http://schemas.openxmlformats.org/officeDocument/2006/relationships" xmlns:v="urn:schemas-microsoft-com:vml" xmlns:w10="urn:schemas-microsoft-com:office:word" xmlns:w14="http://schemas.microsoft.com/office/word/2010/wordml" xmlns:w="http://schemas.openxmlformats.org/wordprocessingml/2006/main" xmlns:wne="http://schemas.microsoft.com/office/word/2006/wordml" xmlns:wp14="http://schemas.microsoft.com/office/word/2010/wordprocessingDrawing" xmlns:wp="http://schemas.openxmlformats.org/drawingml/2006/wordprocessingDrawing" xmlns:wpc="http://schemas.microsoft.com/office/word/2010/wordprocessingCanvas" xmlns:wpg="http://schemas.microsoft.com/office/word/2010/wordprocessingGroup" xmlns:wpi="http://schemas.microsoft.com/office/word/2010/wordprocessingInk" xmlns:wps="http://schemas.microsoft.com/office/word/2010/wordprocessingShape" mc:Ignorable="w14 wp14">
+<w:hdr xmlns:mc="http://schemas.openxmlformats.org/markup-compatibility/2006" xmlns:w="http://schemas.openxmlformats.org/wordprocessingml/2006/main" xmlns:m="http://schemas.openxmlformats.org/officeDocument/2006/math" xmlns:mo="http://schemas.microsoft.com/office/mac/office/2008/main" xmlns:mv="urn:schemas-microsoft-com:mac:vml" xmlns:o="urn:schemas-microsoft-com:office:office" xmlns:r="http://schemas.openxmlformats.org/officeDocument/2006/relationships" xmlns:v="urn:schemas-microsoft-com:vml" xmlns:w10="urn:schemas-microsoft-com:office:word" xmlns:w14="http://schemas.microsoft.com/office/word/2010/wordml" xmlns:wne="http://schemas.microsoft.com/office/word/2006/wordml" xmlns:wp14="http://schemas.microsoft.com/office/word/2010/wordprocessingDrawing" xmlns:wp="http://schemas.openxmlformats.org/drawingml/2006/wordprocessingDrawing" xmlns:wpc="http://schemas.microsoft.com/office/word/2010/wordprocessingCanvas" xmlns:wpg="http://schemas.microsoft.com/office/word/2010/wordprocessingGroup" xmlns:wpi="http://schemas.microsoft.com/office/word/2010/wordprocessingInk" xmlns:wps="http://schemas.microsoft.com/office/word/2010/wordprocessingShape" mc:Ignorable="w14 wp14">
   <w:p>
     <w:pPr>
       <w:pStyle w:val="Header"/>
@@ -2085,7 +2313,7 @@
     </w:pPr>
     <w:r>
       <w:rPr>
-        <w:rFonts w:ascii="Times New Roman" w:hAnsi="Times New Roman"/>
+        <w:rFonts w:ascii="Times New Roman" w:hAnsi="Times New Roman" w:eastAsia="黑体"/>
         <w:sz w:val="18"/>
         <w:rFonts w:eastAsia="黑体"/>
         <w:rFonts w:eastAsia="黑体"/>
@@ -2097,7 +2325,7 @@
 </file>
 
 <file path=word/numbering.xml><?xml version="1.0" encoding="utf-8"?>
-<w:numbering xmlns:m="http://schemas.openxmlformats.org/officeDocument/2006/math" xmlns:mc="http://schemas.openxmlformats.org/markup-compatibility/2006" xmlns:mo="http://schemas.microsoft.com/office/mac/office/2008/main" xmlns:mv="urn:schemas-microsoft-com:mac:vml" xmlns:o="urn:schemas-microsoft-com:office:office" xmlns:r="http://schemas.openxmlformats.org/officeDocument/2006/relationships" xmlns:v="urn:schemas-microsoft-com:vml" xmlns:w="http://schemas.openxmlformats.org/wordprocessingml/2006/main" xmlns:w10="urn:schemas-microsoft-com:office:word" xmlns:w14="http://schemas.microsoft.com/office/word/2010/wordml" xmlns:wne="http://schemas.microsoft.com/office/word/2006/wordml" xmlns:wp="http://schemas.openxmlformats.org/drawingml/2006/wordprocessingDrawing" xmlns:wp14="http://schemas.microsoft.com/office/word/2010/wordprocessingDrawing" xmlns:wpc="http://schemas.microsoft.com/office/word/2010/wordprocessingCanvas" xmlns:wpg="http://schemas.microsoft.com/office/word/2010/wordprocessingGroup" xmlns:wpi="http://schemas.microsoft.com/office/word/2010/wordprocessingInk" xmlns:wps="http://schemas.microsoft.com/office/word/2010/wordprocessingShape" mc:Ignorable="w14 wp14">
+<w:numbering xmlns:mc="http://schemas.openxmlformats.org/markup-compatibility/2006" xmlns:w="http://schemas.openxmlformats.org/wordprocessingml/2006/main" xmlns:m="http://schemas.openxmlformats.org/officeDocument/2006/math" xmlns:mo="http://schemas.microsoft.com/office/mac/office/2008/main" xmlns:mv="urn:schemas-microsoft-com:mac:vml" xmlns:o="urn:schemas-microsoft-com:office:office" xmlns:r="http://schemas.openxmlformats.org/officeDocument/2006/relationships" xmlns:v="urn:schemas-microsoft-com:vml" xmlns:w10="urn:schemas-microsoft-com:office:word" xmlns:w14="http://schemas.microsoft.com/office/word/2010/wordml" xmlns:wne="http://schemas.microsoft.com/office/word/2006/wordml" xmlns:wp="http://schemas.openxmlformats.org/drawingml/2006/wordprocessingDrawing" xmlns:wp14="http://schemas.microsoft.com/office/word/2010/wordprocessingDrawing" xmlns:wpc="http://schemas.microsoft.com/office/word/2010/wordprocessingCanvas" xmlns:wpg="http://schemas.microsoft.com/office/word/2010/wordprocessingGroup" xmlns:wpi="http://schemas.microsoft.com/office/word/2010/wordprocessingInk" xmlns:wps="http://schemas.microsoft.com/office/word/2010/wordprocessingShape" mc:Ignorable="w14 wp14">
   <w:abstractNum w:abstractNumId="0">
     <w:nsid w:val="FFFFFF7C"/>
     <w:multiLevelType w:val="singleLevel"/>
@@ -2184,7 +2412,7 @@
         <w:ind w:hanging="360" w:left="1440"/>
       </w:pPr>
       <w:rPr>
-        <w:rFonts w:ascii="Symbol" w:hAnsi="Symbol" w:hint="default"/>
+        <w:rFonts w:ascii="Symbol" w:hAnsi="Symbol" w:hint="default" w:eastAsia="黑体"/>
       </w:rPr>
     </w:lvl>
   </w:abstractNum>
@@ -2205,7 +2433,7 @@
         <w:ind w:hanging="360" w:left="1080"/>
       </w:pPr>
       <w:rPr>
-        <w:rFonts w:ascii="Symbol" w:hAnsi="Symbol" w:hint="default"/>
+        <w:rFonts w:ascii="Symbol" w:hAnsi="Symbol" w:hint="default" w:eastAsia="黑体"/>
       </w:rPr>
     </w:lvl>
   </w:abstractNum>
@@ -2226,7 +2454,7 @@
         <w:ind w:hanging="360" w:left="720"/>
       </w:pPr>
       <w:rPr>
-        <w:rFonts w:ascii="Symbol" w:hAnsi="Symbol" w:hint="default"/>
+        <w:rFonts w:ascii="Symbol" w:hAnsi="Symbol" w:hint="default" w:eastAsia="黑体"/>
       </w:rPr>
     </w:lvl>
   </w:abstractNum>
@@ -2265,7 +2493,7 @@
         <w:ind w:hanging="360" w:left="360"/>
       </w:pPr>
       <w:rPr>
-        <w:rFonts w:ascii="Symbol" w:hAnsi="Symbol" w:hint="default"/>
+        <w:rFonts w:ascii="Symbol" w:hAnsi="Symbol" w:hint="default" w:eastAsia="黑体"/>
       </w:rPr>
     </w:lvl>
   </w:abstractNum>
@@ -2356,7 +2584,7 @@
         <w:ind w:left="720" w:hanging="360"/>
       </w:pPr>
       <w:rPr>
-        <w:rFonts w:ascii="Symbol" w:hAnsi="Symbol" w:cs="Symbol" w:hint="default"/>
+        <w:rFonts w:ascii="Symbol" w:hAnsi="Symbol" w:cs="Symbol" w:hint="default" w:eastAsia="黑体"/>
       </w:rPr>
     </w:lvl>
     <w:lvl w:ilvl="1">
@@ -2367,7 +2595,7 @@
         <w:ind w:left="1440" w:hanging="360"/>
       </w:pPr>
       <w:rPr>
-        <w:rFonts w:ascii="Courier New" w:hAnsi="Courier New" w:cs="Courier New" w:hint="default"/>
+        <w:rFonts w:ascii="Courier New" w:hAnsi="Courier New" w:cs="Courier New" w:hint="default" w:eastAsia="黑体"/>
       </w:rPr>
     </w:lvl>
     <w:lvl w:ilvl="2">
@@ -2378,7 +2606,7 @@
         <w:ind w:left="2160" w:hanging="360"/>
       </w:pPr>
       <w:rPr>
-        <w:rFonts w:ascii="Wingdings" w:hAnsi="Wingdings" w:cs="Wingdings" w:hint="default"/>
+        <w:rFonts w:ascii="Wingdings" w:hAnsi="Wingdings" w:cs="Wingdings" w:hint="default" w:eastAsia="黑体"/>
       </w:rPr>
     </w:lvl>
     <w:lvl w:ilvl="3">
@@ -2389,7 +2617,7 @@
         <w:ind w:left="2880" w:hanging="360"/>
       </w:pPr>
       <w:rPr>
-        <w:rFonts w:ascii="Symbol" w:hAnsi="Symbol" w:cs="Symbol" w:hint="default"/>
+        <w:rFonts w:ascii="Symbol" w:hAnsi="Symbol" w:cs="Symbol" w:hint="default" w:eastAsia="黑体"/>
       </w:rPr>
     </w:lvl>
     <w:lvl w:ilvl="4">
@@ -2400,7 +2628,7 @@
         <w:ind w:left="3600" w:hanging="360"/>
       </w:pPr>
       <w:rPr>
-        <w:rFonts w:ascii="Courier New" w:hAnsi="Courier New" w:cs="Courier New" w:hint="default"/>
+        <w:rFonts w:ascii="Courier New" w:hAnsi="Courier New" w:cs="Courier New" w:hint="default" w:eastAsia="黑体"/>
       </w:rPr>
     </w:lvl>
     <w:lvl w:ilvl="5">
@@ -2411,7 +2639,7 @@
         <w:ind w:left="4320" w:hanging="360"/>
       </w:pPr>
       <w:rPr>
-        <w:rFonts w:ascii="Wingdings" w:hAnsi="Wingdings" w:cs="Wingdings" w:hint="default"/>
+        <w:rFonts w:ascii="Wingdings" w:hAnsi="Wingdings" w:cs="Wingdings" w:hint="default" w:eastAsia="黑体"/>
       </w:rPr>
     </w:lvl>
     <w:lvl w:ilvl="6">
@@ -2422,7 +2650,7 @@
         <w:ind w:left="5040" w:hanging="360"/>
       </w:pPr>
       <w:rPr>
-        <w:rFonts w:ascii="Symbol" w:hAnsi="Symbol" w:cs="Symbol" w:hint="default"/>
+        <w:rFonts w:ascii="Symbol" w:hAnsi="Symbol" w:cs="Symbol" w:hint="default" w:eastAsia="黑体"/>
       </w:rPr>
     </w:lvl>
     <w:lvl w:ilvl="7">
@@ -2433,7 +2661,7 @@
         <w:ind w:left="5760" w:hanging="360"/>
       </w:pPr>
       <w:rPr>
-        <w:rFonts w:ascii="Courier New" w:hAnsi="Courier New" w:cs="Courier New" w:hint="default"/>
+        <w:rFonts w:ascii="Courier New" w:hAnsi="Courier New" w:cs="Courier New" w:hint="default" w:eastAsia="黑体"/>
       </w:rPr>
     </w:lvl>
     <w:lvl w:ilvl="8">
@@ -2444,7 +2672,7 @@
         <w:ind w:left="6480" w:hanging="360"/>
       </w:pPr>
       <w:rPr>
-        <w:rFonts w:ascii="Wingdings" w:hAnsi="Wingdings" w:cs="Wingdings" w:hint="default"/>
+        <w:rFonts w:ascii="Wingdings" w:hAnsi="Wingdings" w:cs="Wingdings" w:hint="default" w:eastAsia="黑体"/>
       </w:rPr>
     </w:lvl>
   </w:abstractNum>
@@ -2500,11 +2728,11 @@
 </file>
 
 <file path=word/styles.xml><?xml version="1.0" encoding="utf-8"?>
-<w:styles xmlns:mc="http://schemas.openxmlformats.org/markup-compatibility/2006" xmlns:r="http://schemas.openxmlformats.org/officeDocument/2006/relationships" xmlns:w="http://schemas.openxmlformats.org/wordprocessingml/2006/main" xmlns:w14="http://schemas.microsoft.com/office/word/2010/wordml" mc:Ignorable="w14">
+<w:styles xmlns:mc="http://schemas.openxmlformats.org/markup-compatibility/2006" xmlns:w="http://schemas.openxmlformats.org/wordprocessingml/2006/main" xmlns:r="http://schemas.openxmlformats.org/officeDocument/2006/relationships" xmlns:w14="http://schemas.microsoft.com/office/word/2010/wordml" mc:Ignorable="w14">
   <w:docDefaults>
     <w:rPrDefault>
       <w:rPr>
-        <w:rFonts w:asciiTheme="minorHAnsi" w:cstheme="minorBidi" w:eastAsiaTheme="minorEastAsia" w:hAnsiTheme="minorHAnsi"/>
+        <w:rFonts w:asciiTheme="minorHAnsi" w:cstheme="minorBidi" w:hAnsiTheme="minorHAnsi" w:eastAsia="黑体"/>
         <w:sz w:val="22"/>
         <w:szCs w:val="22"/>
         <w:lang w:bidi="ar-SA" w:eastAsia="en-US" w:val="en-US"/>
@@ -2726,7 +2954,7 @@
       <w:outlineLvl w:val="0"/>
     </w:pPr>
     <w:rPr>
-      <w:rFonts w:ascii="Times New Roman" w:asciiTheme="majorHAnsi" w:cstheme="majorBidi" w:eastAsia="黑体" w:eastAsiaTheme="majorEastAsia" w:hAnsi="Times New Roman" w:hAnsiTheme="majorHAnsi"/>
+      <w:rFonts w:ascii="Times New Roman" w:asciiTheme="majorHAnsi" w:cstheme="majorBidi" w:eastAsia="黑体" w:hAnsi="Times New Roman" w:hAnsiTheme="majorHAnsi"/>
       <w:b/>
       <w:bCs/>
       <w:color w:val="1F3864"/>
@@ -2750,7 +2978,7 @@
       <w:outlineLvl w:val="1"/>
     </w:pPr>
     <w:rPr>
-      <w:rFonts w:ascii="Times New Roman" w:asciiTheme="majorHAnsi" w:cstheme="majorBidi" w:eastAsia="黑体" w:eastAsiaTheme="majorEastAsia" w:hAnsi="Times New Roman" w:hAnsiTheme="majorHAnsi"/>
+      <w:rFonts w:ascii="Times New Roman" w:asciiTheme="majorHAnsi" w:cstheme="majorBidi" w:eastAsia="黑体" w:hAnsi="Times New Roman" w:hAnsiTheme="majorHAnsi"/>
       <w:b/>
       <w:bCs/>
       <w:color w:val="2E4E7E"/>
@@ -2774,7 +3002,7 @@
       <w:outlineLvl w:val="2"/>
     </w:pPr>
     <w:rPr>
-      <w:rFonts w:ascii="Times New Roman" w:asciiTheme="majorHAnsi" w:cstheme="majorBidi" w:eastAsia="黑体" w:eastAsiaTheme="majorEastAsia" w:hAnsi="Times New Roman" w:hAnsiTheme="majorHAnsi"/>
+      <w:rFonts w:ascii="Times New Roman" w:asciiTheme="majorHAnsi" w:cstheme="majorBidi" w:eastAsia="黑体" w:hAnsi="Times New Roman" w:hAnsiTheme="majorHAnsi"/>
       <w:b/>
       <w:bCs/>
       <w:color w:val="2E4E7E"/>
@@ -2798,7 +3026,7 @@
       <w:outlineLvl w:val="3"/>
     </w:pPr>
     <w:rPr>
-      <w:rFonts w:ascii="Times New Roman" w:asciiTheme="majorHAnsi" w:cstheme="majorBidi" w:eastAsia="黑体" w:eastAsiaTheme="majorEastAsia" w:hAnsi="Times New Roman" w:hAnsiTheme="majorHAnsi"/>
+      <w:rFonts w:ascii="Times New Roman" w:asciiTheme="majorHAnsi" w:cstheme="majorBidi" w:eastAsia="黑体" w:hAnsi="Times New Roman" w:hAnsiTheme="majorHAnsi"/>
       <w:b/>
       <w:bCs/>
       <w:i/>
@@ -2824,7 +3052,7 @@
       <w:outlineLvl w:val="4"/>
     </w:pPr>
     <w:rPr>
-      <w:rFonts w:ascii="Times New Roman" w:asciiTheme="majorHAnsi" w:cstheme="majorBidi" w:eastAsia="黑体" w:eastAsiaTheme="majorEastAsia" w:hAnsi="Times New Roman" w:hAnsiTheme="majorHAnsi"/>
+      <w:rFonts w:ascii="Times New Roman" w:asciiTheme="majorHAnsi" w:cstheme="majorBidi" w:eastAsia="黑体" w:hAnsi="Times New Roman" w:hAnsiTheme="majorHAnsi"/>
       <w:b/>
       <w:color w:val="333333"/>
       <w:sz w:val="22"/>
@@ -2847,7 +3075,7 @@
       <w:outlineLvl w:val="5"/>
     </w:pPr>
     <w:rPr>
-      <w:rFonts w:asciiTheme="majorHAnsi" w:cstheme="majorBidi" w:eastAsiaTheme="majorEastAsia" w:hAnsiTheme="majorHAnsi"/>
+      <w:rFonts w:asciiTheme="majorHAnsi" w:cstheme="majorBidi" w:hAnsiTheme="majorHAnsi" w:eastAsia="黑体"/>
       <w:i/>
       <w:iCs/>
       <w:color w:themeColor="accent1" w:themeShade="7F" w:val="243F60"/>
@@ -2870,7 +3098,7 @@
       <w:outlineLvl w:val="6"/>
     </w:pPr>
     <w:rPr>
-      <w:rFonts w:asciiTheme="majorHAnsi" w:cstheme="majorBidi" w:eastAsiaTheme="majorEastAsia" w:hAnsiTheme="majorHAnsi"/>
+      <w:rFonts w:asciiTheme="majorHAnsi" w:cstheme="majorBidi" w:hAnsiTheme="majorHAnsi" w:eastAsia="黑体"/>
       <w:i/>
       <w:iCs/>
       <w:color w:themeColor="text1" w:themeTint="BF" w:val="404040"/>
@@ -2893,7 +3121,7 @@
       <w:outlineLvl w:val="7"/>
     </w:pPr>
     <w:rPr>
-      <w:rFonts w:asciiTheme="majorHAnsi" w:cstheme="majorBidi" w:eastAsiaTheme="majorEastAsia" w:hAnsiTheme="majorHAnsi"/>
+      <w:rFonts w:asciiTheme="majorHAnsi" w:cstheme="majorBidi" w:hAnsiTheme="majorHAnsi" w:eastAsia="黑体"/>
       <w:color w:themeColor="accent1" w:val="4F81BD"/>
       <w:sz w:val="20"/>
       <w:szCs w:val="20"/>
@@ -2916,7 +3144,7 @@
       <w:outlineLvl w:val="8"/>
     </w:pPr>
     <w:rPr>
-      <w:rFonts w:asciiTheme="majorHAnsi" w:cstheme="majorBidi" w:eastAsiaTheme="majorEastAsia" w:hAnsiTheme="majorHAnsi"/>
+      <w:rFonts w:asciiTheme="majorHAnsi" w:cstheme="majorBidi" w:hAnsiTheme="majorHAnsi" w:eastAsia="黑体"/>
       <w:i/>
       <w:iCs/>
       <w:color w:themeColor="text1" w:themeTint="BF" w:val="404040"/>
@@ -2967,7 +3195,7 @@
     <w:uiPriority w:val="9"/>
     <w:rsid w:val="00FC693F"/>
     <w:rPr>
-      <w:rFonts w:asciiTheme="majorHAnsi" w:cstheme="majorBidi" w:eastAsiaTheme="majorEastAsia" w:hAnsiTheme="majorHAnsi"/>
+      <w:rFonts w:asciiTheme="majorHAnsi" w:cstheme="majorBidi" w:hAnsiTheme="majorHAnsi" w:eastAsia="黑体"/>
       <w:b/>
       <w:bCs/>
       <w:color w:themeColor="accent1" w:themeShade="BF" w:val="365F91"/>
@@ -2982,7 +3210,7 @@
     <w:uiPriority w:val="9"/>
     <w:rsid w:val="00FC693F"/>
     <w:rPr>
-      <w:rFonts w:asciiTheme="majorHAnsi" w:cstheme="majorBidi" w:eastAsiaTheme="majorEastAsia" w:hAnsiTheme="majorHAnsi"/>
+      <w:rFonts w:asciiTheme="majorHAnsi" w:cstheme="majorBidi" w:hAnsiTheme="majorHAnsi" w:eastAsia="黑体"/>
       <w:b/>
       <w:bCs/>
       <w:color w:themeColor="accent1" w:val="4F81BD"/>
@@ -2997,7 +3225,7 @@
     <w:uiPriority w:val="9"/>
     <w:rsid w:val="00FC693F"/>
     <w:rPr>
-      <w:rFonts w:asciiTheme="majorHAnsi" w:cstheme="majorBidi" w:eastAsiaTheme="majorEastAsia" w:hAnsiTheme="majorHAnsi"/>
+      <w:rFonts w:asciiTheme="majorHAnsi" w:cstheme="majorBidi" w:hAnsiTheme="majorHAnsi" w:eastAsia="黑体"/>
       <w:b/>
       <w:bCs/>
       <w:color w:themeColor="accent1" w:val="4F81BD"/>
@@ -3020,7 +3248,7 @@
       <w:contextualSpacing/>
     </w:pPr>
     <w:rPr>
-      <w:rFonts w:ascii="Times New Roman" w:asciiTheme="majorHAnsi" w:cstheme="majorBidi" w:eastAsia="黑体" w:eastAsiaTheme="majorEastAsia" w:hAnsi="Times New Roman" w:hAnsiTheme="majorHAnsi"/>
+      <w:rFonts w:ascii="Times New Roman" w:asciiTheme="majorHAnsi" w:cstheme="majorBidi" w:eastAsia="黑体" w:hAnsi="Times New Roman" w:hAnsiTheme="majorHAnsi"/>
       <w:b/>
       <w:color w:val="1F3864"/>
       <w:spacing w:val="5"/>
@@ -3036,7 +3264,7 @@
     <w:uiPriority w:val="10"/>
     <w:rsid w:val="00FC693F"/>
     <w:rPr>
-      <w:rFonts w:asciiTheme="majorHAnsi" w:cstheme="majorBidi" w:eastAsiaTheme="majorEastAsia" w:hAnsiTheme="majorHAnsi"/>
+      <w:rFonts w:asciiTheme="majorHAnsi" w:cstheme="majorBidi" w:hAnsiTheme="majorHAnsi" w:eastAsia="黑体"/>
       <w:color w:themeColor="text2" w:themeShade="BF" w:val="17365D"/>
       <w:spacing w:val="5"/>
       <w:kern w:val="28"/>
@@ -3058,7 +3286,7 @@
       </w:numPr>
     </w:pPr>
     <w:rPr>
-      <w:rFonts w:asciiTheme="majorHAnsi" w:cstheme="majorBidi" w:eastAsiaTheme="majorEastAsia" w:hAnsiTheme="majorHAnsi"/>
+      <w:rFonts w:asciiTheme="majorHAnsi" w:cstheme="majorBidi" w:hAnsiTheme="majorHAnsi" w:eastAsia="黑体"/>
       <w:i/>
       <w:iCs/>
       <w:color w:themeColor="accent1" w:val="4F81BD"/>
@@ -3074,7 +3302,7 @@
     <w:uiPriority w:val="11"/>
     <w:rsid w:val="00FC693F"/>
     <w:rPr>
-      <w:rFonts w:asciiTheme="majorHAnsi" w:cstheme="majorBidi" w:eastAsiaTheme="majorEastAsia" w:hAnsiTheme="majorHAnsi"/>
+      <w:rFonts w:asciiTheme="majorHAnsi" w:cstheme="majorBidi" w:hAnsiTheme="majorHAnsi" w:eastAsia="黑体"/>
       <w:i/>
       <w:iCs/>
       <w:color w:themeColor="accent1" w:val="4F81BD"/>
@@ -3141,6 +3369,7 @@
       <w:spacing w:after="120"/>
     </w:pPr>
     <w:rPr>
+      <w:rFonts w:eastAsia="黑体"/>
       <w:sz w:val="16"/>
       <w:szCs w:val="16"/>
     </w:rPr>
@@ -3152,6 +3381,7 @@
     <w:uiPriority w:val="99"/>
     <w:rsid w:val="00AA1D8D"/>
     <w:rPr>
+      <w:rFonts w:eastAsia="黑体"/>
       <w:sz w:val="16"/>
       <w:szCs w:val="16"/>
     </w:rPr>
@@ -3321,7 +3551,7 @@
       </w:tabs>
     </w:pPr>
     <w:rPr>
-      <w:rFonts w:ascii="Courier" w:hAnsi="Courier"/>
+      <w:rFonts w:ascii="Courier" w:hAnsi="Courier" w:eastAsia="黑体"/>
       <w:sz w:val="20"/>
       <w:szCs w:val="20"/>
     </w:rPr>
@@ -3333,7 +3563,7 @@
     <w:uiPriority w:val="99"/>
     <w:rsid w:val="0029639D"/>
     <w:rPr>
-      <w:rFonts w:ascii="Courier" w:hAnsi="Courier"/>
+      <w:rFonts w:ascii="Courier" w:hAnsi="Courier" w:eastAsia="黑体"/>
       <w:sz w:val="20"/>
       <w:szCs w:val="20"/>
     </w:rPr>
@@ -3369,6 +3599,7 @@
     <w:uiPriority w:val="29"/>
     <w:rsid w:val="00FC693F"/>
     <w:rPr>
+      <w:rFonts w:eastAsia="黑体"/>
       <w:i/>
       <w:iCs/>
       <w:color w:themeColor="text1" w:val="000000"/>
@@ -3382,7 +3613,7 @@
     <w:semiHidden/>
     <w:rsid w:val="00FC693F"/>
     <w:rPr>
-      <w:rFonts w:asciiTheme="majorHAnsi" w:cstheme="majorBidi" w:eastAsiaTheme="majorEastAsia" w:hAnsiTheme="majorHAnsi"/>
+      <w:rFonts w:asciiTheme="majorHAnsi" w:cstheme="majorBidi" w:hAnsiTheme="majorHAnsi" w:eastAsia="黑体"/>
       <w:b/>
       <w:bCs/>
       <w:i/>
@@ -3398,7 +3629,7 @@
     <w:semiHidden/>
     <w:rsid w:val="00FC693F"/>
     <w:rPr>
-      <w:rFonts w:asciiTheme="majorHAnsi" w:cstheme="majorBidi" w:eastAsiaTheme="majorEastAsia" w:hAnsiTheme="majorHAnsi"/>
+      <w:rFonts w:asciiTheme="majorHAnsi" w:cstheme="majorBidi" w:hAnsiTheme="majorHAnsi" w:eastAsia="黑体"/>
       <w:color w:themeColor="accent1" w:themeShade="7F" w:val="243F60"/>
     </w:rPr>
   </w:style>
@@ -3410,7 +3641,7 @@
     <w:semiHidden/>
     <w:rsid w:val="00FC693F"/>
     <w:rPr>
-      <w:rFonts w:asciiTheme="majorHAnsi" w:cstheme="majorBidi" w:eastAsiaTheme="majorEastAsia" w:hAnsiTheme="majorHAnsi"/>
+      <w:rFonts w:asciiTheme="majorHAnsi" w:cstheme="majorBidi" w:hAnsiTheme="majorHAnsi" w:eastAsia="黑体"/>
       <w:i/>
       <w:iCs/>
       <w:color w:themeColor="accent1" w:themeShade="7F" w:val="243F60"/>
@@ -3424,7 +3655,7 @@
     <w:semiHidden/>
     <w:rsid w:val="00FC693F"/>
     <w:rPr>
-      <w:rFonts w:asciiTheme="majorHAnsi" w:cstheme="majorBidi" w:eastAsiaTheme="majorEastAsia" w:hAnsiTheme="majorHAnsi"/>
+      <w:rFonts w:asciiTheme="majorHAnsi" w:cstheme="majorBidi" w:hAnsiTheme="majorHAnsi" w:eastAsia="黑体"/>
       <w:i/>
       <w:iCs/>
       <w:color w:themeColor="text1" w:themeTint="BF" w:val="404040"/>
@@ -3438,7 +3669,7 @@
     <w:semiHidden/>
     <w:rsid w:val="00FC693F"/>
     <w:rPr>
-      <w:rFonts w:asciiTheme="majorHAnsi" w:cstheme="majorBidi" w:eastAsiaTheme="majorEastAsia" w:hAnsiTheme="majorHAnsi"/>
+      <w:rFonts w:asciiTheme="majorHAnsi" w:cstheme="majorBidi" w:hAnsiTheme="majorHAnsi" w:eastAsia="黑体"/>
       <w:color w:themeColor="accent1" w:val="4F81BD"/>
       <w:sz w:val="20"/>
       <w:szCs w:val="20"/>
@@ -3452,7 +3683,7 @@
     <w:semiHidden/>
     <w:rsid w:val="00FC693F"/>
     <w:rPr>
-      <w:rFonts w:asciiTheme="majorHAnsi" w:cstheme="majorBidi" w:eastAsiaTheme="majorEastAsia" w:hAnsiTheme="majorHAnsi"/>
+      <w:rFonts w:asciiTheme="majorHAnsi" w:cstheme="majorBidi" w:hAnsiTheme="majorHAnsi" w:eastAsia="黑体"/>
       <w:i/>
       <w:iCs/>
       <w:color w:themeColor="text1" w:themeTint="BF" w:val="404040"/>
@@ -3473,6 +3704,7 @@
       <w:spacing w:line="240" w:lineRule="auto"/>
     </w:pPr>
     <w:rPr>
+      <w:rFonts w:eastAsia="黑体"/>
       <w:b/>
       <w:bCs/>
       <w:color w:themeColor="accent1" w:val="4F81BD"/>
@@ -3487,6 +3719,7 @@
     <w:qFormat/>
     <w:rsid w:val="00FC693F"/>
     <w:rPr>
+      <w:rFonts w:eastAsia="黑体"/>
       <w:b/>
       <w:bCs/>
     </w:rPr>
@@ -3498,6 +3731,7 @@
     <w:qFormat/>
     <w:rsid w:val="00FC693F"/>
     <w:rPr>
+      <w:rFonts w:eastAsia="黑体"/>
       <w:i/>
       <w:iCs/>
     </w:rPr>
@@ -3518,6 +3752,7 @@
       <w:ind w:left="936" w:right="936"/>
     </w:pPr>
     <w:rPr>
+      <w:rFonts w:eastAsia="黑体"/>
       <w:b/>
       <w:bCs/>
       <w:i/>
@@ -3532,6 +3767,7 @@
     <w:uiPriority w:val="30"/>
     <w:rsid w:val="00FC693F"/>
     <w:rPr>
+      <w:rFonts w:eastAsia="黑体"/>
       <w:b/>
       <w:bCs/>
       <w:i/>
@@ -3546,6 +3782,7 @@
     <w:qFormat/>
     <w:rsid w:val="00FC693F"/>
     <w:rPr>
+      <w:rFonts w:eastAsia="黑体"/>
       <w:i/>
       <w:iCs/>
       <w:color w:themeColor="text1" w:themeTint="7F" w:val="808080"/>
@@ -3558,6 +3795,7 @@
     <w:qFormat/>
     <w:rsid w:val="00FC693F"/>
     <w:rPr>
+      <w:rFonts w:eastAsia="黑体"/>
       <w:b/>
       <w:bCs/>
       <w:i/>
@@ -3572,6 +3810,7 @@
     <w:qFormat/>
     <w:rsid w:val="00FC693F"/>
     <w:rPr>
+      <w:rFonts w:eastAsia="黑体"/>
       <w:smallCaps/>
       <w:color w:themeColor="accent2" w:val="C0504D"/>
       <w:u w:val="single"/>
@@ -3584,6 +3823,7 @@
     <w:qFormat/>
     <w:rsid w:val="00FC693F"/>
     <w:rPr>
+      <w:rFonts w:eastAsia="黑体"/>
       <w:b/>
       <w:bCs/>
       <w:smallCaps/>
@@ -3599,6 +3839,7 @@
     <w:qFormat/>
     <w:rsid w:val="00FC693F"/>
     <w:rPr>
+      <w:rFonts w:eastAsia="黑体"/>
       <w:b/>
       <w:bCs/>
       <w:smallCaps/>
@@ -3653,6 +3894,7 @@
       <w:spacing w:after="0" w:line="240" w:lineRule="auto"/>
     </w:pPr>
     <w:rPr>
+      <w:rFonts w:eastAsia="黑体"/>
       <w:color w:themeColor="text1" w:themeShade="BF" w:val="000000"/>
     </w:rPr>
     <w:tblPr>
@@ -3675,6 +3917,7 @@
         <w:spacing w:after="0" w:before="0" w:line="240" w:lineRule="auto"/>
       </w:pPr>
       <w:rPr>
+        <w:rFonts w:eastAsia="黑体"/>
         <w:b/>
         <w:bCs/>
       </w:rPr>
@@ -3695,6 +3938,7 @@
         <w:spacing w:after="0" w:before="0" w:line="240" w:lineRule="auto"/>
       </w:pPr>
       <w:rPr>
+        <w:rFonts w:eastAsia="黑体"/>
         <w:b/>
         <w:bCs/>
       </w:rPr>
@@ -3712,12 +3956,14 @@
     </w:tblStylePr>
     <w:tblStylePr w:type="firstCol">
       <w:rPr>
+        <w:rFonts w:eastAsia="黑体"/>
         <w:b/>
         <w:bCs/>
       </w:rPr>
     </w:tblStylePr>
     <w:tblStylePr w:type="lastCol">
       <w:rPr>
+        <w:rFonts w:eastAsia="黑体"/>
         <w:b/>
         <w:bCs/>
       </w:rPr>
@@ -3756,6 +4002,7 @@
       <w:spacing w:after="0" w:line="240" w:lineRule="auto"/>
     </w:pPr>
     <w:rPr>
+      <w:rFonts w:eastAsia="黑体"/>
       <w:color w:themeColor="accent1" w:themeShade="BF" w:val="365F91"/>
     </w:rPr>
     <w:tblPr>
@@ -3778,6 +4025,7 @@
         <w:spacing w:after="0" w:before="0" w:line="240" w:lineRule="auto"/>
       </w:pPr>
       <w:rPr>
+        <w:rFonts w:eastAsia="黑体"/>
         <w:b/>
         <w:bCs/>
       </w:rPr>
@@ -3798,6 +4046,7 @@
         <w:spacing w:after="0" w:before="0" w:line="240" w:lineRule="auto"/>
       </w:pPr>
       <w:rPr>
+        <w:rFonts w:eastAsia="黑体"/>
         <w:b/>
         <w:bCs/>
       </w:rPr>
@@ -3815,12 +4064,14 @@
     </w:tblStylePr>
     <w:tblStylePr w:type="firstCol">
       <w:rPr>
+        <w:rFonts w:eastAsia="黑体"/>
         <w:b/>
         <w:bCs/>
       </w:rPr>
     </w:tblStylePr>
     <w:tblStylePr w:type="lastCol">
       <w:rPr>
+        <w:rFonts w:eastAsia="黑体"/>
         <w:b/>
         <w:bCs/>
       </w:rPr>
@@ -3859,6 +4110,7 @@
       <w:spacing w:after="0" w:line="240" w:lineRule="auto"/>
     </w:pPr>
     <w:rPr>
+      <w:rFonts w:eastAsia="黑体"/>
       <w:color w:themeColor="accent2" w:themeShade="BF" w:val="943634"/>
     </w:rPr>
     <w:tblPr>
@@ -3881,6 +4133,7 @@
         <w:spacing w:after="0" w:before="0" w:line="240" w:lineRule="auto"/>
       </w:pPr>
       <w:rPr>
+        <w:rFonts w:eastAsia="黑体"/>
         <w:b/>
         <w:bCs/>
       </w:rPr>
@@ -3901,6 +4154,7 @@
         <w:spacing w:after="0" w:before="0" w:line="240" w:lineRule="auto"/>
       </w:pPr>
       <w:rPr>
+        <w:rFonts w:eastAsia="黑体"/>
         <w:b/>
         <w:bCs/>
       </w:rPr>
@@ -3918,12 +4172,14 @@
     </w:tblStylePr>
     <w:tblStylePr w:type="firstCol">
       <w:rPr>
+        <w:rFonts w:eastAsia="黑体"/>
         <w:b/>
         <w:bCs/>
       </w:rPr>
     </w:tblStylePr>
     <w:tblStylePr w:type="lastCol">
       <w:rPr>
+        <w:rFonts w:eastAsia="黑体"/>
         <w:b/>
         <w:bCs/>
       </w:rPr>
@@ -3962,6 +4218,7 @@
       <w:spacing w:after="0" w:line="240" w:lineRule="auto"/>
     </w:pPr>
     <w:rPr>
+      <w:rFonts w:eastAsia="黑体"/>
       <w:color w:themeColor="accent3" w:themeShade="BF" w:val="76923C"/>
     </w:rPr>
     <w:tblPr>
@@ -3984,6 +4241,7 @@
         <w:spacing w:after="0" w:before="0" w:line="240" w:lineRule="auto"/>
       </w:pPr>
       <w:rPr>
+        <w:rFonts w:eastAsia="黑体"/>
         <w:b/>
         <w:bCs/>
       </w:rPr>
@@ -4004,6 +4262,7 @@
         <w:spacing w:after="0" w:before="0" w:line="240" w:lineRule="auto"/>
       </w:pPr>
       <w:rPr>
+        <w:rFonts w:eastAsia="黑体"/>
         <w:b/>
         <w:bCs/>
       </w:rPr>
@@ -4021,12 +4280,14 @@
     </w:tblStylePr>
     <w:tblStylePr w:type="firstCol">
       <w:rPr>
+        <w:rFonts w:eastAsia="黑体"/>
         <w:b/>
         <w:bCs/>
       </w:rPr>
     </w:tblStylePr>
     <w:tblStylePr w:type="lastCol">
       <w:rPr>
+        <w:rFonts w:eastAsia="黑体"/>
         <w:b/>
         <w:bCs/>
       </w:rPr>
@@ -4065,6 +4326,7 @@
       <w:spacing w:after="0" w:line="240" w:lineRule="auto"/>
     </w:pPr>
     <w:rPr>
+      <w:rFonts w:eastAsia="黑体"/>
       <w:color w:themeColor="accent4" w:themeShade="BF" w:val="5F497A"/>
     </w:rPr>
     <w:tblPr>
@@ -4087,6 +4349,7 @@
         <w:spacing w:after="0" w:before="0" w:line="240" w:lineRule="auto"/>
       </w:pPr>
       <w:rPr>
+        <w:rFonts w:eastAsia="黑体"/>
         <w:b/>
         <w:bCs/>
       </w:rPr>
@@ -4107,6 +4370,7 @@
         <w:spacing w:after="0" w:before="0" w:line="240" w:lineRule="auto"/>
       </w:pPr>
       <w:rPr>
+        <w:rFonts w:eastAsia="黑体"/>
         <w:b/>
         <w:bCs/>
       </w:rPr>
@@ -4124,12 +4388,14 @@
     </w:tblStylePr>
     <w:tblStylePr w:type="firstCol">
       <w:rPr>
+        <w:rFonts w:eastAsia="黑体"/>
         <w:b/>
         <w:bCs/>
       </w:rPr>
     </w:tblStylePr>
     <w:tblStylePr w:type="lastCol">
       <w:rPr>
+        <w:rFonts w:eastAsia="黑体"/>
         <w:b/>
         <w:bCs/>
       </w:rPr>
@@ -4168,6 +4434,7 @@
       <w:spacing w:after="0" w:line="240" w:lineRule="auto"/>
     </w:pPr>
     <w:rPr>
+      <w:rFonts w:eastAsia="黑体"/>
       <w:color w:themeColor="accent5" w:themeShade="BF" w:val="31849B"/>
     </w:rPr>
     <w:tblPr>
@@ -4190,6 +4457,7 @@
         <w:spacing w:after="0" w:before="0" w:line="240" w:lineRule="auto"/>
       </w:pPr>
       <w:rPr>
+        <w:rFonts w:eastAsia="黑体"/>
         <w:b/>
         <w:bCs/>
       </w:rPr>
@@ -4210,6 +4478,7 @@
         <w:spacing w:after="0" w:before="0" w:line="240" w:lineRule="auto"/>
       </w:pPr>
       <w:rPr>
+        <w:rFonts w:eastAsia="黑体"/>
         <w:b/>
         <w:bCs/>
       </w:rPr>
@@ -4227,12 +4496,14 @@
     </w:tblStylePr>
     <w:tblStylePr w:type="firstCol">
       <w:rPr>
+        <w:rFonts w:eastAsia="黑体"/>
         <w:b/>
         <w:bCs/>
       </w:rPr>
     </w:tblStylePr>
     <w:tblStylePr w:type="lastCol">
       <w:rPr>
+        <w:rFonts w:eastAsia="黑体"/>
         <w:b/>
         <w:bCs/>
       </w:rPr>
@@ -4271,6 +4542,7 @@
       <w:spacing w:after="0" w:line="240" w:lineRule="auto"/>
     </w:pPr>
     <w:rPr>
+      <w:rFonts w:eastAsia="黑体"/>
       <w:color w:themeColor="accent6" w:themeShade="BF" w:val="E36C0A"/>
     </w:rPr>
     <w:tblPr>
@@ -4293,6 +4565,7 @@
         <w:spacing w:after="0" w:before="0" w:line="240" w:lineRule="auto"/>
       </w:pPr>
       <w:rPr>
+        <w:rFonts w:eastAsia="黑体"/>
         <w:b/>
         <w:bCs/>
       </w:rPr>
@@ -4313,6 +4586,7 @@
         <w:spacing w:after="0" w:before="0" w:line="240" w:lineRule="auto"/>
       </w:pPr>
       <w:rPr>
+        <w:rFonts w:eastAsia="黑体"/>
         <w:b/>
         <w:bCs/>
       </w:rPr>
@@ -4330,12 +4604,14 @@
     </w:tblStylePr>
     <w:tblStylePr w:type="firstCol">
       <w:rPr>
+        <w:rFonts w:eastAsia="黑体"/>
         <w:b/>
         <w:bCs/>
       </w:rPr>
     </w:tblStylePr>
     <w:tblStylePr w:type="lastCol">
       <w:rPr>
+        <w:rFonts w:eastAsia="黑体"/>
         <w:b/>
         <w:bCs/>
       </w:rPr>
@@ -4395,6 +4671,7 @@
         <w:spacing w:after="0" w:before="0" w:line="240" w:lineRule="auto"/>
       </w:pPr>
       <w:rPr>
+        <w:rFonts w:eastAsia="黑体"/>
         <w:b/>
         <w:bCs/>
         <w:color w:themeColor="background1" w:val="FFFFFF"/>
@@ -4409,6 +4686,7 @@
         <w:spacing w:after="0" w:before="0" w:line="240" w:lineRule="auto"/>
       </w:pPr>
       <w:rPr>
+        <w:rFonts w:eastAsia="黑体"/>
         <w:b/>
         <w:bCs/>
       </w:rPr>
@@ -4424,12 +4702,14 @@
     </w:tblStylePr>
     <w:tblStylePr w:type="firstCol">
       <w:rPr>
+        <w:rFonts w:eastAsia="黑体"/>
         <w:b/>
         <w:bCs/>
       </w:rPr>
     </w:tblStylePr>
     <w:tblStylePr w:type="lastCol">
       <w:rPr>
+        <w:rFonts w:eastAsia="黑体"/>
         <w:b/>
         <w:bCs/>
       </w:rPr>
@@ -4487,6 +4767,7 @@
         <w:spacing w:after="0" w:before="0" w:line="240" w:lineRule="auto"/>
       </w:pPr>
       <w:rPr>
+        <w:rFonts w:eastAsia="黑体"/>
         <w:b/>
         <w:bCs/>
         <w:color w:themeColor="background1" w:val="FFFFFF"/>
@@ -4501,6 +4782,7 @@
         <w:spacing w:after="0" w:before="0" w:line="240" w:lineRule="auto"/>
       </w:pPr>
       <w:rPr>
+        <w:rFonts w:eastAsia="黑体"/>
         <w:b/>
         <w:bCs/>
       </w:rPr>
@@ -4516,12 +4798,14 @@
     </w:tblStylePr>
     <w:tblStylePr w:type="firstCol">
       <w:rPr>
+        <w:rFonts w:eastAsia="黑体"/>
         <w:b/>
         <w:bCs/>
       </w:rPr>
     </w:tblStylePr>
     <w:tblStylePr w:type="lastCol">
       <w:rPr>
+        <w:rFonts w:eastAsia="黑体"/>
         <w:b/>
         <w:bCs/>
       </w:rPr>
@@ -4579,6 +4863,7 @@
         <w:spacing w:after="0" w:before="0" w:line="240" w:lineRule="auto"/>
       </w:pPr>
       <w:rPr>
+        <w:rFonts w:eastAsia="黑体"/>
         <w:b/>
         <w:bCs/>
         <w:color w:themeColor="background1" w:val="FFFFFF"/>
@@ -4593,6 +4878,7 @@
         <w:spacing w:after="0" w:before="0" w:line="240" w:lineRule="auto"/>
       </w:pPr>
       <w:rPr>
+        <w:rFonts w:eastAsia="黑体"/>
         <w:b/>
         <w:bCs/>
       </w:rPr>
@@ -4608,12 +4894,14 @@
     </w:tblStylePr>
     <w:tblStylePr w:type="firstCol">
       <w:rPr>
+        <w:rFonts w:eastAsia="黑体"/>
         <w:b/>
         <w:bCs/>
       </w:rPr>
     </w:tblStylePr>
     <w:tblStylePr w:type="lastCol">
       <w:rPr>
+        <w:rFonts w:eastAsia="黑体"/>
         <w:b/>
         <w:bCs/>
       </w:rPr>
@@ -4671,6 +4959,7 @@
         <w:spacing w:after="0" w:before="0" w:line="240" w:lineRule="auto"/>
       </w:pPr>
       <w:rPr>
+        <w:rFonts w:eastAsia="黑体"/>
         <w:b/>
         <w:bCs/>
         <w:color w:themeColor="background1" w:val="FFFFFF"/>
@@ -4685,6 +4974,7 @@
         <w:spacing w:after="0" w:before="0" w:line="240" w:lineRule="auto"/>
       </w:pPr>
       <w:rPr>
+        <w:rFonts w:eastAsia="黑体"/>
         <w:b/>
         <w:bCs/>
       </w:rPr>
@@ -4700,12 +4990,14 @@
     </w:tblStylePr>
     <w:tblStylePr w:type="firstCol">
       <w:rPr>
+        <w:rFonts w:eastAsia="黑体"/>
         <w:b/>
         <w:bCs/>
       </w:rPr>
     </w:tblStylePr>
     <w:tblStylePr w:type="lastCol">
       <w:rPr>
+        <w:rFonts w:eastAsia="黑体"/>
         <w:b/>
         <w:bCs/>
       </w:rPr>
@@ -4763,6 +5055,7 @@
         <w:spacing w:after="0" w:before="0" w:line="240" w:lineRule="auto"/>
       </w:pPr>
       <w:rPr>
+        <w:rFonts w:eastAsia="黑体"/>
         <w:b/>
         <w:bCs/>
         <w:color w:themeColor="background1" w:val="FFFFFF"/>
@@ -4777,6 +5070,7 @@
         <w:spacing w:after="0" w:before="0" w:line="240" w:lineRule="auto"/>
       </w:pPr>
       <w:rPr>
+        <w:rFonts w:eastAsia="黑体"/>
         <w:b/>
         <w:bCs/>
       </w:rPr>
@@ -4792,12 +5086,14 @@
     </w:tblStylePr>
     <w:tblStylePr w:type="firstCol">
       <w:rPr>
+        <w:rFonts w:eastAsia="黑体"/>
         <w:b/>
         <w:bCs/>
       </w:rPr>
     </w:tblStylePr>
     <w:tblStylePr w:type="lastCol">
       <w:rPr>
+        <w:rFonts w:eastAsia="黑体"/>
         <w:b/>
         <w:bCs/>
       </w:rPr>
@@ -4855,6 +5151,7 @@
         <w:spacing w:after="0" w:before="0" w:line="240" w:lineRule="auto"/>
       </w:pPr>
       <w:rPr>
+        <w:rFonts w:eastAsia="黑体"/>
         <w:b/>
         <w:bCs/>
         <w:color w:themeColor="background1" w:val="FFFFFF"/>
@@ -4869,6 +5166,7 @@
         <w:spacing w:after="0" w:before="0" w:line="240" w:lineRule="auto"/>
       </w:pPr>
       <w:rPr>
+        <w:rFonts w:eastAsia="黑体"/>
         <w:b/>
         <w:bCs/>
       </w:rPr>
@@ -4884,12 +5182,14 @@
     </w:tblStylePr>
     <w:tblStylePr w:type="firstCol">
       <w:rPr>
+        <w:rFonts w:eastAsia="黑体"/>
         <w:b/>
         <w:bCs/>
       </w:rPr>
     </w:tblStylePr>
     <w:tblStylePr w:type="lastCol">
       <w:rPr>
+        <w:rFonts w:eastAsia="黑体"/>
         <w:b/>
         <w:bCs/>
       </w:rPr>
@@ -4947,6 +5247,7 @@
         <w:spacing w:after="0" w:before="0" w:line="240" w:lineRule="auto"/>
       </w:pPr>
       <w:rPr>
+        <w:rFonts w:eastAsia="黑体"/>
         <w:b/>
         <w:bCs/>
         <w:color w:themeColor="background1" w:val="FFFFFF"/>
@@ -4961,6 +5262,7 @@
         <w:spacing w:after="0" w:before="0" w:line="240" w:lineRule="auto"/>
       </w:pPr>
       <w:rPr>
+        <w:rFonts w:eastAsia="黑体"/>
         <w:b/>
         <w:bCs/>
       </w:rPr>
@@ -4976,12 +5278,14 @@
     </w:tblStylePr>
     <w:tblStylePr w:type="firstCol">
       <w:rPr>
+        <w:rFonts w:eastAsia="黑体"/>
         <w:b/>
         <w:bCs/>
       </w:rPr>
     </w:tblStylePr>
     <w:tblStylePr w:type="lastCol">
       <w:rPr>
+        <w:rFonts w:eastAsia="黑体"/>
         <w:b/>
         <w:bCs/>
       </w:rPr>
@@ -5041,7 +5345,7 @@
         <w:spacing w:after="0" w:before="0" w:line="240" w:lineRule="auto"/>
       </w:pPr>
       <w:rPr>
-        <w:rFonts w:asciiTheme="majorHAnsi" w:cstheme="majorBidi" w:eastAsiaTheme="majorEastAsia" w:hAnsiTheme="majorHAnsi"/>
+        <w:rFonts w:asciiTheme="majorHAnsi" w:cstheme="majorBidi" w:hAnsiTheme="majorHAnsi" w:eastAsia="黑体"/>
         <w:b/>
         <w:bCs/>
       </w:rPr>
@@ -5062,7 +5366,7 @@
         <w:spacing w:after="0" w:before="0" w:line="240" w:lineRule="auto"/>
       </w:pPr>
       <w:rPr>
-        <w:rFonts w:asciiTheme="majorHAnsi" w:cstheme="majorBidi" w:eastAsiaTheme="majorEastAsia" w:hAnsiTheme="majorHAnsi"/>
+        <w:rFonts w:asciiTheme="majorHAnsi" w:cstheme="majorBidi" w:hAnsiTheme="majorHAnsi" w:eastAsia="黑体"/>
         <w:b/>
         <w:bCs/>
       </w:rPr>
@@ -5080,14 +5384,14 @@
     </w:tblStylePr>
     <w:tblStylePr w:type="firstCol">
       <w:rPr>
-        <w:rFonts w:asciiTheme="majorHAnsi" w:cstheme="majorBidi" w:eastAsiaTheme="majorEastAsia" w:hAnsiTheme="majorHAnsi"/>
+        <w:rFonts w:asciiTheme="majorHAnsi" w:cstheme="majorBidi" w:hAnsiTheme="majorHAnsi" w:eastAsia="黑体"/>
         <w:b/>
         <w:bCs/>
       </w:rPr>
     </w:tblStylePr>
     <w:tblStylePr w:type="lastCol">
       <w:rPr>
-        <w:rFonts w:asciiTheme="majorHAnsi" w:cstheme="majorBidi" w:eastAsiaTheme="majorEastAsia" w:hAnsiTheme="majorHAnsi"/>
+        <w:rFonts w:asciiTheme="majorHAnsi" w:cstheme="majorBidi" w:hAnsiTheme="majorHAnsi" w:eastAsia="黑体"/>
         <w:b/>
         <w:bCs/>
       </w:rPr>
@@ -5171,7 +5475,7 @@
         <w:spacing w:after="0" w:before="0" w:line="240" w:lineRule="auto"/>
       </w:pPr>
       <w:rPr>
-        <w:rFonts w:asciiTheme="majorHAnsi" w:cstheme="majorBidi" w:eastAsiaTheme="majorEastAsia" w:hAnsiTheme="majorHAnsi"/>
+        <w:rFonts w:asciiTheme="majorHAnsi" w:cstheme="majorBidi" w:hAnsiTheme="majorHAnsi" w:eastAsia="黑体"/>
         <w:b/>
         <w:bCs/>
       </w:rPr>
@@ -5192,7 +5496,7 @@
         <w:spacing w:after="0" w:before="0" w:line="240" w:lineRule="auto"/>
       </w:pPr>
       <w:rPr>
-        <w:rFonts w:asciiTheme="majorHAnsi" w:cstheme="majorBidi" w:eastAsiaTheme="majorEastAsia" w:hAnsiTheme="majorHAnsi"/>
+        <w:rFonts w:asciiTheme="majorHAnsi" w:cstheme="majorBidi" w:hAnsiTheme="majorHAnsi" w:eastAsia="黑体"/>
         <w:b/>
         <w:bCs/>
       </w:rPr>
@@ -5210,14 +5514,14 @@
     </w:tblStylePr>
     <w:tblStylePr w:type="firstCol">
       <w:rPr>
-        <w:rFonts w:asciiTheme="majorHAnsi" w:cstheme="majorBidi" w:eastAsiaTheme="majorEastAsia" w:hAnsiTheme="majorHAnsi"/>
+        <w:rFonts w:asciiTheme="majorHAnsi" w:cstheme="majorBidi" w:hAnsiTheme="majorHAnsi" w:eastAsia="黑体"/>
         <w:b/>
         <w:bCs/>
       </w:rPr>
     </w:tblStylePr>
     <w:tblStylePr w:type="lastCol">
       <w:rPr>
-        <w:rFonts w:asciiTheme="majorHAnsi" w:cstheme="majorBidi" w:eastAsiaTheme="majorEastAsia" w:hAnsiTheme="majorHAnsi"/>
+        <w:rFonts w:asciiTheme="majorHAnsi" w:cstheme="majorBidi" w:hAnsiTheme="majorHAnsi" w:eastAsia="黑体"/>
         <w:b/>
         <w:bCs/>
       </w:rPr>
@@ -5301,7 +5605,7 @@
         <w:spacing w:after="0" w:before="0" w:line="240" w:lineRule="auto"/>
       </w:pPr>
       <w:rPr>
-        <w:rFonts w:asciiTheme="majorHAnsi" w:cstheme="majorBidi" w:eastAsiaTheme="majorEastAsia" w:hAnsiTheme="majorHAnsi"/>
+        <w:rFonts w:asciiTheme="majorHAnsi" w:cstheme="majorBidi" w:hAnsiTheme="majorHAnsi" w:eastAsia="黑体"/>
         <w:b/>
         <w:bCs/>
       </w:rPr>
@@ -5322,7 +5626,7 @@
         <w:spacing w:after="0" w:before="0" w:line="240" w:lineRule="auto"/>
       </w:pPr>
       <w:rPr>
-        <w:rFonts w:asciiTheme="majorHAnsi" w:cstheme="majorBidi" w:eastAsiaTheme="majorEastAsia" w:hAnsiTheme="majorHAnsi"/>
+        <w:rFonts w:asciiTheme="majorHAnsi" w:cstheme="majorBidi" w:hAnsiTheme="majorHAnsi" w:eastAsia="黑体"/>
         <w:b/>
         <w:bCs/>
       </w:rPr>
@@ -5340,14 +5644,14 @@
     </w:tblStylePr>
     <w:tblStylePr w:type="firstCol">
       <w:rPr>
-        <w:rFonts w:asciiTheme="majorHAnsi" w:cstheme="majorBidi" w:eastAsiaTheme="majorEastAsia" w:hAnsiTheme="majorHAnsi"/>
+        <w:rFonts w:asciiTheme="majorHAnsi" w:cstheme="majorBidi" w:hAnsiTheme="majorHAnsi" w:eastAsia="黑体"/>
         <w:b/>
         <w:bCs/>
       </w:rPr>
     </w:tblStylePr>
     <w:tblStylePr w:type="lastCol">
       <w:rPr>
-        <w:rFonts w:asciiTheme="majorHAnsi" w:cstheme="majorBidi" w:eastAsiaTheme="majorEastAsia" w:hAnsiTheme="majorHAnsi"/>
+        <w:rFonts w:asciiTheme="majorHAnsi" w:cstheme="majorBidi" w:hAnsiTheme="majorHAnsi" w:eastAsia="黑体"/>
         <w:b/>
         <w:bCs/>
       </w:rPr>
@@ -5431,7 +5735,7 @@
         <w:spacing w:after="0" w:before="0" w:line="240" w:lineRule="auto"/>
       </w:pPr>
       <w:rPr>
-        <w:rFonts w:asciiTheme="majorHAnsi" w:cstheme="majorBidi" w:eastAsiaTheme="majorEastAsia" w:hAnsiTheme="majorHAnsi"/>
+        <w:rFonts w:asciiTheme="majorHAnsi" w:cstheme="majorBidi" w:hAnsiTheme="majorHAnsi" w:eastAsia="黑体"/>
         <w:b/>
         <w:bCs/>
       </w:rPr>
@@ -5452,7 +5756,7 @@
         <w:spacing w:after="0" w:before="0" w:line="240" w:lineRule="auto"/>
       </w:pPr>
       <w:rPr>
-        <w:rFonts w:asciiTheme="majorHAnsi" w:cstheme="majorBidi" w:eastAsiaTheme="majorEastAsia" w:hAnsiTheme="majorHAnsi"/>
+        <w:rFonts w:asciiTheme="majorHAnsi" w:cstheme="majorBidi" w:hAnsiTheme="majorHAnsi" w:eastAsia="黑体"/>
         <w:b/>
         <w:bCs/>
       </w:rPr>
@@ -5470,14 +5774,14 @@
     </w:tblStylePr>
     <w:tblStylePr w:type="firstCol">
       <w:rPr>
-        <w:rFonts w:asciiTheme="majorHAnsi" w:cstheme="majorBidi" w:eastAsiaTheme="majorEastAsia" w:hAnsiTheme="majorHAnsi"/>
+        <w:rFonts w:asciiTheme="majorHAnsi" w:cstheme="majorBidi" w:hAnsiTheme="majorHAnsi" w:eastAsia="黑体"/>
         <w:b/>
         <w:bCs/>
       </w:rPr>
     </w:tblStylePr>
     <w:tblStylePr w:type="lastCol">
       <w:rPr>
-        <w:rFonts w:asciiTheme="majorHAnsi" w:cstheme="majorBidi" w:eastAsiaTheme="majorEastAsia" w:hAnsiTheme="majorHAnsi"/>
+        <w:rFonts w:asciiTheme="majorHAnsi" w:cstheme="majorBidi" w:hAnsiTheme="majorHAnsi" w:eastAsia="黑体"/>
         <w:b/>
         <w:bCs/>
       </w:rPr>
@@ -5561,7 +5865,7 @@
         <w:spacing w:after="0" w:before="0" w:line="240" w:lineRule="auto"/>
       </w:pPr>
       <w:rPr>
-        <w:rFonts w:asciiTheme="majorHAnsi" w:cstheme="majorBidi" w:eastAsiaTheme="majorEastAsia" w:hAnsiTheme="majorHAnsi"/>
+        <w:rFonts w:asciiTheme="majorHAnsi" w:cstheme="majorBidi" w:hAnsiTheme="majorHAnsi" w:eastAsia="黑体"/>
         <w:b/>
         <w:bCs/>
       </w:rPr>
@@ -5582,7 +5886,7 @@
         <w:spacing w:after="0" w:before="0" w:line="240" w:lineRule="auto"/>
       </w:pPr>
       <w:rPr>
-        <w:rFonts w:asciiTheme="majorHAnsi" w:cstheme="majorBidi" w:eastAsiaTheme="majorEastAsia" w:hAnsiTheme="majorHAnsi"/>
+        <w:rFonts w:asciiTheme="majorHAnsi" w:cstheme="majorBidi" w:hAnsiTheme="majorHAnsi" w:eastAsia="黑体"/>
         <w:b/>
         <w:bCs/>
       </w:rPr>
@@ -5600,14 +5904,14 @@
     </w:tblStylePr>
     <w:tblStylePr w:type="firstCol">
       <w:rPr>
-        <w:rFonts w:asciiTheme="majorHAnsi" w:cstheme="majorBidi" w:eastAsiaTheme="majorEastAsia" w:hAnsiTheme="majorHAnsi"/>
+        <w:rFonts w:asciiTheme="majorHAnsi" w:cstheme="majorBidi" w:hAnsiTheme="majorHAnsi" w:eastAsia="黑体"/>
         <w:b/>
         <w:bCs/>
       </w:rPr>
     </w:tblStylePr>
     <w:tblStylePr w:type="lastCol">
       <w:rPr>
-        <w:rFonts w:asciiTheme="majorHAnsi" w:cstheme="majorBidi" w:eastAsiaTheme="majorEastAsia" w:hAnsiTheme="majorHAnsi"/>
+        <w:rFonts w:asciiTheme="majorHAnsi" w:cstheme="majorBidi" w:hAnsiTheme="majorHAnsi" w:eastAsia="黑体"/>
         <w:b/>
         <w:bCs/>
       </w:rPr>
@@ -5691,7 +5995,7 @@
         <w:spacing w:after="0" w:before="0" w:line="240" w:lineRule="auto"/>
       </w:pPr>
       <w:rPr>
-        <w:rFonts w:asciiTheme="majorHAnsi" w:cstheme="majorBidi" w:eastAsiaTheme="majorEastAsia" w:hAnsiTheme="majorHAnsi"/>
+        <w:rFonts w:asciiTheme="majorHAnsi" w:cstheme="majorBidi" w:hAnsiTheme="majorHAnsi" w:eastAsia="黑体"/>
         <w:b/>
         <w:bCs/>
       </w:rPr>
@@ -5712,7 +6016,7 @@
         <w:spacing w:after="0" w:before="0" w:line="240" w:lineRule="auto"/>
       </w:pPr>
       <w:rPr>
-        <w:rFonts w:asciiTheme="majorHAnsi" w:cstheme="majorBidi" w:eastAsiaTheme="majorEastAsia" w:hAnsiTheme="majorHAnsi"/>
+        <w:rFonts w:asciiTheme="majorHAnsi" w:cstheme="majorBidi" w:hAnsiTheme="majorHAnsi" w:eastAsia="黑体"/>
         <w:b/>
         <w:bCs/>
       </w:rPr>
@@ -5730,14 +6034,14 @@
     </w:tblStylePr>
     <w:tblStylePr w:type="firstCol">
       <w:rPr>
-        <w:rFonts w:asciiTheme="majorHAnsi" w:cstheme="majorBidi" w:eastAsiaTheme="majorEastAsia" w:hAnsiTheme="majorHAnsi"/>
+        <w:rFonts w:asciiTheme="majorHAnsi" w:cstheme="majorBidi" w:hAnsiTheme="majorHAnsi" w:eastAsia="黑体"/>
         <w:b/>
         <w:bCs/>
       </w:rPr>
     </w:tblStylePr>
     <w:tblStylePr w:type="lastCol">
       <w:rPr>
-        <w:rFonts w:asciiTheme="majorHAnsi" w:cstheme="majorBidi" w:eastAsiaTheme="majorEastAsia" w:hAnsiTheme="majorHAnsi"/>
+        <w:rFonts w:asciiTheme="majorHAnsi" w:cstheme="majorBidi" w:hAnsiTheme="majorHAnsi" w:eastAsia="黑体"/>
         <w:b/>
         <w:bCs/>
       </w:rPr>
@@ -5821,7 +6125,7 @@
         <w:spacing w:after="0" w:before="0" w:line="240" w:lineRule="auto"/>
       </w:pPr>
       <w:rPr>
-        <w:rFonts w:asciiTheme="majorHAnsi" w:cstheme="majorBidi" w:eastAsiaTheme="majorEastAsia" w:hAnsiTheme="majorHAnsi"/>
+        <w:rFonts w:asciiTheme="majorHAnsi" w:cstheme="majorBidi" w:hAnsiTheme="majorHAnsi" w:eastAsia="黑体"/>
         <w:b/>
         <w:bCs/>
       </w:rPr>
@@ -5842,7 +6146,7 @@
         <w:spacing w:after="0" w:before="0" w:line="240" w:lineRule="auto"/>
       </w:pPr>
       <w:rPr>
-        <w:rFonts w:asciiTheme="majorHAnsi" w:cstheme="majorBidi" w:eastAsiaTheme="majorEastAsia" w:hAnsiTheme="majorHAnsi"/>
+        <w:rFonts w:asciiTheme="majorHAnsi" w:cstheme="majorBidi" w:hAnsiTheme="majorHAnsi" w:eastAsia="黑体"/>
         <w:b/>
         <w:bCs/>
       </w:rPr>
@@ -5860,14 +6164,14 @@
     </w:tblStylePr>
     <w:tblStylePr w:type="firstCol">
       <w:rPr>
-        <w:rFonts w:asciiTheme="majorHAnsi" w:cstheme="majorBidi" w:eastAsiaTheme="majorEastAsia" w:hAnsiTheme="majorHAnsi"/>
+        <w:rFonts w:asciiTheme="majorHAnsi" w:cstheme="majorBidi" w:hAnsiTheme="majorHAnsi" w:eastAsia="黑体"/>
         <w:b/>
         <w:bCs/>
       </w:rPr>
     </w:tblStylePr>
     <w:tblStylePr w:type="lastCol">
       <w:rPr>
-        <w:rFonts w:asciiTheme="majorHAnsi" w:cstheme="majorBidi" w:eastAsiaTheme="majorEastAsia" w:hAnsiTheme="majorHAnsi"/>
+        <w:rFonts w:asciiTheme="majorHAnsi" w:cstheme="majorBidi" w:hAnsiTheme="majorHAnsi" w:eastAsia="黑体"/>
         <w:b/>
         <w:bCs/>
       </w:rPr>
@@ -5950,6 +6254,7 @@
         <w:spacing w:after="0" w:before="0" w:line="240" w:lineRule="auto"/>
       </w:pPr>
       <w:rPr>
+        <w:rFonts w:eastAsia="黑体"/>
         <w:b/>
         <w:bCs/>
         <w:color w:themeColor="background1" w:val="FFFFFF"/>
@@ -5972,6 +6277,7 @@
         <w:spacing w:after="0" w:before="0" w:line="240" w:lineRule="auto"/>
       </w:pPr>
       <w:rPr>
+        <w:rFonts w:eastAsia="黑体"/>
         <w:b/>
         <w:bCs/>
       </w:rPr>
@@ -5989,12 +6295,14 @@
     </w:tblStylePr>
     <w:tblStylePr w:type="firstCol">
       <w:rPr>
+        <w:rFonts w:eastAsia="黑体"/>
         <w:b/>
         <w:bCs/>
       </w:rPr>
     </w:tblStylePr>
     <w:tblStylePr w:type="lastCol">
       <w:rPr>
+        <w:rFonts w:eastAsia="黑体"/>
         <w:b/>
         <w:bCs/>
       </w:rPr>
@@ -6056,6 +6364,7 @@
         <w:spacing w:after="0" w:before="0" w:line="240" w:lineRule="auto"/>
       </w:pPr>
       <w:rPr>
+        <w:rFonts w:eastAsia="黑体"/>
         <w:b/>
         <w:bCs/>
         <w:color w:themeColor="background1" w:val="FFFFFF"/>
@@ -6078,6 +6387,7 @@
         <w:spacing w:after="0" w:before="0" w:line="240" w:lineRule="auto"/>
       </w:pPr>
       <w:rPr>
+        <w:rFonts w:eastAsia="黑体"/>
         <w:b/>
         <w:bCs/>
       </w:rPr>
@@ -6095,12 +6405,14 @@
     </w:tblStylePr>
     <w:tblStylePr w:type="firstCol">
       <w:rPr>
+        <w:rFonts w:eastAsia="黑体"/>
         <w:b/>
         <w:bCs/>
       </w:rPr>
     </w:tblStylePr>
     <w:tblStylePr w:type="lastCol">
       <w:rPr>
+        <w:rFonts w:eastAsia="黑体"/>
         <w:b/>
         <w:bCs/>
       </w:rPr>
@@ -6162,6 +6474,7 @@
         <w:spacing w:after="0" w:before="0" w:line="240" w:lineRule="auto"/>
       </w:pPr>
       <w:rPr>
+        <w:rFonts w:eastAsia="黑体"/>
         <w:b/>
         <w:bCs/>
         <w:color w:themeColor="background1" w:val="FFFFFF"/>
@@ -6184,6 +6497,7 @@
         <w:spacing w:after="0" w:before="0" w:line="240" w:lineRule="auto"/>
       </w:pPr>
       <w:rPr>
+        <w:rFonts w:eastAsia="黑体"/>
         <w:b/>
         <w:bCs/>
       </w:rPr>
@@ -6201,12 +6515,14 @@
     </w:tblStylePr>
     <w:tblStylePr w:type="firstCol">
       <w:rPr>
+        <w:rFonts w:eastAsia="黑体"/>
         <w:b/>
         <w:bCs/>
       </w:rPr>
     </w:tblStylePr>
     <w:tblStylePr w:type="lastCol">
       <w:rPr>
+        <w:rFonts w:eastAsia="黑体"/>
         <w:b/>
         <w:bCs/>
       </w:rPr>
@@ -6268,6 +6584,7 @@
         <w:spacing w:after="0" w:before="0" w:line="240" w:lineRule="auto"/>
       </w:pPr>
       <w:rPr>
+        <w:rFonts w:eastAsia="黑体"/>
         <w:b/>
         <w:bCs/>
         <w:color w:themeColor="background1" w:val="FFFFFF"/>
@@ -6290,6 +6607,7 @@
         <w:spacing w:after="0" w:before="0" w:line="240" w:lineRule="auto"/>
       </w:pPr>
       <w:rPr>
+        <w:rFonts w:eastAsia="黑体"/>
         <w:b/>
         <w:bCs/>
       </w:rPr>
@@ -6307,12 +6625,14 @@
     </w:tblStylePr>
     <w:tblStylePr w:type="firstCol">
       <w:rPr>
+        <w:rFonts w:eastAsia="黑体"/>
         <w:b/>
         <w:bCs/>
       </w:rPr>
     </w:tblStylePr>
     <w:tblStylePr w:type="lastCol">
       <w:rPr>
+        <w:rFonts w:eastAsia="黑体"/>
         <w:b/>
         <w:bCs/>
       </w:rPr>
@@ -6374,6 +6694,7 @@
         <w:spacing w:after="0" w:before="0" w:line="240" w:lineRule="auto"/>
       </w:pPr>
       <w:rPr>
+        <w:rFonts w:eastAsia="黑体"/>
         <w:b/>
         <w:bCs/>
         <w:color w:themeColor="background1" w:val="FFFFFF"/>
@@ -6396,6 +6717,7 @@
         <w:spacing w:after="0" w:before="0" w:line="240" w:lineRule="auto"/>
       </w:pPr>
       <w:rPr>
+        <w:rFonts w:eastAsia="黑体"/>
         <w:b/>
         <w:bCs/>
       </w:rPr>
@@ -6413,12 +6735,14 @@
     </w:tblStylePr>
     <w:tblStylePr w:type="firstCol">
       <w:rPr>
+        <w:rFonts w:eastAsia="黑体"/>
         <w:b/>
         <w:bCs/>
       </w:rPr>
     </w:tblStylePr>
     <w:tblStylePr w:type="lastCol">
       <w:rPr>
+        <w:rFonts w:eastAsia="黑体"/>
         <w:b/>
         <w:bCs/>
       </w:rPr>
@@ -6480,6 +6804,7 @@
         <w:spacing w:after="0" w:before="0" w:line="240" w:lineRule="auto"/>
       </w:pPr>
       <w:rPr>
+        <w:rFonts w:eastAsia="黑体"/>
         <w:b/>
         <w:bCs/>
         <w:color w:themeColor="background1" w:val="FFFFFF"/>
@@ -6502,6 +6827,7 @@
         <w:spacing w:after="0" w:before="0" w:line="240" w:lineRule="auto"/>
       </w:pPr>
       <w:rPr>
+        <w:rFonts w:eastAsia="黑体"/>
         <w:b/>
         <w:bCs/>
       </w:rPr>
@@ -6519,12 +6845,14 @@
     </w:tblStylePr>
     <w:tblStylePr w:type="firstCol">
       <w:rPr>
+        <w:rFonts w:eastAsia="黑体"/>
         <w:b/>
         <w:bCs/>
       </w:rPr>
     </w:tblStylePr>
     <w:tblStylePr w:type="lastCol">
       <w:rPr>
+        <w:rFonts w:eastAsia="黑体"/>
         <w:b/>
         <w:bCs/>
       </w:rPr>
@@ -6586,6 +6914,7 @@
         <w:spacing w:after="0" w:before="0" w:line="240" w:lineRule="auto"/>
       </w:pPr>
       <w:rPr>
+        <w:rFonts w:eastAsia="黑体"/>
         <w:b/>
         <w:bCs/>
         <w:color w:themeColor="background1" w:val="FFFFFF"/>
@@ -6608,6 +6937,7 @@
         <w:spacing w:after="0" w:before="0" w:line="240" w:lineRule="auto"/>
       </w:pPr>
       <w:rPr>
+        <w:rFonts w:eastAsia="黑体"/>
         <w:b/>
         <w:bCs/>
       </w:rPr>
@@ -6625,12 +6955,14 @@
     </w:tblStylePr>
     <w:tblStylePr w:type="firstCol">
       <w:rPr>
+        <w:rFonts w:eastAsia="黑体"/>
         <w:b/>
         <w:bCs/>
       </w:rPr>
     </w:tblStylePr>
     <w:tblStylePr w:type="lastCol">
       <w:rPr>
+        <w:rFonts w:eastAsia="黑体"/>
         <w:b/>
         <w:bCs/>
       </w:rPr>
@@ -6689,6 +7021,7 @@
         <w:spacing w:after="0" w:before="0" w:line="240" w:lineRule="auto"/>
       </w:pPr>
       <w:rPr>
+        <w:rFonts w:eastAsia="黑体"/>
         <w:b/>
         <w:bCs/>
         <w:color w:themeColor="background1" w:val="FFFFFF"/>
@@ -6711,6 +7044,7 @@
         <w:spacing w:after="0" w:before="0" w:line="240" w:lineRule="auto"/>
       </w:pPr>
       <w:rPr>
+        <w:rFonts w:eastAsia="黑体"/>
         <w:color w:val="auto"/>
       </w:rPr>
       <w:tblPr/>
@@ -6728,6 +7062,7 @@
     </w:tblStylePr>
     <w:tblStylePr w:type="firstCol">
       <w:rPr>
+        <w:rFonts w:eastAsia="黑体"/>
         <w:b/>
         <w:bCs/>
         <w:color w:themeColor="background1" w:val="FFFFFF"/>
@@ -6747,6 +7082,7 @@
     </w:tblStylePr>
     <w:tblStylePr w:type="lastCol">
       <w:rPr>
+        <w:rFonts w:eastAsia="黑体"/>
         <w:b/>
         <w:bCs/>
         <w:color w:themeColor="background1" w:val="FFFFFF"/>
@@ -6795,6 +7131,7 @@
     </w:tblStylePr>
     <w:tblStylePr w:type="nwCell">
       <w:rPr>
+        <w:rFonts w:eastAsia="黑体"/>
         <w:color w:themeColor="background1" w:val="FFFFFF"/>
       </w:rPr>
       <w:tblPr/>
@@ -6838,6 +7175,7 @@
         <w:spacing w:after="0" w:before="0" w:line="240" w:lineRule="auto"/>
       </w:pPr>
       <w:rPr>
+        <w:rFonts w:eastAsia="黑体"/>
         <w:b/>
         <w:bCs/>
         <w:color w:themeColor="background1" w:val="FFFFFF"/>
@@ -6860,6 +7198,7 @@
         <w:spacing w:after="0" w:before="0" w:line="240" w:lineRule="auto"/>
       </w:pPr>
       <w:rPr>
+        <w:rFonts w:eastAsia="黑体"/>
         <w:color w:val="auto"/>
       </w:rPr>
       <w:tblPr/>
@@ -6877,6 +7216,7 @@
     </w:tblStylePr>
     <w:tblStylePr w:type="firstCol">
       <w:rPr>
+        <w:rFonts w:eastAsia="黑体"/>
         <w:b/>
         <w:bCs/>
         <w:color w:themeColor="background1" w:val="FFFFFF"/>
@@ -6896,6 +7236,7 @@
     </w:tblStylePr>
     <w:tblStylePr w:type="lastCol">
       <w:rPr>
+        <w:rFonts w:eastAsia="黑体"/>
         <w:b/>
         <w:bCs/>
         <w:color w:themeColor="background1" w:val="FFFFFF"/>
@@ -6944,6 +7285,7 @@
     </w:tblStylePr>
     <w:tblStylePr w:type="nwCell">
       <w:rPr>
+        <w:rFonts w:eastAsia="黑体"/>
         <w:color w:themeColor="background1" w:val="FFFFFF"/>
       </w:rPr>
       <w:tblPr/>
@@ -6987,6 +7329,7 @@
         <w:spacing w:after="0" w:before="0" w:line="240" w:lineRule="auto"/>
       </w:pPr>
       <w:rPr>
+        <w:rFonts w:eastAsia="黑体"/>
         <w:b/>
         <w:bCs/>
         <w:color w:themeColor="background1" w:val="FFFFFF"/>
@@ -7009,6 +7352,7 @@
         <w:spacing w:after="0" w:before="0" w:line="240" w:lineRule="auto"/>
       </w:pPr>
       <w:rPr>
+        <w:rFonts w:eastAsia="黑体"/>
         <w:color w:val="auto"/>
       </w:rPr>
       <w:tblPr/>
@@ -7026,6 +7370,7 @@
     </w:tblStylePr>
     <w:tblStylePr w:type="firstCol">
       <w:rPr>
+        <w:rFonts w:eastAsia="黑体"/>
         <w:b/>
         <w:bCs/>
         <w:color w:themeColor="background1" w:val="FFFFFF"/>
@@ -7045,6 +7390,7 @@
     </w:tblStylePr>
     <w:tblStylePr w:type="lastCol">
       <w:rPr>
+        <w:rFonts w:eastAsia="黑体"/>
         <w:b/>
         <w:bCs/>
         <w:color w:themeColor="background1" w:val="FFFFFF"/>
@@ -7093,6 +7439,7 @@
     </w:tblStylePr>
     <w:tblStylePr w:type="nwCell">
       <w:rPr>
+        <w:rFonts w:eastAsia="黑体"/>
         <w:color w:themeColor="background1" w:val="FFFFFF"/>
       </w:rPr>
       <w:tblPr/>
@@ -7136,6 +7483,7 @@
         <w:spacing w:after="0" w:before="0" w:line="240" w:lineRule="auto"/>
       </w:pPr>
       <w:rPr>
+        <w:rFonts w:eastAsia="黑体"/>
         <w:b/>
         <w:bCs/>
         <w:color w:themeColor="background1" w:val="FFFFFF"/>
@@ -7158,6 +7506,7 @@
         <w:spacing w:after="0" w:before="0" w:line="240" w:lineRule="auto"/>
       </w:pPr>
       <w:rPr>
+        <w:rFonts w:eastAsia="黑体"/>
         <w:color w:val="auto"/>
       </w:rPr>
       <w:tblPr/>
@@ -7175,6 +7524,7 @@
     </w:tblStylePr>
     <w:tblStylePr w:type="firstCol">
       <w:rPr>
+        <w:rFonts w:eastAsia="黑体"/>
         <w:b/>
         <w:bCs/>
         <w:color w:themeColor="background1" w:val="FFFFFF"/>
@@ -7194,6 +7544,7 @@
     </w:tblStylePr>
     <w:tblStylePr w:type="lastCol">
       <w:rPr>
+        <w:rFonts w:eastAsia="黑体"/>
         <w:b/>
         <w:bCs/>
         <w:color w:themeColor="background1" w:val="FFFFFF"/>
@@ -7242,6 +7593,7 @@
     </w:tblStylePr>
     <w:tblStylePr w:type="nwCell">
       <w:rPr>
+        <w:rFonts w:eastAsia="黑体"/>
         <w:color w:themeColor="background1" w:val="FFFFFF"/>
       </w:rPr>
       <w:tblPr/>
@@ -7285,6 +7637,7 @@
         <w:spacing w:after="0" w:before="0" w:line="240" w:lineRule="auto"/>
       </w:pPr>
       <w:rPr>
+        <w:rFonts w:eastAsia="黑体"/>
         <w:b/>
         <w:bCs/>
         <w:color w:themeColor="background1" w:val="FFFFFF"/>
@@ -7307,6 +7660,7 @@
         <w:spacing w:after="0" w:before="0" w:line="240" w:lineRule="auto"/>
       </w:pPr>
       <w:rPr>
+        <w:rFonts w:eastAsia="黑体"/>
         <w:color w:val="auto"/>
       </w:rPr>
       <w:tblPr/>
@@ -7324,6 +7678,7 @@
     </w:tblStylePr>
     <w:tblStylePr w:type="firstCol">
       <w:rPr>
+        <w:rFonts w:eastAsia="黑体"/>
         <w:b/>
         <w:bCs/>
         <w:color w:themeColor="background1" w:val="FFFFFF"/>
@@ -7343,6 +7698,7 @@
     </w:tblStylePr>
     <w:tblStylePr w:type="lastCol">
       <w:rPr>
+        <w:rFonts w:eastAsia="黑体"/>
         <w:b/>
         <w:bCs/>
         <w:color w:themeColor="background1" w:val="FFFFFF"/>
@@ -7391,6 +7747,7 @@
     </w:tblStylePr>
     <w:tblStylePr w:type="nwCell">
       <w:rPr>
+        <w:rFonts w:eastAsia="黑体"/>
         <w:color w:themeColor="background1" w:val="FFFFFF"/>
       </w:rPr>
       <w:tblPr/>
@@ -7434,6 +7791,7 @@
         <w:spacing w:after="0" w:before="0" w:line="240" w:lineRule="auto"/>
       </w:pPr>
       <w:rPr>
+        <w:rFonts w:eastAsia="黑体"/>
         <w:b/>
         <w:bCs/>
         <w:color w:themeColor="background1" w:val="FFFFFF"/>
@@ -7456,6 +7814,7 @@
         <w:spacing w:after="0" w:before="0" w:line="240" w:lineRule="auto"/>
       </w:pPr>
       <w:rPr>
+        <w:rFonts w:eastAsia="黑体"/>
         <w:color w:val="auto"/>
       </w:rPr>
       <w:tblPr/>
@@ -7473,6 +7832,7 @@
     </w:tblStylePr>
     <w:tblStylePr w:type="firstCol">
       <w:rPr>
+        <w:rFonts w:eastAsia="黑体"/>
         <w:b/>
         <w:bCs/>
         <w:color w:themeColor="background1" w:val="FFFFFF"/>
@@ -7492,6 +7852,7 @@
     </w:tblStylePr>
     <w:tblStylePr w:type="lastCol">
       <w:rPr>
+        <w:rFonts w:eastAsia="黑体"/>
         <w:b/>
         <w:bCs/>
         <w:color w:themeColor="background1" w:val="FFFFFF"/>
@@ -7540,6 +7901,7 @@
     </w:tblStylePr>
     <w:tblStylePr w:type="nwCell">
       <w:rPr>
+        <w:rFonts w:eastAsia="黑体"/>
         <w:color w:themeColor="background1" w:val="FFFFFF"/>
       </w:rPr>
       <w:tblPr/>
@@ -7583,6 +7945,7 @@
         <w:spacing w:after="0" w:before="0" w:line="240" w:lineRule="auto"/>
       </w:pPr>
       <w:rPr>
+        <w:rFonts w:eastAsia="黑体"/>
         <w:b/>
         <w:bCs/>
         <w:color w:themeColor="background1" w:val="FFFFFF"/>
@@ -7605,6 +7968,7 @@
         <w:spacing w:after="0" w:before="0" w:line="240" w:lineRule="auto"/>
       </w:pPr>
       <w:rPr>
+        <w:rFonts w:eastAsia="黑体"/>
         <w:color w:val="auto"/>
       </w:rPr>
       <w:tblPr/>
@@ -7622,6 +7986,7 @@
     </w:tblStylePr>
     <w:tblStylePr w:type="firstCol">
       <w:rPr>
+        <w:rFonts w:eastAsia="黑体"/>
         <w:b/>
         <w:bCs/>
         <w:color w:themeColor="background1" w:val="FFFFFF"/>
@@ -7641,6 +8006,7 @@
     </w:tblStylePr>
     <w:tblStylePr w:type="lastCol">
       <w:rPr>
+        <w:rFonts w:eastAsia="黑体"/>
         <w:b/>
         <w:bCs/>
         <w:color w:themeColor="background1" w:val="FFFFFF"/>
@@ -7689,6 +8055,7 @@
     </w:tblStylePr>
     <w:tblStylePr w:type="nwCell">
       <w:rPr>
+        <w:rFonts w:eastAsia="黑体"/>
         <w:color w:themeColor="background1" w:val="FFFFFF"/>
       </w:rPr>
       <w:tblPr/>
@@ -7713,6 +8080,7 @@
       <w:spacing w:after="0" w:line="240" w:lineRule="auto"/>
     </w:pPr>
     <w:rPr>
+      <w:rFonts w:eastAsia="黑体"/>
       <w:color w:themeColor="text1" w:val="000000"/>
     </w:rPr>
     <w:tblPr>
@@ -7732,7 +8100,7 @@
     </w:tblPr>
     <w:tblStylePr w:type="firstRow">
       <w:rPr>
-        <w:rFonts w:asciiTheme="majorHAnsi" w:cstheme="majorBidi" w:eastAsiaTheme="majorEastAsia" w:hAnsiTheme="majorHAnsi"/>
+        <w:rFonts w:asciiTheme="majorHAnsi" w:cstheme="majorBidi" w:hAnsiTheme="majorHAnsi" w:eastAsia="黑体"/>
       </w:rPr>
       <w:tblPr/>
       <w:tcPr>
@@ -7744,6 +8112,7 @@
     </w:tblStylePr>
     <w:tblStylePr w:type="lastRow">
       <w:rPr>
+        <w:rFonts w:eastAsia="黑体"/>
         <w:b/>
         <w:bCs/>
         <w:color w:themeColor="text2" w:val="1F497D"/>
@@ -7758,12 +8127,14 @@
     </w:tblStylePr>
     <w:tblStylePr w:type="firstCol">
       <w:rPr>
+        <w:rFonts w:eastAsia="黑体"/>
         <w:b/>
         <w:bCs/>
       </w:rPr>
     </w:tblStylePr>
     <w:tblStylePr w:type="lastCol">
       <w:rPr>
+        <w:rFonts w:eastAsia="黑体"/>
         <w:b/>
         <w:bCs/>
       </w:rPr>
@@ -7797,6 +8168,7 @@
       <w:spacing w:after="0" w:line="240" w:lineRule="auto"/>
     </w:pPr>
     <w:rPr>
+      <w:rFonts w:eastAsia="黑体"/>
       <w:color w:themeColor="text1" w:val="000000"/>
     </w:rPr>
     <w:tblPr>
@@ -7816,7 +8188,7 @@
     </w:tblPr>
     <w:tblStylePr w:type="firstRow">
       <w:rPr>
-        <w:rFonts w:asciiTheme="majorHAnsi" w:cstheme="majorBidi" w:eastAsiaTheme="majorEastAsia" w:hAnsiTheme="majorHAnsi"/>
+        <w:rFonts w:asciiTheme="majorHAnsi" w:cstheme="majorBidi" w:hAnsiTheme="majorHAnsi" w:eastAsia="黑体"/>
       </w:rPr>
       <w:tblPr/>
       <w:tcPr>
@@ -7828,6 +8200,7 @@
     </w:tblStylePr>
     <w:tblStylePr w:type="lastRow">
       <w:rPr>
+        <w:rFonts w:eastAsia="黑体"/>
         <w:b/>
         <w:bCs/>
         <w:color w:themeColor="text2" w:val="1F497D"/>
@@ -7842,12 +8215,14 @@
     </w:tblStylePr>
     <w:tblStylePr w:type="firstCol">
       <w:rPr>
+        <w:rFonts w:eastAsia="黑体"/>
         <w:b/>
         <w:bCs/>
       </w:rPr>
     </w:tblStylePr>
     <w:tblStylePr w:type="lastCol">
       <w:rPr>
+        <w:rFonts w:eastAsia="黑体"/>
         <w:b/>
         <w:bCs/>
       </w:rPr>
@@ -7881,6 +8256,7 @@
       <w:spacing w:after="0" w:line="240" w:lineRule="auto"/>
     </w:pPr>
     <w:rPr>
+      <w:rFonts w:eastAsia="黑体"/>
       <w:color w:themeColor="text1" w:val="000000"/>
     </w:rPr>
     <w:tblPr>
@@ -7900,7 +8276,7 @@
     </w:tblPr>
     <w:tblStylePr w:type="firstRow">
       <w:rPr>
-        <w:rFonts w:asciiTheme="majorHAnsi" w:cstheme="majorBidi" w:eastAsiaTheme="majorEastAsia" w:hAnsiTheme="majorHAnsi"/>
+        <w:rFonts w:asciiTheme="majorHAnsi" w:cstheme="majorBidi" w:hAnsiTheme="majorHAnsi" w:eastAsia="黑体"/>
       </w:rPr>
       <w:tblPr/>
       <w:tcPr>
@@ -7912,6 +8288,7 @@
     </w:tblStylePr>
     <w:tblStylePr w:type="lastRow">
       <w:rPr>
+        <w:rFonts w:eastAsia="黑体"/>
         <w:b/>
         <w:bCs/>
         <w:color w:themeColor="text2" w:val="1F497D"/>
@@ -7926,12 +8303,14 @@
     </w:tblStylePr>
     <w:tblStylePr w:type="firstCol">
       <w:rPr>
+        <w:rFonts w:eastAsia="黑体"/>
         <w:b/>
         <w:bCs/>
       </w:rPr>
     </w:tblStylePr>
     <w:tblStylePr w:type="lastCol">
       <w:rPr>
+        <w:rFonts w:eastAsia="黑体"/>
         <w:b/>
         <w:bCs/>
       </w:rPr>
@@ -7965,6 +8344,7 @@
       <w:spacing w:after="0" w:line="240" w:lineRule="auto"/>
     </w:pPr>
     <w:rPr>
+      <w:rFonts w:eastAsia="黑体"/>
       <w:color w:themeColor="text1" w:val="000000"/>
     </w:rPr>
     <w:tblPr>
@@ -7984,7 +8364,7 @@
     </w:tblPr>
     <w:tblStylePr w:type="firstRow">
       <w:rPr>
-        <w:rFonts w:asciiTheme="majorHAnsi" w:cstheme="majorBidi" w:eastAsiaTheme="majorEastAsia" w:hAnsiTheme="majorHAnsi"/>
+        <w:rFonts w:asciiTheme="majorHAnsi" w:cstheme="majorBidi" w:hAnsiTheme="majorHAnsi" w:eastAsia="黑体"/>
       </w:rPr>
       <w:tblPr/>
       <w:tcPr>
@@ -7996,6 +8376,7 @@
     </w:tblStylePr>
     <w:tblStylePr w:type="lastRow">
       <w:rPr>
+        <w:rFonts w:eastAsia="黑体"/>
         <w:b/>
         <w:bCs/>
         <w:color w:themeColor="text2" w:val="1F497D"/>
@@ -8010,12 +8391,14 @@
     </w:tblStylePr>
     <w:tblStylePr w:type="firstCol">
       <w:rPr>
+        <w:rFonts w:eastAsia="黑体"/>
         <w:b/>
         <w:bCs/>
       </w:rPr>
     </w:tblStylePr>
     <w:tblStylePr w:type="lastCol">
       <w:rPr>
+        <w:rFonts w:eastAsia="黑体"/>
         <w:b/>
         <w:bCs/>
       </w:rPr>
@@ -8049,6 +8432,7 @@
       <w:spacing w:after="0" w:line="240" w:lineRule="auto"/>
     </w:pPr>
     <w:rPr>
+      <w:rFonts w:eastAsia="黑体"/>
       <w:color w:themeColor="text1" w:val="000000"/>
     </w:rPr>
     <w:tblPr>
@@ -8068,7 +8452,7 @@
     </w:tblPr>
     <w:tblStylePr w:type="firstRow">
       <w:rPr>
-        <w:rFonts w:asciiTheme="majorHAnsi" w:cstheme="majorBidi" w:eastAsiaTheme="majorEastAsia" w:hAnsiTheme="majorHAnsi"/>
+        <w:rFonts w:asciiTheme="majorHAnsi" w:cstheme="majorBidi" w:hAnsiTheme="majorHAnsi" w:eastAsia="黑体"/>
       </w:rPr>
       <w:tblPr/>
       <w:tcPr>
@@ -8080,6 +8464,7 @@
     </w:tblStylePr>
     <w:tblStylePr w:type="lastRow">
       <w:rPr>
+        <w:rFonts w:eastAsia="黑体"/>
         <w:b/>
         <w:bCs/>
         <w:color w:themeColor="text2" w:val="1F497D"/>
@@ -8094,12 +8479,14 @@
     </w:tblStylePr>
     <w:tblStylePr w:type="firstCol">
       <w:rPr>
+        <w:rFonts w:eastAsia="黑体"/>
         <w:b/>
         <w:bCs/>
       </w:rPr>
     </w:tblStylePr>
     <w:tblStylePr w:type="lastCol">
       <w:rPr>
+        <w:rFonts w:eastAsia="黑体"/>
         <w:b/>
         <w:bCs/>
       </w:rPr>
@@ -8133,6 +8520,7 @@
       <w:spacing w:after="0" w:line="240" w:lineRule="auto"/>
     </w:pPr>
     <w:rPr>
+      <w:rFonts w:eastAsia="黑体"/>
       <w:color w:themeColor="text1" w:val="000000"/>
     </w:rPr>
     <w:tblPr>
@@ -8152,7 +8540,7 @@
     </w:tblPr>
     <w:tblStylePr w:type="firstRow">
       <w:rPr>
-        <w:rFonts w:asciiTheme="majorHAnsi" w:cstheme="majorBidi" w:eastAsiaTheme="majorEastAsia" w:hAnsiTheme="majorHAnsi"/>
+        <w:rFonts w:asciiTheme="majorHAnsi" w:cstheme="majorBidi" w:hAnsiTheme="majorHAnsi" w:eastAsia="黑体"/>
       </w:rPr>
       <w:tblPr/>
       <w:tcPr>
@@ -8164,6 +8552,7 @@
     </w:tblStylePr>
     <w:tblStylePr w:type="lastRow">
       <w:rPr>
+        <w:rFonts w:eastAsia="黑体"/>
         <w:b/>
         <w:bCs/>
         <w:color w:themeColor="text2" w:val="1F497D"/>
@@ -8178,12 +8567,14 @@
     </w:tblStylePr>
     <w:tblStylePr w:type="firstCol">
       <w:rPr>
+        <w:rFonts w:eastAsia="黑体"/>
         <w:b/>
         <w:bCs/>
       </w:rPr>
     </w:tblStylePr>
     <w:tblStylePr w:type="lastCol">
       <w:rPr>
+        <w:rFonts w:eastAsia="黑体"/>
         <w:b/>
         <w:bCs/>
       </w:rPr>
@@ -8217,6 +8608,7 @@
       <w:spacing w:after="0" w:line="240" w:lineRule="auto"/>
     </w:pPr>
     <w:rPr>
+      <w:rFonts w:eastAsia="黑体"/>
       <w:color w:themeColor="text1" w:val="000000"/>
     </w:rPr>
     <w:tblPr>
@@ -8236,7 +8628,7 @@
     </w:tblPr>
     <w:tblStylePr w:type="firstRow">
       <w:rPr>
-        <w:rFonts w:asciiTheme="majorHAnsi" w:cstheme="majorBidi" w:eastAsiaTheme="majorEastAsia" w:hAnsiTheme="majorHAnsi"/>
+        <w:rFonts w:asciiTheme="majorHAnsi" w:cstheme="majorBidi" w:hAnsiTheme="majorHAnsi" w:eastAsia="黑体"/>
       </w:rPr>
       <w:tblPr/>
       <w:tcPr>
@@ -8248,6 +8640,7 @@
     </w:tblStylePr>
     <w:tblStylePr w:type="lastRow">
       <w:rPr>
+        <w:rFonts w:eastAsia="黑体"/>
         <w:b/>
         <w:bCs/>
         <w:color w:themeColor="text2" w:val="1F497D"/>
@@ -8262,12 +8655,14 @@
     </w:tblStylePr>
     <w:tblStylePr w:type="firstCol">
       <w:rPr>
+        <w:rFonts w:eastAsia="黑体"/>
         <w:b/>
         <w:bCs/>
       </w:rPr>
     </w:tblStylePr>
     <w:tblStylePr w:type="lastCol">
       <w:rPr>
+        <w:rFonts w:eastAsia="黑体"/>
         <w:b/>
         <w:bCs/>
       </w:rPr>
@@ -8301,7 +8696,7 @@
       <w:spacing w:after="0" w:line="240" w:lineRule="auto"/>
     </w:pPr>
     <w:rPr>
-      <w:rFonts w:asciiTheme="majorHAnsi" w:cstheme="majorBidi" w:eastAsiaTheme="majorEastAsia" w:hAnsiTheme="majorHAnsi"/>
+      <w:rFonts w:asciiTheme="majorHAnsi" w:cstheme="majorBidi" w:hAnsiTheme="majorHAnsi" w:eastAsia="黑体"/>
       <w:color w:themeColor="text1" w:val="000000"/>
     </w:rPr>
     <w:tblPr>
@@ -8323,6 +8718,7 @@
     </w:tblPr>
     <w:tblStylePr w:type="firstRow">
       <w:rPr>
+        <w:rFonts w:eastAsia="黑体"/>
         <w:sz w:val="24"/>
         <w:szCs w:val="24"/>
       </w:rPr>
@@ -8429,7 +8825,7 @@
       <w:spacing w:after="0" w:line="240" w:lineRule="auto"/>
     </w:pPr>
     <w:rPr>
-      <w:rFonts w:asciiTheme="majorHAnsi" w:cstheme="majorBidi" w:eastAsiaTheme="majorEastAsia" w:hAnsiTheme="majorHAnsi"/>
+      <w:rFonts w:asciiTheme="majorHAnsi" w:cstheme="majorBidi" w:hAnsiTheme="majorHAnsi" w:eastAsia="黑体"/>
       <w:color w:themeColor="text1" w:val="000000"/>
     </w:rPr>
     <w:tblPr>
@@ -8451,6 +8847,7 @@
     </w:tblPr>
     <w:tblStylePr w:type="firstRow">
       <w:rPr>
+        <w:rFonts w:eastAsia="黑体"/>
         <w:sz w:val="24"/>
         <w:szCs w:val="24"/>
       </w:rPr>
@@ -8557,7 +8954,7 @@
       <w:spacing w:after="0" w:line="240" w:lineRule="auto"/>
     </w:pPr>
     <w:rPr>
-      <w:rFonts w:asciiTheme="majorHAnsi" w:cstheme="majorBidi" w:eastAsiaTheme="majorEastAsia" w:hAnsiTheme="majorHAnsi"/>
+      <w:rFonts w:asciiTheme="majorHAnsi" w:cstheme="majorBidi" w:hAnsiTheme="majorHAnsi" w:eastAsia="黑体"/>
       <w:color w:themeColor="text1" w:val="000000"/>
     </w:rPr>
     <w:tblPr>
@@ -8579,6 +8976,7 @@
     </w:tblPr>
     <w:tblStylePr w:type="firstRow">
       <w:rPr>
+        <w:rFonts w:eastAsia="黑体"/>
         <w:sz w:val="24"/>
         <w:szCs w:val="24"/>
       </w:rPr>
@@ -8685,7 +9083,7 @@
       <w:spacing w:after="0" w:line="240" w:lineRule="auto"/>
     </w:pPr>
     <w:rPr>
-      <w:rFonts w:asciiTheme="majorHAnsi" w:cstheme="majorBidi" w:eastAsiaTheme="majorEastAsia" w:hAnsiTheme="majorHAnsi"/>
+      <w:rFonts w:asciiTheme="majorHAnsi" w:cstheme="majorBidi" w:hAnsiTheme="majorHAnsi" w:eastAsia="黑体"/>
       <w:color w:themeColor="text1" w:val="000000"/>
     </w:rPr>
     <w:tblPr>
@@ -8707,6 +9105,7 @@
     </w:tblPr>
     <w:tblStylePr w:type="firstRow">
       <w:rPr>
+        <w:rFonts w:eastAsia="黑体"/>
         <w:sz w:val="24"/>
         <w:szCs w:val="24"/>
       </w:rPr>
@@ -8813,7 +9212,7 @@
       <w:spacing w:after="0" w:line="240" w:lineRule="auto"/>
     </w:pPr>
     <w:rPr>
-      <w:rFonts w:asciiTheme="majorHAnsi" w:cstheme="majorBidi" w:eastAsiaTheme="majorEastAsia" w:hAnsiTheme="majorHAnsi"/>
+      <w:rFonts w:asciiTheme="majorHAnsi" w:cstheme="majorBidi" w:hAnsiTheme="majorHAnsi" w:eastAsia="黑体"/>
       <w:color w:themeColor="text1" w:val="000000"/>
     </w:rPr>
     <w:tblPr>
@@ -8835,6 +9234,7 @@
     </w:tblPr>
     <w:tblStylePr w:type="firstRow">
       <w:rPr>
+        <w:rFonts w:eastAsia="黑体"/>
         <w:sz w:val="24"/>
         <w:szCs w:val="24"/>
       </w:rPr>
@@ -8941,7 +9341,7 @@
       <w:spacing w:after="0" w:line="240" w:lineRule="auto"/>
     </w:pPr>
     <w:rPr>
-      <w:rFonts w:asciiTheme="majorHAnsi" w:cstheme="majorBidi" w:eastAsiaTheme="majorEastAsia" w:hAnsiTheme="majorHAnsi"/>
+      <w:rFonts w:asciiTheme="majorHAnsi" w:cstheme="majorBidi" w:hAnsiTheme="majorHAnsi" w:eastAsia="黑体"/>
       <w:color w:themeColor="text1" w:val="000000"/>
     </w:rPr>
     <w:tblPr>
@@ -8963,6 +9363,7 @@
     </w:tblPr>
     <w:tblStylePr w:type="firstRow">
       <w:rPr>
+        <w:rFonts w:eastAsia="黑体"/>
         <w:sz w:val="24"/>
         <w:szCs w:val="24"/>
       </w:rPr>
@@ -9069,7 +9470,7 @@
       <w:spacing w:after="0" w:line="240" w:lineRule="auto"/>
     </w:pPr>
     <w:rPr>
-      <w:rFonts w:asciiTheme="majorHAnsi" w:cstheme="majorBidi" w:eastAsiaTheme="majorEastAsia" w:hAnsiTheme="majorHAnsi"/>
+      <w:rFonts w:asciiTheme="majorHAnsi" w:cstheme="majorBidi" w:hAnsiTheme="majorHAnsi" w:eastAsia="黑体"/>
       <w:color w:themeColor="text1" w:val="000000"/>
     </w:rPr>
     <w:tblPr>
@@ -9091,6 +9492,7 @@
     </w:tblPr>
     <w:tblStylePr w:type="firstRow">
       <w:rPr>
+        <w:rFonts w:eastAsia="黑体"/>
         <w:sz w:val="24"/>
         <w:szCs w:val="24"/>
       </w:rPr>
@@ -9220,12 +9622,14 @@
     </w:tcPr>
     <w:tblStylePr w:type="firstRow">
       <w:rPr>
+        <w:rFonts w:eastAsia="黑体"/>
         <w:b/>
         <w:bCs/>
       </w:rPr>
     </w:tblStylePr>
     <w:tblStylePr w:type="lastRow">
       <w:rPr>
+        <w:rFonts w:eastAsia="黑体"/>
         <w:b/>
         <w:bCs/>
       </w:rPr>
@@ -9238,12 +9642,14 @@
     </w:tblStylePr>
     <w:tblStylePr w:type="firstCol">
       <w:rPr>
+        <w:rFonts w:eastAsia="黑体"/>
         <w:b/>
         <w:bCs/>
       </w:rPr>
     </w:tblStylePr>
     <w:tblStylePr w:type="lastCol">
       <w:rPr>
+        <w:rFonts w:eastAsia="黑体"/>
         <w:b/>
         <w:bCs/>
       </w:rPr>
@@ -9293,12 +9699,14 @@
     </w:tcPr>
     <w:tblStylePr w:type="firstRow">
       <w:rPr>
+        <w:rFonts w:eastAsia="黑体"/>
         <w:b/>
         <w:bCs/>
       </w:rPr>
     </w:tblStylePr>
     <w:tblStylePr w:type="lastRow">
       <w:rPr>
+        <w:rFonts w:eastAsia="黑体"/>
         <w:b/>
         <w:bCs/>
       </w:rPr>
@@ -9311,12 +9719,14 @@
     </w:tblStylePr>
     <w:tblStylePr w:type="firstCol">
       <w:rPr>
+        <w:rFonts w:eastAsia="黑体"/>
         <w:b/>
         <w:bCs/>
       </w:rPr>
     </w:tblStylePr>
     <w:tblStylePr w:type="lastCol">
       <w:rPr>
+        <w:rFonts w:eastAsia="黑体"/>
         <w:b/>
         <w:bCs/>
       </w:rPr>
@@ -9366,12 +9776,14 @@
     </w:tcPr>
     <w:tblStylePr w:type="firstRow">
       <w:rPr>
+        <w:rFonts w:eastAsia="黑体"/>
         <w:b/>
         <w:bCs/>
       </w:rPr>
     </w:tblStylePr>
     <w:tblStylePr w:type="lastRow">
       <w:rPr>
+        <w:rFonts w:eastAsia="黑体"/>
         <w:b/>
         <w:bCs/>
       </w:rPr>
@@ -9384,12 +9796,14 @@
     </w:tblStylePr>
     <w:tblStylePr w:type="firstCol">
       <w:rPr>
+        <w:rFonts w:eastAsia="黑体"/>
         <w:b/>
         <w:bCs/>
       </w:rPr>
     </w:tblStylePr>
     <w:tblStylePr w:type="lastCol">
       <w:rPr>
+        <w:rFonts w:eastAsia="黑体"/>
         <w:b/>
         <w:bCs/>
       </w:rPr>
@@ -9439,12 +9853,14 @@
     </w:tcPr>
     <w:tblStylePr w:type="firstRow">
       <w:rPr>
+        <w:rFonts w:eastAsia="黑体"/>
         <w:b/>
         <w:bCs/>
       </w:rPr>
     </w:tblStylePr>
     <w:tblStylePr w:type="lastRow">
       <w:rPr>
+        <w:rFonts w:eastAsia="黑体"/>
         <w:b/>
         <w:bCs/>
       </w:rPr>
@@ -9457,12 +9873,14 @@
     </w:tblStylePr>
     <w:tblStylePr w:type="firstCol">
       <w:rPr>
+        <w:rFonts w:eastAsia="黑体"/>
         <w:b/>
         <w:bCs/>
       </w:rPr>
     </w:tblStylePr>
     <w:tblStylePr w:type="lastCol">
       <w:rPr>
+        <w:rFonts w:eastAsia="黑体"/>
         <w:b/>
         <w:bCs/>
       </w:rPr>
@@ -9512,12 +9930,14 @@
     </w:tcPr>
     <w:tblStylePr w:type="firstRow">
       <w:rPr>
+        <w:rFonts w:eastAsia="黑体"/>
         <w:b/>
         <w:bCs/>
       </w:rPr>
     </w:tblStylePr>
     <w:tblStylePr w:type="lastRow">
       <w:rPr>
+        <w:rFonts w:eastAsia="黑体"/>
         <w:b/>
         <w:bCs/>
       </w:rPr>
@@ -9530,12 +9950,14 @@
     </w:tblStylePr>
     <w:tblStylePr w:type="firstCol">
       <w:rPr>
+        <w:rFonts w:eastAsia="黑体"/>
         <w:b/>
         <w:bCs/>
       </w:rPr>
     </w:tblStylePr>
     <w:tblStylePr w:type="lastCol">
       <w:rPr>
+        <w:rFonts w:eastAsia="黑体"/>
         <w:b/>
         <w:bCs/>
       </w:rPr>
@@ -9585,12 +10007,14 @@
     </w:tcPr>
     <w:tblStylePr w:type="firstRow">
       <w:rPr>
+        <w:rFonts w:eastAsia="黑体"/>
         <w:b/>
         <w:bCs/>
       </w:rPr>
     </w:tblStylePr>
     <w:tblStylePr w:type="lastRow">
       <w:rPr>
+        <w:rFonts w:eastAsia="黑体"/>
         <w:b/>
         <w:bCs/>
       </w:rPr>
@@ -9603,12 +10027,14 @@
     </w:tblStylePr>
     <w:tblStylePr w:type="firstCol">
       <w:rPr>
+        <w:rFonts w:eastAsia="黑体"/>
         <w:b/>
         <w:bCs/>
       </w:rPr>
     </w:tblStylePr>
     <w:tblStylePr w:type="lastCol">
       <w:rPr>
+        <w:rFonts w:eastAsia="黑体"/>
         <w:b/>
         <w:bCs/>
       </w:rPr>
@@ -9658,12 +10084,14 @@
     </w:tcPr>
     <w:tblStylePr w:type="firstRow">
       <w:rPr>
+        <w:rFonts w:eastAsia="黑体"/>
         <w:b/>
         <w:bCs/>
       </w:rPr>
     </w:tblStylePr>
     <w:tblStylePr w:type="lastRow">
       <w:rPr>
+        <w:rFonts w:eastAsia="黑体"/>
         <w:b/>
         <w:bCs/>
       </w:rPr>
@@ -9676,12 +10104,14 @@
     </w:tblStylePr>
     <w:tblStylePr w:type="firstCol">
       <w:rPr>
+        <w:rFonts w:eastAsia="黑体"/>
         <w:b/>
         <w:bCs/>
       </w:rPr>
     </w:tblStylePr>
     <w:tblStylePr w:type="lastCol">
       <w:rPr>
+        <w:rFonts w:eastAsia="黑体"/>
         <w:b/>
         <w:bCs/>
       </w:rPr>
@@ -9708,7 +10138,7 @@
       <w:spacing w:after="0" w:line="240" w:lineRule="auto"/>
     </w:pPr>
     <w:rPr>
-      <w:rFonts w:asciiTheme="majorHAnsi" w:cstheme="majorBidi" w:eastAsiaTheme="majorEastAsia" w:hAnsiTheme="majorHAnsi"/>
+      <w:rFonts w:asciiTheme="majorHAnsi" w:cstheme="majorBidi" w:hAnsiTheme="majorHAnsi" w:eastAsia="黑体"/>
       <w:color w:themeColor="text1" w:val="000000"/>
     </w:rPr>
     <w:tblPr>
@@ -9735,6 +10165,7 @@
     </w:tcPr>
     <w:tblStylePr w:type="firstRow">
       <w:rPr>
+        <w:rFonts w:eastAsia="黑体"/>
         <w:b/>
         <w:bCs/>
         <w:color w:themeColor="text1" w:val="000000"/>
@@ -9746,6 +10177,7 @@
     </w:tblStylePr>
     <w:tblStylePr w:type="lastRow">
       <w:rPr>
+        <w:rFonts w:eastAsia="黑体"/>
         <w:b/>
         <w:bCs/>
         <w:color w:themeColor="text1" w:val="000000"/>
@@ -9765,6 +10197,7 @@
     </w:tblStylePr>
     <w:tblStylePr w:type="firstCol">
       <w:rPr>
+        <w:rFonts w:eastAsia="黑体"/>
         <w:b/>
         <w:bCs/>
         <w:color w:themeColor="text1" w:val="000000"/>
@@ -9784,6 +10217,7 @@
     </w:tblStylePr>
     <w:tblStylePr w:type="lastCol">
       <w:rPr>
+        <w:rFonts w:eastAsia="黑体"/>
         <w:b w:val="0"/>
         <w:bCs w:val="0"/>
         <w:color w:themeColor="text1" w:val="000000"/>
@@ -9833,7 +10267,7 @@
       <w:spacing w:after="0" w:line="240" w:lineRule="auto"/>
     </w:pPr>
     <w:rPr>
-      <w:rFonts w:asciiTheme="majorHAnsi" w:cstheme="majorBidi" w:eastAsiaTheme="majorEastAsia" w:hAnsiTheme="majorHAnsi"/>
+      <w:rFonts w:asciiTheme="majorHAnsi" w:cstheme="majorBidi" w:hAnsiTheme="majorHAnsi" w:eastAsia="黑体"/>
       <w:color w:themeColor="text1" w:val="000000"/>
     </w:rPr>
     <w:tblPr>
@@ -9860,6 +10294,7 @@
     </w:tcPr>
     <w:tblStylePr w:type="firstRow">
       <w:rPr>
+        <w:rFonts w:eastAsia="黑体"/>
         <w:b/>
         <w:bCs/>
         <w:color w:themeColor="text1" w:val="000000"/>
@@ -9871,6 +10306,7 @@
     </w:tblStylePr>
     <w:tblStylePr w:type="lastRow">
       <w:rPr>
+        <w:rFonts w:eastAsia="黑体"/>
         <w:b/>
         <w:bCs/>
         <w:color w:themeColor="text1" w:val="000000"/>
@@ -9890,6 +10326,7 @@
     </w:tblStylePr>
     <w:tblStylePr w:type="firstCol">
       <w:rPr>
+        <w:rFonts w:eastAsia="黑体"/>
         <w:b/>
         <w:bCs/>
         <w:color w:themeColor="text1" w:val="000000"/>
@@ -9909,6 +10346,7 @@
     </w:tblStylePr>
     <w:tblStylePr w:type="lastCol">
       <w:rPr>
+        <w:rFonts w:eastAsia="黑体"/>
         <w:b w:val="0"/>
         <w:bCs w:val="0"/>
         <w:color w:themeColor="text1" w:val="000000"/>
@@ -9958,7 +10396,7 @@
       <w:spacing w:after="0" w:line="240" w:lineRule="auto"/>
     </w:pPr>
     <w:rPr>
-      <w:rFonts w:asciiTheme="majorHAnsi" w:cstheme="majorBidi" w:eastAsiaTheme="majorEastAsia" w:hAnsiTheme="majorHAnsi"/>
+      <w:rFonts w:asciiTheme="majorHAnsi" w:cstheme="majorBidi" w:hAnsiTheme="majorHAnsi" w:eastAsia="黑体"/>
       <w:color w:themeColor="text1" w:val="000000"/>
     </w:rPr>
     <w:tblPr>
@@ -9985,6 +10423,7 @@
     </w:tcPr>
     <w:tblStylePr w:type="firstRow">
       <w:rPr>
+        <w:rFonts w:eastAsia="黑体"/>
         <w:b/>
         <w:bCs/>
         <w:color w:themeColor="text1" w:val="000000"/>
@@ -9996,6 +10435,7 @@
     </w:tblStylePr>
     <w:tblStylePr w:type="lastRow">
       <w:rPr>
+        <w:rFonts w:eastAsia="黑体"/>
         <w:b/>
         <w:bCs/>
         <w:color w:themeColor="text1" w:val="000000"/>
@@ -10015,6 +10455,7 @@
     </w:tblStylePr>
     <w:tblStylePr w:type="firstCol">
       <w:rPr>
+        <w:rFonts w:eastAsia="黑体"/>
         <w:b/>
         <w:bCs/>
         <w:color w:themeColor="text1" w:val="000000"/>
@@ -10034,6 +10475,7 @@
     </w:tblStylePr>
     <w:tblStylePr w:type="lastCol">
       <w:rPr>
+        <w:rFonts w:eastAsia="黑体"/>
         <w:b w:val="0"/>
         <w:bCs w:val="0"/>
         <w:color w:themeColor="text1" w:val="000000"/>
@@ -10083,7 +10525,7 @@
       <w:spacing w:after="0" w:line="240" w:lineRule="auto"/>
     </w:pPr>
     <w:rPr>
-      <w:rFonts w:asciiTheme="majorHAnsi" w:cstheme="majorBidi" w:eastAsiaTheme="majorEastAsia" w:hAnsiTheme="majorHAnsi"/>
+      <w:rFonts w:asciiTheme="majorHAnsi" w:cstheme="majorBidi" w:hAnsiTheme="majorHAnsi" w:eastAsia="黑体"/>
       <w:color w:themeColor="text1" w:val="000000"/>
     </w:rPr>
     <w:tblPr>
@@ -10110,6 +10552,7 @@
     </w:tcPr>
     <w:tblStylePr w:type="firstRow">
       <w:rPr>
+        <w:rFonts w:eastAsia="黑体"/>
         <w:b/>
         <w:bCs/>
         <w:color w:themeColor="text1" w:val="000000"/>
@@ -10121,6 +10564,7 @@
     </w:tblStylePr>
     <w:tblStylePr w:type="lastRow">
       <w:rPr>
+        <w:rFonts w:eastAsia="黑体"/>
         <w:b/>
         <w:bCs/>
         <w:color w:themeColor="text1" w:val="000000"/>
@@ -10140,6 +10584,7 @@
     </w:tblStylePr>
     <w:tblStylePr w:type="firstCol">
       <w:rPr>
+        <w:rFonts w:eastAsia="黑体"/>
         <w:b/>
         <w:bCs/>
         <w:color w:themeColor="text1" w:val="000000"/>
@@ -10159,6 +10604,7 @@
     </w:tblStylePr>
     <w:tblStylePr w:type="lastCol">
       <w:rPr>
+        <w:rFonts w:eastAsia="黑体"/>
         <w:b w:val="0"/>
         <w:bCs w:val="0"/>
         <w:color w:themeColor="text1" w:val="000000"/>
@@ -10208,7 +10654,7 @@
       <w:spacing w:after="0" w:line="240" w:lineRule="auto"/>
     </w:pPr>
     <w:rPr>
-      <w:rFonts w:asciiTheme="majorHAnsi" w:cstheme="majorBidi" w:eastAsiaTheme="majorEastAsia" w:hAnsiTheme="majorHAnsi"/>
+      <w:rFonts w:asciiTheme="majorHAnsi" w:cstheme="majorBidi" w:hAnsiTheme="majorHAnsi" w:eastAsia="黑体"/>
       <w:color w:themeColor="text1" w:val="000000"/>
     </w:rPr>
     <w:tblPr>
@@ -10235,6 +10681,7 @@
     </w:tcPr>
     <w:tblStylePr w:type="firstRow">
       <w:rPr>
+        <w:rFonts w:eastAsia="黑体"/>
         <w:b/>
         <w:bCs/>
         <w:color w:themeColor="text1" w:val="000000"/>
@@ -10246,6 +10693,7 @@
     </w:tblStylePr>
     <w:tblStylePr w:type="lastRow">
       <w:rPr>
+        <w:rFonts w:eastAsia="黑体"/>
         <w:b/>
         <w:bCs/>
         <w:color w:themeColor="text1" w:val="000000"/>
@@ -10265,6 +10713,7 @@
     </w:tblStylePr>
     <w:tblStylePr w:type="firstCol">
       <w:rPr>
+        <w:rFonts w:eastAsia="黑体"/>
         <w:b/>
         <w:bCs/>
         <w:color w:themeColor="text1" w:val="000000"/>
@@ -10284,6 +10733,7 @@
     </w:tblStylePr>
     <w:tblStylePr w:type="lastCol">
       <w:rPr>
+        <w:rFonts w:eastAsia="黑体"/>
         <w:b w:val="0"/>
         <w:bCs w:val="0"/>
         <w:color w:themeColor="text1" w:val="000000"/>
@@ -10333,7 +10783,7 @@
       <w:spacing w:after="0" w:line="240" w:lineRule="auto"/>
     </w:pPr>
     <w:rPr>
-      <w:rFonts w:asciiTheme="majorHAnsi" w:cstheme="majorBidi" w:eastAsiaTheme="majorEastAsia" w:hAnsiTheme="majorHAnsi"/>
+      <w:rFonts w:asciiTheme="majorHAnsi" w:cstheme="majorBidi" w:hAnsiTheme="majorHAnsi" w:eastAsia="黑体"/>
       <w:color w:themeColor="text1" w:val="000000"/>
     </w:rPr>
     <w:tblPr>
@@ -10360,6 +10810,7 @@
     </w:tcPr>
     <w:tblStylePr w:type="firstRow">
       <w:rPr>
+        <w:rFonts w:eastAsia="黑体"/>
         <w:b/>
         <w:bCs/>
         <w:color w:themeColor="text1" w:val="000000"/>
@@ -10371,6 +10822,7 @@
     </w:tblStylePr>
     <w:tblStylePr w:type="lastRow">
       <w:rPr>
+        <w:rFonts w:eastAsia="黑体"/>
         <w:b/>
         <w:bCs/>
         <w:color w:themeColor="text1" w:val="000000"/>
@@ -10390,6 +10842,7 @@
     </w:tblStylePr>
     <w:tblStylePr w:type="firstCol">
       <w:rPr>
+        <w:rFonts w:eastAsia="黑体"/>
         <w:b/>
         <w:bCs/>
         <w:color w:themeColor="text1" w:val="000000"/>
@@ -10409,6 +10862,7 @@
     </w:tblStylePr>
     <w:tblStylePr w:type="lastCol">
       <w:rPr>
+        <w:rFonts w:eastAsia="黑体"/>
         <w:b w:val="0"/>
         <w:bCs w:val="0"/>
         <w:color w:themeColor="text1" w:val="000000"/>
@@ -10458,7 +10912,7 @@
       <w:spacing w:after="0" w:line="240" w:lineRule="auto"/>
     </w:pPr>
     <w:rPr>
-      <w:rFonts w:asciiTheme="majorHAnsi" w:cstheme="majorBidi" w:eastAsiaTheme="majorEastAsia" w:hAnsiTheme="majorHAnsi"/>
+      <w:rFonts w:asciiTheme="majorHAnsi" w:cstheme="majorBidi" w:hAnsiTheme="majorHAnsi" w:eastAsia="黑体"/>
       <w:color w:themeColor="text1" w:val="000000"/>
     </w:rPr>
     <w:tblPr>
@@ -10485,6 +10939,7 @@
     </w:tcPr>
     <w:tblStylePr w:type="firstRow">
       <w:rPr>
+        <w:rFonts w:eastAsia="黑体"/>
         <w:b/>
         <w:bCs/>
         <w:color w:themeColor="text1" w:val="000000"/>
@@ -10496,6 +10951,7 @@
     </w:tblStylePr>
     <w:tblStylePr w:type="lastRow">
       <w:rPr>
+        <w:rFonts w:eastAsia="黑体"/>
         <w:b/>
         <w:bCs/>
         <w:color w:themeColor="text1" w:val="000000"/>
@@ -10515,6 +10971,7 @@
     </w:tblStylePr>
     <w:tblStylePr w:type="firstCol">
       <w:rPr>
+        <w:rFonts w:eastAsia="黑体"/>
         <w:b/>
         <w:bCs/>
         <w:color w:themeColor="text1" w:val="000000"/>
@@ -10534,6 +10991,7 @@
     </w:tblStylePr>
     <w:tblStylePr w:type="lastCol">
       <w:rPr>
+        <w:rFonts w:eastAsia="黑体"/>
         <w:b w:val="0"/>
         <w:bCs w:val="0"/>
         <w:color w:themeColor="text1" w:val="000000"/>
@@ -10606,6 +11064,7 @@
     </w:tcPr>
     <w:tblStylePr w:type="firstRow">
       <w:rPr>
+        <w:rFonts w:eastAsia="黑体"/>
         <w:b/>
         <w:bCs/>
         <w:i w:val="0"/>
@@ -10627,6 +11086,7 @@
     </w:tblStylePr>
     <w:tblStylePr w:type="lastRow">
       <w:rPr>
+        <w:rFonts w:eastAsia="黑体"/>
         <w:b/>
         <w:bCs/>
         <w:i w:val="0"/>
@@ -10648,6 +11108,7 @@
     </w:tblStylePr>
     <w:tblStylePr w:type="firstCol">
       <w:rPr>
+        <w:rFonts w:eastAsia="黑体"/>
         <w:b/>
         <w:bCs/>
         <w:i w:val="0"/>
@@ -10667,6 +11128,7 @@
     </w:tblStylePr>
     <w:tblStylePr w:type="lastCol">
       <w:rPr>
+        <w:rFonts w:eastAsia="黑体"/>
         <w:b/>
         <w:bCs/>
         <w:i w:val="0"/>
@@ -10747,6 +11209,7 @@
     </w:tcPr>
     <w:tblStylePr w:type="firstRow">
       <w:rPr>
+        <w:rFonts w:eastAsia="黑体"/>
         <w:b/>
         <w:bCs/>
         <w:i w:val="0"/>
@@ -10768,6 +11231,7 @@
     </w:tblStylePr>
     <w:tblStylePr w:type="lastRow">
       <w:rPr>
+        <w:rFonts w:eastAsia="黑体"/>
         <w:b/>
         <w:bCs/>
         <w:i w:val="0"/>
@@ -10789,6 +11253,7 @@
     </w:tblStylePr>
     <w:tblStylePr w:type="firstCol">
       <w:rPr>
+        <w:rFonts w:eastAsia="黑体"/>
         <w:b/>
         <w:bCs/>
         <w:i w:val="0"/>
@@ -10808,6 +11273,7 @@
     </w:tblStylePr>
     <w:tblStylePr w:type="lastCol">
       <w:rPr>
+        <w:rFonts w:eastAsia="黑体"/>
         <w:b/>
         <w:bCs/>
         <w:i w:val="0"/>
@@ -10888,6 +11354,7 @@
     </w:tcPr>
     <w:tblStylePr w:type="firstRow">
       <w:rPr>
+        <w:rFonts w:eastAsia="黑体"/>
         <w:b/>
         <w:bCs/>
         <w:i w:val="0"/>
@@ -10909,6 +11376,7 @@
     </w:tblStylePr>
     <w:tblStylePr w:type="lastRow">
       <w:rPr>
+        <w:rFonts w:eastAsia="黑体"/>
         <w:b/>
         <w:bCs/>
         <w:i w:val="0"/>
@@ -10930,6 +11398,7 @@
     </w:tblStylePr>
     <w:tblStylePr w:type="firstCol">
       <w:rPr>
+        <w:rFonts w:eastAsia="黑体"/>
         <w:b/>
         <w:bCs/>
         <w:i w:val="0"/>
@@ -10949,6 +11418,7 @@
     </w:tblStylePr>
     <w:tblStylePr w:type="lastCol">
       <w:rPr>
+        <w:rFonts w:eastAsia="黑体"/>
         <w:b/>
         <w:bCs/>
         <w:i w:val="0"/>
@@ -11029,6 +11499,7 @@
     </w:tcPr>
     <w:tblStylePr w:type="firstRow">
       <w:rPr>
+        <w:rFonts w:eastAsia="黑体"/>
         <w:b/>
         <w:bCs/>
         <w:i w:val="0"/>
@@ -11050,6 +11521,7 @@
     </w:tblStylePr>
     <w:tblStylePr w:type="lastRow">
       <w:rPr>
+        <w:rFonts w:eastAsia="黑体"/>
         <w:b/>
         <w:bCs/>
         <w:i w:val="0"/>
@@ -11071,6 +11543,7 @@
     </w:tblStylePr>
     <w:tblStylePr w:type="firstCol">
       <w:rPr>
+        <w:rFonts w:eastAsia="黑体"/>
         <w:b/>
         <w:bCs/>
         <w:i w:val="0"/>
@@ -11090,6 +11563,7 @@
     </w:tblStylePr>
     <w:tblStylePr w:type="lastCol">
       <w:rPr>
+        <w:rFonts w:eastAsia="黑体"/>
         <w:b/>
         <w:bCs/>
         <w:i w:val="0"/>
@@ -11170,6 +11644,7 @@
     </w:tcPr>
     <w:tblStylePr w:type="firstRow">
       <w:rPr>
+        <w:rFonts w:eastAsia="黑体"/>
         <w:b/>
         <w:bCs/>
         <w:i w:val="0"/>
@@ -11191,6 +11666,7 @@
     </w:tblStylePr>
     <w:tblStylePr w:type="lastRow">
       <w:rPr>
+        <w:rFonts w:eastAsia="黑体"/>
         <w:b/>
         <w:bCs/>
         <w:i w:val="0"/>
@@ -11212,6 +11688,7 @@
     </w:tblStylePr>
     <w:tblStylePr w:type="firstCol">
       <w:rPr>
+        <w:rFonts w:eastAsia="黑体"/>
         <w:b/>
         <w:bCs/>
         <w:i w:val="0"/>
@@ -11231,6 +11708,7 @@
     </w:tblStylePr>
     <w:tblStylePr w:type="lastCol">
       <w:rPr>
+        <w:rFonts w:eastAsia="黑体"/>
         <w:b/>
         <w:bCs/>
         <w:i w:val="0"/>
@@ -11311,6 +11789,7 @@
     </w:tcPr>
     <w:tblStylePr w:type="firstRow">
       <w:rPr>
+        <w:rFonts w:eastAsia="黑体"/>
         <w:b/>
         <w:bCs/>
         <w:i w:val="0"/>
@@ -11332,6 +11811,7 @@
     </w:tblStylePr>
     <w:tblStylePr w:type="lastRow">
       <w:rPr>
+        <w:rFonts w:eastAsia="黑体"/>
         <w:b/>
         <w:bCs/>
         <w:i w:val="0"/>
@@ -11353,6 +11833,7 @@
     </w:tblStylePr>
     <w:tblStylePr w:type="firstCol">
       <w:rPr>
+        <w:rFonts w:eastAsia="黑体"/>
         <w:b/>
         <w:bCs/>
         <w:i w:val="0"/>
@@ -11372,6 +11853,7 @@
     </w:tblStylePr>
     <w:tblStylePr w:type="lastCol">
       <w:rPr>
+        <w:rFonts w:eastAsia="黑体"/>
         <w:b/>
         <w:bCs/>
         <w:i w:val="0"/>
@@ -11452,6 +11934,7 @@
     </w:tcPr>
     <w:tblStylePr w:type="firstRow">
       <w:rPr>
+        <w:rFonts w:eastAsia="黑体"/>
         <w:b/>
         <w:bCs/>
         <w:i w:val="0"/>
@@ -11473,6 +11956,7 @@
     </w:tblStylePr>
     <w:tblStylePr w:type="lastRow">
       <w:rPr>
+        <w:rFonts w:eastAsia="黑体"/>
         <w:b/>
         <w:bCs/>
         <w:i w:val="0"/>
@@ -11494,6 +11978,7 @@
     </w:tblStylePr>
     <w:tblStylePr w:type="firstCol">
       <w:rPr>
+        <w:rFonts w:eastAsia="黑体"/>
         <w:b/>
         <w:bCs/>
         <w:i w:val="0"/>
@@ -11513,6 +11998,7 @@
     </w:tblStylePr>
     <w:tblStylePr w:type="lastCol">
       <w:rPr>
+        <w:rFonts w:eastAsia="黑体"/>
         <w:b/>
         <w:bCs/>
         <w:i w:val="0"/>
@@ -11570,6 +12056,7 @@
       <w:spacing w:after="0" w:line="240" w:lineRule="auto"/>
     </w:pPr>
     <w:rPr>
+      <w:rFonts w:eastAsia="黑体"/>
       <w:color w:themeColor="background1" w:val="FFFFFF"/>
     </w:rPr>
     <w:tblPr>
@@ -11588,6 +12075,7 @@
     </w:tcPr>
     <w:tblStylePr w:type="firstRow">
       <w:rPr>
+        <w:rFonts w:eastAsia="黑体"/>
         <w:b/>
         <w:bCs/>
       </w:rPr>
@@ -11684,6 +12172,7 @@
       <w:spacing w:after="0" w:line="240" w:lineRule="auto"/>
     </w:pPr>
     <w:rPr>
+      <w:rFonts w:eastAsia="黑体"/>
       <w:color w:themeColor="background1" w:val="FFFFFF"/>
     </w:rPr>
     <w:tblPr>
@@ -11702,6 +12191,7 @@
     </w:tcPr>
     <w:tblStylePr w:type="firstRow">
       <w:rPr>
+        <w:rFonts w:eastAsia="黑体"/>
         <w:b/>
         <w:bCs/>
       </w:rPr>
@@ -11798,6 +12288,7 @@
       <w:spacing w:after="0" w:line="240" w:lineRule="auto"/>
     </w:pPr>
     <w:rPr>
+      <w:rFonts w:eastAsia="黑体"/>
       <w:color w:themeColor="background1" w:val="FFFFFF"/>
     </w:rPr>
     <w:tblPr>
@@ -11816,6 +12307,7 @@
     </w:tcPr>
     <w:tblStylePr w:type="firstRow">
       <w:rPr>
+        <w:rFonts w:eastAsia="黑体"/>
         <w:b/>
         <w:bCs/>
       </w:rPr>
@@ -11912,6 +12404,7 @@
       <w:spacing w:after="0" w:line="240" w:lineRule="auto"/>
     </w:pPr>
     <w:rPr>
+      <w:rFonts w:eastAsia="黑体"/>
       <w:color w:themeColor="background1" w:val="FFFFFF"/>
     </w:rPr>
     <w:tblPr>
@@ -11930,6 +12423,7 @@
     </w:tcPr>
     <w:tblStylePr w:type="firstRow">
       <w:rPr>
+        <w:rFonts w:eastAsia="黑体"/>
         <w:b/>
         <w:bCs/>
       </w:rPr>
@@ -12026,6 +12520,7 @@
       <w:spacing w:after="0" w:line="240" w:lineRule="auto"/>
     </w:pPr>
     <w:rPr>
+      <w:rFonts w:eastAsia="黑体"/>
       <w:color w:themeColor="background1" w:val="FFFFFF"/>
     </w:rPr>
     <w:tblPr>
@@ -12044,6 +12539,7 @@
     </w:tcPr>
     <w:tblStylePr w:type="firstRow">
       <w:rPr>
+        <w:rFonts w:eastAsia="黑体"/>
         <w:b/>
         <w:bCs/>
       </w:rPr>
@@ -12140,6 +12636,7 @@
       <w:spacing w:after="0" w:line="240" w:lineRule="auto"/>
     </w:pPr>
     <w:rPr>
+      <w:rFonts w:eastAsia="黑体"/>
       <w:color w:themeColor="background1" w:val="FFFFFF"/>
     </w:rPr>
     <w:tblPr>
@@ -12158,6 +12655,7 @@
     </w:tcPr>
     <w:tblStylePr w:type="firstRow">
       <w:rPr>
+        <w:rFonts w:eastAsia="黑体"/>
         <w:b/>
         <w:bCs/>
       </w:rPr>
@@ -12254,6 +12752,7 @@
       <w:spacing w:after="0" w:line="240" w:lineRule="auto"/>
     </w:pPr>
     <w:rPr>
+      <w:rFonts w:eastAsia="黑体"/>
       <w:color w:themeColor="background1" w:val="FFFFFF"/>
     </w:rPr>
     <w:tblPr>
@@ -12272,6 +12771,7 @@
     </w:tcPr>
     <w:tblStylePr w:type="firstRow">
       <w:rPr>
+        <w:rFonts w:eastAsia="黑体"/>
         <w:b/>
         <w:bCs/>
       </w:rPr>
@@ -12368,6 +12868,7 @@
       <w:spacing w:after="0" w:line="240" w:lineRule="auto"/>
     </w:pPr>
     <w:rPr>
+      <w:rFonts w:eastAsia="黑体"/>
       <w:color w:themeColor="text1" w:val="000000"/>
     </w:rPr>
     <w:tblPr>
@@ -12394,6 +12895,7 @@
     </w:tcPr>
     <w:tblStylePr w:type="firstRow">
       <w:rPr>
+        <w:rFonts w:eastAsia="黑体"/>
         <w:b/>
         <w:bCs/>
       </w:rPr>
@@ -12412,6 +12914,7 @@
     </w:tblStylePr>
     <w:tblStylePr w:type="lastRow">
       <w:rPr>
+        <w:rFonts w:eastAsia="黑体"/>
         <w:b/>
         <w:bCs/>
         <w:color w:themeColor="background1" w:val="FFFFFF"/>
@@ -12426,6 +12929,7 @@
     </w:tblStylePr>
     <w:tblStylePr w:type="firstCol">
       <w:rPr>
+        <w:rFonts w:eastAsia="黑体"/>
         <w:color w:themeColor="background1" w:val="FFFFFF"/>
       </w:rPr>
       <w:tblPr/>
@@ -12443,6 +12947,7 @@
     </w:tblStylePr>
     <w:tblStylePr w:type="lastCol">
       <w:rPr>
+        <w:rFonts w:eastAsia="黑体"/>
         <w:color w:themeColor="background1" w:val="FFFFFF"/>
       </w:rPr>
       <w:tblPr/>
@@ -12472,11 +12977,13 @@
     </w:tblStylePr>
     <w:tblStylePr w:type="neCell">
       <w:rPr>
+        <w:rFonts w:eastAsia="黑体"/>
         <w:color w:themeColor="text1" w:val="000000"/>
       </w:rPr>
     </w:tblStylePr>
     <w:tblStylePr w:type="nwCell">
       <w:rPr>
+        <w:rFonts w:eastAsia="黑体"/>
         <w:color w:themeColor="text1" w:val="000000"/>
       </w:rPr>
     </w:tblStylePr>
@@ -12490,6 +12997,7 @@
       <w:spacing w:after="0" w:line="240" w:lineRule="auto"/>
     </w:pPr>
     <w:rPr>
+      <w:rFonts w:eastAsia="黑体"/>
       <w:color w:themeColor="text1" w:val="000000"/>
     </w:rPr>
     <w:tblPr>
@@ -12516,6 +13024,7 @@
     </w:tcPr>
     <w:tblStylePr w:type="firstRow">
       <w:rPr>
+        <w:rFonts w:eastAsia="黑体"/>
         <w:b/>
         <w:bCs/>
       </w:rPr>
@@ -12534,6 +13043,7 @@
     </w:tblStylePr>
     <w:tblStylePr w:type="lastRow">
       <w:rPr>
+        <w:rFonts w:eastAsia="黑体"/>
         <w:b/>
         <w:bCs/>
         <w:color w:themeColor="background1" w:val="FFFFFF"/>
@@ -12548,6 +13058,7 @@
     </w:tblStylePr>
     <w:tblStylePr w:type="firstCol">
       <w:rPr>
+        <w:rFonts w:eastAsia="黑体"/>
         <w:color w:themeColor="background1" w:val="FFFFFF"/>
       </w:rPr>
       <w:tblPr/>
@@ -12565,6 +13076,7 @@
     </w:tblStylePr>
     <w:tblStylePr w:type="lastCol">
       <w:rPr>
+        <w:rFonts w:eastAsia="黑体"/>
         <w:color w:themeColor="background1" w:val="FFFFFF"/>
       </w:rPr>
       <w:tblPr/>
@@ -12594,11 +13106,13 @@
     </w:tblStylePr>
     <w:tblStylePr w:type="neCell">
       <w:rPr>
+        <w:rFonts w:eastAsia="黑体"/>
         <w:color w:themeColor="text1" w:val="000000"/>
       </w:rPr>
     </w:tblStylePr>
     <w:tblStylePr w:type="nwCell">
       <w:rPr>
+        <w:rFonts w:eastAsia="黑体"/>
         <w:color w:themeColor="text1" w:val="000000"/>
       </w:rPr>
     </w:tblStylePr>
@@ -12612,6 +13126,7 @@
       <w:spacing w:after="0" w:line="240" w:lineRule="auto"/>
     </w:pPr>
     <w:rPr>
+      <w:rFonts w:eastAsia="黑体"/>
       <w:color w:themeColor="text1" w:val="000000"/>
     </w:rPr>
     <w:tblPr>
@@ -12638,6 +13153,7 @@
     </w:tcPr>
     <w:tblStylePr w:type="firstRow">
       <w:rPr>
+        <w:rFonts w:eastAsia="黑体"/>
         <w:b/>
         <w:bCs/>
       </w:rPr>
@@ -12656,6 +13172,7 @@
     </w:tblStylePr>
     <w:tblStylePr w:type="lastRow">
       <w:rPr>
+        <w:rFonts w:eastAsia="黑体"/>
         <w:b/>
         <w:bCs/>
         <w:color w:themeColor="background1" w:val="FFFFFF"/>
@@ -12670,6 +13187,7 @@
     </w:tblStylePr>
     <w:tblStylePr w:type="firstCol">
       <w:rPr>
+        <w:rFonts w:eastAsia="黑体"/>
         <w:color w:themeColor="background1" w:val="FFFFFF"/>
       </w:rPr>
       <w:tblPr/>
@@ -12687,6 +13205,7 @@
     </w:tblStylePr>
     <w:tblStylePr w:type="lastCol">
       <w:rPr>
+        <w:rFonts w:eastAsia="黑体"/>
         <w:color w:themeColor="background1" w:val="FFFFFF"/>
       </w:rPr>
       <w:tblPr/>
@@ -12716,11 +13235,13 @@
     </w:tblStylePr>
     <w:tblStylePr w:type="neCell">
       <w:rPr>
+        <w:rFonts w:eastAsia="黑体"/>
         <w:color w:themeColor="text1" w:val="000000"/>
       </w:rPr>
     </w:tblStylePr>
     <w:tblStylePr w:type="nwCell">
       <w:rPr>
+        <w:rFonts w:eastAsia="黑体"/>
         <w:color w:themeColor="text1" w:val="000000"/>
       </w:rPr>
     </w:tblStylePr>
@@ -12734,6 +13255,7 @@
       <w:spacing w:after="0" w:line="240" w:lineRule="auto"/>
     </w:pPr>
     <w:rPr>
+      <w:rFonts w:eastAsia="黑体"/>
       <w:color w:themeColor="text1" w:val="000000"/>
     </w:rPr>
     <w:tblPr>
@@ -12760,6 +13282,7 @@
     </w:tcPr>
     <w:tblStylePr w:type="firstRow">
       <w:rPr>
+        <w:rFonts w:eastAsia="黑体"/>
         <w:b/>
         <w:bCs/>
       </w:rPr>
@@ -12778,6 +13301,7 @@
     </w:tblStylePr>
     <w:tblStylePr w:type="lastRow">
       <w:rPr>
+        <w:rFonts w:eastAsia="黑体"/>
         <w:b/>
         <w:bCs/>
         <w:color w:themeColor="background1" w:val="FFFFFF"/>
@@ -12792,6 +13316,7 @@
     </w:tblStylePr>
     <w:tblStylePr w:type="firstCol">
       <w:rPr>
+        <w:rFonts w:eastAsia="黑体"/>
         <w:color w:themeColor="background1" w:val="FFFFFF"/>
       </w:rPr>
       <w:tblPr/>
@@ -12809,6 +13334,7 @@
     </w:tblStylePr>
     <w:tblStylePr w:type="lastCol">
       <w:rPr>
+        <w:rFonts w:eastAsia="黑体"/>
         <w:color w:themeColor="background1" w:val="FFFFFF"/>
       </w:rPr>
       <w:tblPr/>
@@ -12846,6 +13372,7 @@
       <w:spacing w:after="0" w:line="240" w:lineRule="auto"/>
     </w:pPr>
     <w:rPr>
+      <w:rFonts w:eastAsia="黑体"/>
       <w:color w:themeColor="text1" w:val="000000"/>
     </w:rPr>
     <w:tblPr>
@@ -12872,6 +13399,7 @@
     </w:tcPr>
     <w:tblStylePr w:type="firstRow">
       <w:rPr>
+        <w:rFonts w:eastAsia="黑体"/>
         <w:b/>
         <w:bCs/>
       </w:rPr>
@@ -12890,6 +13418,7 @@
     </w:tblStylePr>
     <w:tblStylePr w:type="lastRow">
       <w:rPr>
+        <w:rFonts w:eastAsia="黑体"/>
         <w:b/>
         <w:bCs/>
         <w:color w:themeColor="background1" w:val="FFFFFF"/>
@@ -12904,6 +13433,7 @@
     </w:tblStylePr>
     <w:tblStylePr w:type="firstCol">
       <w:rPr>
+        <w:rFonts w:eastAsia="黑体"/>
         <w:color w:themeColor="background1" w:val="FFFFFF"/>
       </w:rPr>
       <w:tblPr/>
@@ -12921,6 +13451,7 @@
     </w:tblStylePr>
     <w:tblStylePr w:type="lastCol">
       <w:rPr>
+        <w:rFonts w:eastAsia="黑体"/>
         <w:color w:themeColor="background1" w:val="FFFFFF"/>
       </w:rPr>
       <w:tblPr/>
@@ -12950,11 +13481,13 @@
     </w:tblStylePr>
     <w:tblStylePr w:type="neCell">
       <w:rPr>
+        <w:rFonts w:eastAsia="黑体"/>
         <w:color w:themeColor="text1" w:val="000000"/>
       </w:rPr>
     </w:tblStylePr>
     <w:tblStylePr w:type="nwCell">
       <w:rPr>
+        <w:rFonts w:eastAsia="黑体"/>
         <w:color w:themeColor="text1" w:val="000000"/>
       </w:rPr>
     </w:tblStylePr>
@@ -12968,6 +13501,7 @@
       <w:spacing w:after="0" w:line="240" w:lineRule="auto"/>
     </w:pPr>
     <w:rPr>
+      <w:rFonts w:eastAsia="黑体"/>
       <w:color w:themeColor="text1" w:val="000000"/>
     </w:rPr>
     <w:tblPr>
@@ -12994,6 +13528,7 @@
     </w:tcPr>
     <w:tblStylePr w:type="firstRow">
       <w:rPr>
+        <w:rFonts w:eastAsia="黑体"/>
         <w:b/>
         <w:bCs/>
       </w:rPr>
@@ -13012,6 +13547,7 @@
     </w:tblStylePr>
     <w:tblStylePr w:type="lastRow">
       <w:rPr>
+        <w:rFonts w:eastAsia="黑体"/>
         <w:b/>
         <w:bCs/>
         <w:color w:themeColor="background1" w:val="FFFFFF"/>
@@ -13026,6 +13562,7 @@
     </w:tblStylePr>
     <w:tblStylePr w:type="firstCol">
       <w:rPr>
+        <w:rFonts w:eastAsia="黑体"/>
         <w:color w:themeColor="background1" w:val="FFFFFF"/>
       </w:rPr>
       <w:tblPr/>
@@ -13043,6 +13580,7 @@
     </w:tblStylePr>
     <w:tblStylePr w:type="lastCol">
       <w:rPr>
+        <w:rFonts w:eastAsia="黑体"/>
         <w:color w:themeColor="background1" w:val="FFFFFF"/>
       </w:rPr>
       <w:tblPr/>
@@ -13072,11 +13610,13 @@
     </w:tblStylePr>
     <w:tblStylePr w:type="neCell">
       <w:rPr>
+        <w:rFonts w:eastAsia="黑体"/>
         <w:color w:themeColor="text1" w:val="000000"/>
       </w:rPr>
     </w:tblStylePr>
     <w:tblStylePr w:type="nwCell">
       <w:rPr>
+        <w:rFonts w:eastAsia="黑体"/>
         <w:color w:themeColor="text1" w:val="000000"/>
       </w:rPr>
     </w:tblStylePr>
@@ -13090,6 +13630,7 @@
       <w:spacing w:after="0" w:line="240" w:lineRule="auto"/>
     </w:pPr>
     <w:rPr>
+      <w:rFonts w:eastAsia="黑体"/>
       <w:color w:themeColor="text1" w:val="000000"/>
     </w:rPr>
     <w:tblPr>
@@ -13116,6 +13657,7 @@
     </w:tcPr>
     <w:tblStylePr w:type="firstRow">
       <w:rPr>
+        <w:rFonts w:eastAsia="黑体"/>
         <w:b/>
         <w:bCs/>
       </w:rPr>
@@ -13134,6 +13676,7 @@
     </w:tblStylePr>
     <w:tblStylePr w:type="lastRow">
       <w:rPr>
+        <w:rFonts w:eastAsia="黑体"/>
         <w:b/>
         <w:bCs/>
         <w:color w:themeColor="background1" w:val="FFFFFF"/>
@@ -13148,6 +13691,7 @@
     </w:tblStylePr>
     <w:tblStylePr w:type="firstCol">
       <w:rPr>
+        <w:rFonts w:eastAsia="黑体"/>
         <w:color w:themeColor="background1" w:val="FFFFFF"/>
       </w:rPr>
       <w:tblPr/>
@@ -13165,6 +13709,7 @@
     </w:tblStylePr>
     <w:tblStylePr w:type="lastCol">
       <w:rPr>
+        <w:rFonts w:eastAsia="黑体"/>
         <w:color w:themeColor="background1" w:val="FFFFFF"/>
       </w:rPr>
       <w:tblPr/>
@@ -13194,11 +13739,13 @@
     </w:tblStylePr>
     <w:tblStylePr w:type="neCell">
       <w:rPr>
+        <w:rFonts w:eastAsia="黑体"/>
         <w:color w:themeColor="text1" w:val="000000"/>
       </w:rPr>
     </w:tblStylePr>
     <w:tblStylePr w:type="nwCell">
       <w:rPr>
+        <w:rFonts w:eastAsia="黑体"/>
         <w:color w:themeColor="text1" w:val="000000"/>
       </w:rPr>
     </w:tblStylePr>
@@ -13212,6 +13759,7 @@
       <w:spacing w:after="0" w:line="240" w:lineRule="auto"/>
     </w:pPr>
     <w:rPr>
+      <w:rFonts w:eastAsia="黑体"/>
       <w:color w:themeColor="text1" w:val="000000"/>
     </w:rPr>
     <w:tblPr>
@@ -13230,6 +13778,7 @@
     </w:tcPr>
     <w:tblStylePr w:type="firstRow">
       <w:rPr>
+        <w:rFonts w:eastAsia="黑体"/>
         <w:b/>
         <w:bCs/>
         <w:color w:themeColor="background1" w:val="FFFFFF"/>
@@ -13244,6 +13793,7 @@
     </w:tblStylePr>
     <w:tblStylePr w:type="lastRow">
       <w:rPr>
+        <w:rFonts w:eastAsia="黑体"/>
         <w:b/>
         <w:bCs/>
         <w:color w:themeColor="accent2" w:themeShade="CC" w:val="9E3A38"/>
@@ -13258,12 +13808,14 @@
     </w:tblStylePr>
     <w:tblStylePr w:type="firstCol">
       <w:rPr>
+        <w:rFonts w:eastAsia="黑体"/>
         <w:b/>
         <w:bCs/>
       </w:rPr>
     </w:tblStylePr>
     <w:tblStylePr w:type="lastCol">
       <w:rPr>
+        <w:rFonts w:eastAsia="黑体"/>
         <w:b/>
         <w:bCs/>
       </w:rPr>
@@ -13298,6 +13850,7 @@
       <w:spacing w:after="0" w:line="240" w:lineRule="auto"/>
     </w:pPr>
     <w:rPr>
+      <w:rFonts w:eastAsia="黑体"/>
       <w:color w:themeColor="text1" w:val="000000"/>
     </w:rPr>
     <w:tblPr>
@@ -13316,6 +13869,7 @@
     </w:tcPr>
     <w:tblStylePr w:type="firstRow">
       <w:rPr>
+        <w:rFonts w:eastAsia="黑体"/>
         <w:b/>
         <w:bCs/>
         <w:color w:themeColor="background1" w:val="FFFFFF"/>
@@ -13330,6 +13884,7 @@
     </w:tblStylePr>
     <w:tblStylePr w:type="lastRow">
       <w:rPr>
+        <w:rFonts w:eastAsia="黑体"/>
         <w:b/>
         <w:bCs/>
         <w:color w:themeColor="accent2" w:themeShade="CC" w:val="9E3A38"/>
@@ -13344,12 +13899,14 @@
     </w:tblStylePr>
     <w:tblStylePr w:type="firstCol">
       <w:rPr>
+        <w:rFonts w:eastAsia="黑体"/>
         <w:b/>
         <w:bCs/>
       </w:rPr>
     </w:tblStylePr>
     <w:tblStylePr w:type="lastCol">
       <w:rPr>
+        <w:rFonts w:eastAsia="黑体"/>
         <w:b/>
         <w:bCs/>
       </w:rPr>
@@ -13384,6 +13941,7 @@
       <w:spacing w:after="0" w:line="240" w:lineRule="auto"/>
     </w:pPr>
     <w:rPr>
+      <w:rFonts w:eastAsia="黑体"/>
       <w:color w:themeColor="text1" w:val="000000"/>
     </w:rPr>
     <w:tblPr>
@@ -13402,6 +13960,7 @@
     </w:tcPr>
     <w:tblStylePr w:type="firstRow">
       <w:rPr>
+        <w:rFonts w:eastAsia="黑体"/>
         <w:b/>
         <w:bCs/>
         <w:color w:themeColor="background1" w:val="FFFFFF"/>
@@ -13416,6 +13975,7 @@
     </w:tblStylePr>
     <w:tblStylePr w:type="lastRow">
       <w:rPr>
+        <w:rFonts w:eastAsia="黑体"/>
         <w:b/>
         <w:bCs/>
         <w:color w:themeColor="accent2" w:themeShade="CC" w:val="9E3A38"/>
@@ -13430,12 +13990,14 @@
     </w:tblStylePr>
     <w:tblStylePr w:type="firstCol">
       <w:rPr>
+        <w:rFonts w:eastAsia="黑体"/>
         <w:b/>
         <w:bCs/>
       </w:rPr>
     </w:tblStylePr>
     <w:tblStylePr w:type="lastCol">
       <w:rPr>
+        <w:rFonts w:eastAsia="黑体"/>
         <w:b/>
         <w:bCs/>
       </w:rPr>
@@ -13470,6 +14032,7 @@
       <w:spacing w:after="0" w:line="240" w:lineRule="auto"/>
     </w:pPr>
     <w:rPr>
+      <w:rFonts w:eastAsia="黑体"/>
       <w:color w:themeColor="text1" w:val="000000"/>
     </w:rPr>
     <w:tblPr>
@@ -13488,6 +14051,7 @@
     </w:tcPr>
     <w:tblStylePr w:type="firstRow">
       <w:rPr>
+        <w:rFonts w:eastAsia="黑体"/>
         <w:b/>
         <w:bCs/>
         <w:color w:themeColor="background1" w:val="FFFFFF"/>
@@ -13502,6 +14066,7 @@
     </w:tblStylePr>
     <w:tblStylePr w:type="lastRow">
       <w:rPr>
+        <w:rFonts w:eastAsia="黑体"/>
         <w:b/>
         <w:bCs/>
         <w:color w:themeColor="accent4" w:themeShade="CC" w:val="664E82"/>
@@ -13516,12 +14081,14 @@
     </w:tblStylePr>
     <w:tblStylePr w:type="firstCol">
       <w:rPr>
+        <w:rFonts w:eastAsia="黑体"/>
         <w:b/>
         <w:bCs/>
       </w:rPr>
     </w:tblStylePr>
     <w:tblStylePr w:type="lastCol">
       <w:rPr>
+        <w:rFonts w:eastAsia="黑体"/>
         <w:b/>
         <w:bCs/>
       </w:rPr>
@@ -13556,6 +14123,7 @@
       <w:spacing w:after="0" w:line="240" w:lineRule="auto"/>
     </w:pPr>
     <w:rPr>
+      <w:rFonts w:eastAsia="黑体"/>
       <w:color w:themeColor="text1" w:val="000000"/>
     </w:rPr>
     <w:tblPr>
@@ -13574,6 +14142,7 @@
     </w:tcPr>
     <w:tblStylePr w:type="firstRow">
       <w:rPr>
+        <w:rFonts w:eastAsia="黑体"/>
         <w:b/>
         <w:bCs/>
         <w:color w:themeColor="background1" w:val="FFFFFF"/>
@@ -13588,6 +14157,7 @@
     </w:tblStylePr>
     <w:tblStylePr w:type="lastRow">
       <w:rPr>
+        <w:rFonts w:eastAsia="黑体"/>
         <w:b/>
         <w:bCs/>
         <w:color w:themeColor="accent3" w:themeShade="CC" w:val="7E9C40"/>
@@ -13602,12 +14172,14 @@
     </w:tblStylePr>
     <w:tblStylePr w:type="firstCol">
       <w:rPr>
+        <w:rFonts w:eastAsia="黑体"/>
         <w:b/>
         <w:bCs/>
       </w:rPr>
     </w:tblStylePr>
     <w:tblStylePr w:type="lastCol">
       <w:rPr>
+        <w:rFonts w:eastAsia="黑体"/>
         <w:b/>
         <w:bCs/>
       </w:rPr>
@@ -13642,6 +14214,7 @@
       <w:spacing w:after="0" w:line="240" w:lineRule="auto"/>
     </w:pPr>
     <w:rPr>
+      <w:rFonts w:eastAsia="黑体"/>
       <w:color w:themeColor="text1" w:val="000000"/>
     </w:rPr>
     <w:tblPr>
@@ -13660,6 +14233,7 @@
     </w:tcPr>
     <w:tblStylePr w:type="firstRow">
       <w:rPr>
+        <w:rFonts w:eastAsia="黑体"/>
         <w:b/>
         <w:bCs/>
         <w:color w:themeColor="background1" w:val="FFFFFF"/>
@@ -13674,6 +14248,7 @@
     </w:tblStylePr>
     <w:tblStylePr w:type="lastRow">
       <w:rPr>
+        <w:rFonts w:eastAsia="黑体"/>
         <w:b/>
         <w:bCs/>
         <w:color w:themeColor="accent6" w:themeShade="CC" w:val="F2730A"/>
@@ -13688,12 +14263,14 @@
     </w:tblStylePr>
     <w:tblStylePr w:type="firstCol">
       <w:rPr>
+        <w:rFonts w:eastAsia="黑体"/>
         <w:b/>
         <w:bCs/>
       </w:rPr>
     </w:tblStylePr>
     <w:tblStylePr w:type="lastCol">
       <w:rPr>
+        <w:rFonts w:eastAsia="黑体"/>
         <w:b/>
         <w:bCs/>
       </w:rPr>
@@ -13728,6 +14305,7 @@
       <w:spacing w:after="0" w:line="240" w:lineRule="auto"/>
     </w:pPr>
     <w:rPr>
+      <w:rFonts w:eastAsia="黑体"/>
       <w:color w:themeColor="text1" w:val="000000"/>
     </w:rPr>
     <w:tblPr>
@@ -13746,6 +14324,7 @@
     </w:tcPr>
     <w:tblStylePr w:type="firstRow">
       <w:rPr>
+        <w:rFonts w:eastAsia="黑体"/>
         <w:b/>
         <w:bCs/>
         <w:color w:themeColor="background1" w:val="FFFFFF"/>
@@ -13760,6 +14339,7 @@
     </w:tblStylePr>
     <w:tblStylePr w:type="lastRow">
       <w:rPr>
+        <w:rFonts w:eastAsia="黑体"/>
         <w:b/>
         <w:bCs/>
         <w:color w:themeColor="accent5" w:themeShade="CC" w:val="348DA5"/>
@@ -13774,12 +14354,14 @@
     </w:tblStylePr>
     <w:tblStylePr w:type="firstCol">
       <w:rPr>
+        <w:rFonts w:eastAsia="黑体"/>
         <w:b/>
         <w:bCs/>
       </w:rPr>
     </w:tblStylePr>
     <w:tblStylePr w:type="lastCol">
       <w:rPr>
+        <w:rFonts w:eastAsia="黑体"/>
         <w:b/>
         <w:bCs/>
       </w:rPr>
@@ -13814,6 +14396,7 @@
       <w:spacing w:after="0" w:line="240" w:lineRule="auto"/>
     </w:pPr>
     <w:rPr>
+      <w:rFonts w:eastAsia="黑体"/>
       <w:color w:themeColor="text1" w:val="000000"/>
     </w:rPr>
     <w:tblPr>
@@ -13835,6 +14418,7 @@
     </w:tcPr>
     <w:tblStylePr w:type="firstRow">
       <w:rPr>
+        <w:rFonts w:eastAsia="黑体"/>
         <w:b/>
         <w:bCs/>
       </w:rPr>
@@ -13845,6 +14429,7 @@
     </w:tblStylePr>
     <w:tblStylePr w:type="lastRow">
       <w:rPr>
+        <w:rFonts w:eastAsia="黑体"/>
         <w:b/>
         <w:bCs/>
         <w:color w:themeColor="text1" w:val="000000"/>
@@ -13856,6 +14441,7 @@
     </w:tblStylePr>
     <w:tblStylePr w:type="firstCol">
       <w:rPr>
+        <w:rFonts w:eastAsia="黑体"/>
         <w:color w:themeColor="background1" w:val="FFFFFF"/>
       </w:rPr>
       <w:tblPr/>
@@ -13865,6 +14451,7 @@
     </w:tblStylePr>
     <w:tblStylePr w:type="lastCol">
       <w:rPr>
+        <w:rFonts w:eastAsia="黑体"/>
         <w:color w:themeColor="background1" w:val="FFFFFF"/>
       </w:rPr>
       <w:tblPr/>
@@ -13894,6 +14481,7 @@
       <w:spacing w:after="0" w:line="240" w:lineRule="auto"/>
     </w:pPr>
     <w:rPr>
+      <w:rFonts w:eastAsia="黑体"/>
       <w:color w:themeColor="text1" w:val="000000"/>
     </w:rPr>
     <w:tblPr>
@@ -13915,6 +14503,7 @@
     </w:tcPr>
     <w:tblStylePr w:type="firstRow">
       <w:rPr>
+        <w:rFonts w:eastAsia="黑体"/>
         <w:b/>
         <w:bCs/>
       </w:rPr>
@@ -13925,6 +14514,7 @@
     </w:tblStylePr>
     <w:tblStylePr w:type="lastRow">
       <w:rPr>
+        <w:rFonts w:eastAsia="黑体"/>
         <w:b/>
         <w:bCs/>
         <w:color w:themeColor="text1" w:val="000000"/>
@@ -13936,6 +14526,7 @@
     </w:tblStylePr>
     <w:tblStylePr w:type="firstCol">
       <w:rPr>
+        <w:rFonts w:eastAsia="黑体"/>
         <w:color w:themeColor="background1" w:val="FFFFFF"/>
       </w:rPr>
       <w:tblPr/>
@@ -13945,6 +14536,7 @@
     </w:tblStylePr>
     <w:tblStylePr w:type="lastCol">
       <w:rPr>
+        <w:rFonts w:eastAsia="黑体"/>
         <w:color w:themeColor="background1" w:val="FFFFFF"/>
       </w:rPr>
       <w:tblPr/>
@@ -13974,6 +14566,7 @@
       <w:spacing w:after="0" w:line="240" w:lineRule="auto"/>
     </w:pPr>
     <w:rPr>
+      <w:rFonts w:eastAsia="黑体"/>
       <w:color w:themeColor="text1" w:val="000000"/>
     </w:rPr>
     <w:tblPr>
@@ -13995,6 +14588,7 @@
     </w:tcPr>
     <w:tblStylePr w:type="firstRow">
       <w:rPr>
+        <w:rFonts w:eastAsia="黑体"/>
         <w:b/>
         <w:bCs/>
       </w:rPr>
@@ -14005,6 +14599,7 @@
     </w:tblStylePr>
     <w:tblStylePr w:type="lastRow">
       <w:rPr>
+        <w:rFonts w:eastAsia="黑体"/>
         <w:b/>
         <w:bCs/>
         <w:color w:themeColor="text1" w:val="000000"/>
@@ -14016,6 +14611,7 @@
     </w:tblStylePr>
     <w:tblStylePr w:type="firstCol">
       <w:rPr>
+        <w:rFonts w:eastAsia="黑体"/>
         <w:color w:themeColor="background1" w:val="FFFFFF"/>
       </w:rPr>
       <w:tblPr/>
@@ -14025,6 +14621,7 @@
     </w:tblStylePr>
     <w:tblStylePr w:type="lastCol">
       <w:rPr>
+        <w:rFonts w:eastAsia="黑体"/>
         <w:color w:themeColor="background1" w:val="FFFFFF"/>
       </w:rPr>
       <w:tblPr/>
@@ -14054,6 +14651,7 @@
       <w:spacing w:after="0" w:line="240" w:lineRule="auto"/>
     </w:pPr>
     <w:rPr>
+      <w:rFonts w:eastAsia="黑体"/>
       <w:color w:themeColor="text1" w:val="000000"/>
     </w:rPr>
     <w:tblPr>
@@ -14075,6 +14673,7 @@
     </w:tcPr>
     <w:tblStylePr w:type="firstRow">
       <w:rPr>
+        <w:rFonts w:eastAsia="黑体"/>
         <w:b/>
         <w:bCs/>
       </w:rPr>
@@ -14085,6 +14684,7 @@
     </w:tblStylePr>
     <w:tblStylePr w:type="lastRow">
       <w:rPr>
+        <w:rFonts w:eastAsia="黑体"/>
         <w:b/>
         <w:bCs/>
         <w:color w:themeColor="text1" w:val="000000"/>
@@ -14096,6 +14696,7 @@
     </w:tblStylePr>
     <w:tblStylePr w:type="firstCol">
       <w:rPr>
+        <w:rFonts w:eastAsia="黑体"/>
         <w:color w:themeColor="background1" w:val="FFFFFF"/>
       </w:rPr>
       <w:tblPr/>
@@ -14105,6 +14706,7 @@
     </w:tblStylePr>
     <w:tblStylePr w:type="lastCol">
       <w:rPr>
+        <w:rFonts w:eastAsia="黑体"/>
         <w:color w:themeColor="background1" w:val="FFFFFF"/>
       </w:rPr>
       <w:tblPr/>
@@ -14134,6 +14736,7 @@
       <w:spacing w:after="0" w:line="240" w:lineRule="auto"/>
     </w:pPr>
     <w:rPr>
+      <w:rFonts w:eastAsia="黑体"/>
       <w:color w:themeColor="text1" w:val="000000"/>
     </w:rPr>
     <w:tblPr>
@@ -14155,6 +14758,7 @@
     </w:tcPr>
     <w:tblStylePr w:type="firstRow">
       <w:rPr>
+        <w:rFonts w:eastAsia="黑体"/>
         <w:b/>
         <w:bCs/>
       </w:rPr>
@@ -14165,6 +14769,7 @@
     </w:tblStylePr>
     <w:tblStylePr w:type="lastRow">
       <w:rPr>
+        <w:rFonts w:eastAsia="黑体"/>
         <w:b/>
         <w:bCs/>
         <w:color w:themeColor="text1" w:val="000000"/>
@@ -14176,6 +14781,7 @@
     </w:tblStylePr>
     <w:tblStylePr w:type="firstCol">
       <w:rPr>
+        <w:rFonts w:eastAsia="黑体"/>
         <w:color w:themeColor="background1" w:val="FFFFFF"/>
       </w:rPr>
       <w:tblPr/>
@@ -14185,6 +14791,7 @@
     </w:tblStylePr>
     <w:tblStylePr w:type="lastCol">
       <w:rPr>
+        <w:rFonts w:eastAsia="黑体"/>
         <w:color w:themeColor="background1" w:val="FFFFFF"/>
       </w:rPr>
       <w:tblPr/>
@@ -14214,6 +14821,7 @@
       <w:spacing w:after="0" w:line="240" w:lineRule="auto"/>
     </w:pPr>
     <w:rPr>
+      <w:rFonts w:eastAsia="黑体"/>
       <w:color w:themeColor="text1" w:val="000000"/>
     </w:rPr>
     <w:tblPr>
@@ -14235,6 +14843,7 @@
     </w:tcPr>
     <w:tblStylePr w:type="firstRow">
       <w:rPr>
+        <w:rFonts w:eastAsia="黑体"/>
         <w:b/>
         <w:bCs/>
       </w:rPr>
@@ -14245,6 +14854,7 @@
     </w:tblStylePr>
     <w:tblStylePr w:type="lastRow">
       <w:rPr>
+        <w:rFonts w:eastAsia="黑体"/>
         <w:b/>
         <w:bCs/>
         <w:color w:themeColor="text1" w:val="000000"/>
@@ -14256,6 +14866,7 @@
     </w:tblStylePr>
     <w:tblStylePr w:type="firstCol">
       <w:rPr>
+        <w:rFonts w:eastAsia="黑体"/>
         <w:color w:themeColor="background1" w:val="FFFFFF"/>
       </w:rPr>
       <w:tblPr/>
@@ -14265,6 +14876,7 @@
     </w:tblStylePr>
     <w:tblStylePr w:type="lastCol">
       <w:rPr>
+        <w:rFonts w:eastAsia="黑体"/>
         <w:color w:themeColor="background1" w:val="FFFFFF"/>
       </w:rPr>
       <w:tblPr/>
@@ -14294,6 +14906,7 @@
       <w:spacing w:after="0" w:line="240" w:lineRule="auto"/>
     </w:pPr>
     <w:rPr>
+      <w:rFonts w:eastAsia="黑体"/>
       <w:color w:themeColor="text1" w:val="000000"/>
     </w:rPr>
     <w:tblPr>
@@ -14315,6 +14928,7 @@
     </w:tcPr>
     <w:tblStylePr w:type="firstRow">
       <w:rPr>
+        <w:rFonts w:eastAsia="黑体"/>
         <w:b/>
         <w:bCs/>
       </w:rPr>
@@ -14325,6 +14939,7 @@
     </w:tblStylePr>
     <w:tblStylePr w:type="lastRow">
       <w:rPr>
+        <w:rFonts w:eastAsia="黑体"/>
         <w:b/>
         <w:bCs/>
         <w:color w:themeColor="text1" w:val="000000"/>
@@ -14336,6 +14951,7 @@
     </w:tblStylePr>
     <w:tblStylePr w:type="firstCol">
       <w:rPr>
+        <w:rFonts w:eastAsia="黑体"/>
         <w:color w:themeColor="background1" w:val="FFFFFF"/>
       </w:rPr>
       <w:tblPr/>
@@ -14345,6 +14961,7 @@
     </w:tblStylePr>
     <w:tblStylePr w:type="lastCol">
       <w:rPr>
+        <w:rFonts w:eastAsia="黑体"/>
         <w:color w:themeColor="background1" w:val="FFFFFF"/>
       </w:rPr>
       <w:tblPr/>
@@ -14377,6 +14994,7 @@
     <w:name w:val="KeywordTok"/>
     <w:basedOn w:val="VerbatimChar"/>
     <w:rPr>
+      <w:rFonts w:eastAsia="黑体"/>
       <w:b/>
       <w:color w:val="007020"/>
     </w:rPr>
@@ -14385,6 +15003,7 @@
     <w:name w:val="DataTypeTok"/>
     <w:basedOn w:val="VerbatimChar"/>
     <w:rPr>
+      <w:rFonts w:eastAsia="黑体"/>
       <w:color w:val="902000"/>
     </w:rPr>
   </w:style>
@@ -14392,6 +15011,7 @@
     <w:name w:val="DecValTok"/>
     <w:basedOn w:val="VerbatimChar"/>
     <w:rPr>
+      <w:rFonts w:eastAsia="黑体"/>
       <w:color w:val="40a070"/>
     </w:rPr>
   </w:style>
@@ -14399,6 +15019,7 @@
     <w:name w:val="BaseNTok"/>
     <w:basedOn w:val="VerbatimChar"/>
     <w:rPr>
+      <w:rFonts w:eastAsia="黑体"/>
       <w:color w:val="40a070"/>
     </w:rPr>
   </w:style>
@@ -14406,6 +15027,7 @@
     <w:name w:val="FloatTok"/>
     <w:basedOn w:val="VerbatimChar"/>
     <w:rPr>
+      <w:rFonts w:eastAsia="黑体"/>
       <w:color w:val="40a070"/>
     </w:rPr>
   </w:style>
@@ -14413,6 +15035,7 @@
     <w:name w:val="ConstantTok"/>
     <w:basedOn w:val="VerbatimChar"/>
     <w:rPr>
+      <w:rFonts w:eastAsia="黑体"/>
       <w:color w:val="880000"/>
     </w:rPr>
   </w:style>
@@ -14420,6 +15043,7 @@
     <w:name w:val="CharTok"/>
     <w:basedOn w:val="VerbatimChar"/>
     <w:rPr>
+      <w:rFonts w:eastAsia="黑体"/>
       <w:color w:val="4070a0"/>
     </w:rPr>
   </w:style>
@@ -14427,6 +15051,7 @@
     <w:name w:val="SpecialCharTok"/>
     <w:basedOn w:val="VerbatimChar"/>
     <w:rPr>
+      <w:rFonts w:eastAsia="黑体"/>
       <w:color w:val="4070a0"/>
     </w:rPr>
   </w:style>
@@ -14434,6 +15059,7 @@
     <w:name w:val="StringTok"/>
     <w:basedOn w:val="VerbatimChar"/>
     <w:rPr>
+      <w:rFonts w:eastAsia="黑体"/>
       <w:color w:val="4070a0"/>
     </w:rPr>
   </w:style>
@@ -14441,6 +15067,7 @@
     <w:name w:val="VerbatimStringTok"/>
     <w:basedOn w:val="VerbatimChar"/>
     <w:rPr>
+      <w:rFonts w:eastAsia="黑体"/>
       <w:color w:val="4070a0"/>
     </w:rPr>
   </w:style>
@@ -14448,6 +15075,7 @@
     <w:name w:val="SpecialStringTok"/>
     <w:basedOn w:val="VerbatimChar"/>
     <w:rPr>
+      <w:rFonts w:eastAsia="黑体"/>
       <w:color w:val="bb6688"/>
     </w:rPr>
   </w:style>
@@ -14455,6 +15083,7 @@
     <w:name w:val="ImportTok"/>
     <w:basedOn w:val="VerbatimChar"/>
     <w:rPr>
+      <w:rFonts w:eastAsia="黑体"/>
       <w:b/>
       <w:color w:val="008000"/>
     </w:rPr>
@@ -14463,6 +15092,7 @@
     <w:name w:val="CommentTok"/>
     <w:basedOn w:val="VerbatimChar"/>
     <w:rPr>
+      <w:rFonts w:eastAsia="黑体"/>
       <w:i/>
       <w:color w:val="60a0b0"/>
     </w:rPr>
@@ -14471,6 +15101,7 @@
     <w:name w:val="DocumentationTok"/>
     <w:basedOn w:val="VerbatimChar"/>
     <w:rPr>
+      <w:rFonts w:eastAsia="黑体"/>
       <w:i/>
       <w:color w:val="ba2121"/>
     </w:rPr>
@@ -14479,6 +15110,7 @@
     <w:name w:val="AnnotationTok"/>
     <w:basedOn w:val="VerbatimChar"/>
     <w:rPr>
+      <w:rFonts w:eastAsia="黑体"/>
       <w:b/>
       <w:i/>
       <w:color w:val="60a0b0"/>
@@ -14488,6 +15120,7 @@
     <w:name w:val="CommentVarTok"/>
     <w:basedOn w:val="VerbatimChar"/>
     <w:rPr>
+      <w:rFonts w:eastAsia="黑体"/>
       <w:b/>
       <w:i/>
       <w:color w:val="60a0b0"/>
@@ -14497,6 +15130,7 @@
     <w:name w:val="OtherTok"/>
     <w:basedOn w:val="VerbatimChar"/>
     <w:rPr>
+      <w:rFonts w:eastAsia="黑体"/>
       <w:color w:val="007020"/>
     </w:rPr>
   </w:style>
@@ -14504,6 +15138,7 @@
     <w:name w:val="FunctionTok"/>
     <w:basedOn w:val="VerbatimChar"/>
     <w:rPr>
+      <w:rFonts w:eastAsia="黑体"/>
       <w:color w:val="06287e"/>
     </w:rPr>
   </w:style>
@@ -14511,6 +15146,7 @@
     <w:name w:val="VariableTok"/>
     <w:basedOn w:val="VerbatimChar"/>
     <w:rPr>
+      <w:rFonts w:eastAsia="黑体"/>
       <w:color w:val="19177c"/>
     </w:rPr>
   </w:style>
@@ -14518,6 +15154,7 @@
     <w:name w:val="ControlFlowTok"/>
     <w:basedOn w:val="VerbatimChar"/>
     <w:rPr>
+      <w:rFonts w:eastAsia="黑体"/>
       <w:b/>
       <w:color w:val="007020"/>
     </w:rPr>
@@ -14526,6 +15163,7 @@
     <w:name w:val="OperatorTok"/>
     <w:basedOn w:val="VerbatimChar"/>
     <w:rPr>
+      <w:rFonts w:eastAsia="黑体"/>
       <w:color w:val="666666"/>
     </w:rPr>
   </w:style>
@@ -14533,18 +15171,22 @@
     <w:name w:val="BuiltInTok"/>
     <w:basedOn w:val="VerbatimChar"/>
     <w:rPr>
+      <w:rFonts w:eastAsia="黑体"/>
       <w:color w:val="008000"/>
     </w:rPr>
   </w:style>
   <w:style w:type="character" w:customStyle="1" w:styleId="ExtensionTok">
     <w:name w:val="ExtensionTok"/>
     <w:basedOn w:val="VerbatimChar"/>
-    <w:rPr/>
+    <w:rPr>
+      <w:rFonts w:eastAsia="黑体"/>
+    </w:rPr>
   </w:style>
   <w:style w:type="character" w:customStyle="1" w:styleId="PreprocessorTok">
     <w:name w:val="PreprocessorTok"/>
     <w:basedOn w:val="VerbatimChar"/>
     <w:rPr>
+      <w:rFonts w:eastAsia="黑体"/>
       <w:color w:val="bc7a00"/>
     </w:rPr>
   </w:style>
@@ -14552,18 +15194,22 @@
     <w:name w:val="AttributeTok"/>
     <w:basedOn w:val="VerbatimChar"/>
     <w:rPr>
+      <w:rFonts w:eastAsia="黑体"/>
       <w:color w:val="7d9029"/>
     </w:rPr>
   </w:style>
   <w:style w:type="character" w:customStyle="1" w:styleId="RegionMarkerTok">
     <w:name w:val="RegionMarkerTok"/>
     <w:basedOn w:val="VerbatimChar"/>
-    <w:rPr/>
+    <w:rPr>
+      <w:rFonts w:eastAsia="黑体"/>
+    </w:rPr>
   </w:style>
   <w:style w:type="character" w:customStyle="1" w:styleId="InformationTok">
     <w:name w:val="InformationTok"/>
     <w:basedOn w:val="VerbatimChar"/>
     <w:rPr>
+      <w:rFonts w:eastAsia="黑体"/>
       <w:b/>
       <w:i/>
       <w:color w:val="60a0b0"/>
@@ -14573,6 +15219,7 @@
     <w:name w:val="WarningTok"/>
     <w:basedOn w:val="VerbatimChar"/>
     <w:rPr>
+      <w:rFonts w:eastAsia="黑体"/>
       <w:b/>
       <w:i/>
       <w:color w:val="60a0b0"/>
@@ -14582,6 +15229,7 @@
     <w:name w:val="AlertTok"/>
     <w:basedOn w:val="VerbatimChar"/>
     <w:rPr>
+      <w:rFonts w:eastAsia="黑体"/>
       <w:b/>
       <w:color w:val="ff0000"/>
     </w:rPr>
@@ -14590,6 +15238,7 @@
     <w:name w:val="ErrorTok"/>
     <w:basedOn w:val="VerbatimChar"/>
     <w:rPr>
+      <w:rFonts w:eastAsia="黑体"/>
       <w:b/>
       <w:color w:val="ff0000"/>
     </w:rPr>
@@ -14597,7 +15246,9 @@
   <w:style w:type="character" w:customStyle="1" w:styleId="NormalTok">
     <w:name w:val="NormalTok"/>
     <w:basedOn w:val="VerbatimChar"/>
-    <w:rPr/>
+    <w:rPr>
+      <w:rFonts w:eastAsia="黑体"/>
+    </w:rPr>
   </w:style>
 </w:styles>
 </file>
@@ -14646,12 +15297,12 @@
     <a:fontScheme name="Office">
       <a:majorFont>
         <a:latin typeface="Calibri"/>
-        <a:ea typeface=""/>
+        <a:ea typeface="黑体"/>
         <a:cs typeface=""/>
         <a:font script="Jpan" typeface="ＭＳ ゴシック"/>
         <a:font script="Hang" typeface="맑은 고딕"/>
-        <a:font script="Hans" typeface="宋体"/>
-        <a:font script="Hant" typeface="新細明體"/>
+        <a:font script="Hans" typeface="黑体"/>
+        <a:font script="Hant" typeface="黑体"/>
         <a:font script="Arab" typeface="Times New Roman"/>
         <a:font script="Hebr" typeface="Times New Roman"/>
         <a:font script="Thai" typeface="Angsana New"/>
@@ -14681,12 +15332,12 @@
       </a:majorFont>
       <a:minorFont>
         <a:latin typeface="Cambria"/>
-        <a:ea typeface=""/>
+        <a:ea typeface="黑体"/>
         <a:cs typeface=""/>
         <a:font script="Jpan" typeface="ＭＳ 明朝"/>
         <a:font script="Hang" typeface="맑은 고딕"/>
-        <a:font script="Hans" typeface="宋体"/>
-        <a:font script="Hant" typeface="新細明體"/>
+        <a:font script="Hans" typeface="黑体"/>
+        <a:font script="Hant" typeface="黑体"/>
         <a:font script="Arab" typeface="Arial"/>
         <a:font script="Hebr" typeface="Arial"/>
         <a:font script="Thai" typeface="Cordia New"/>

--- a/04-滤波电路/03-带通滤波/声表面波SAW滤波电路/声表面波SAW滤波电路.docx
+++ b/04-滤波电路/03-带通滤波/声表面波SAW滤波电路/声表面波SAW滤波电路.docx
@@ -2226,7 +2226,7 @@
           <w:color w:val="555555"/>
           <w:sz w:val="21"/>
         </w:rPr>
-        <w:t>材料收集者：杜文杰，WX手机：19519196569，QQ:3478827729</w:t>
+        <w:t>材料收集者：杜文杰，微信/手机：19519196569，QQ:3478827729</w:t>
       </w:r>
     </w:p>
     <w:sectPr>
